--- a/SeleniumNotes.docx
+++ b/SeleniumNotes.docx
@@ -4,23 +4,7600 @@
   <w:body>
     <w:p>
       <w:pPr>
-        <w:jc w:val="center"/>
-        <w:rPr>
+        <w:spacing w:before="100" w:beforeAutospacing="1" w:after="100" w:afterAutospacing="1" w:line="240" w:lineRule="auto"/>
+        <w:outlineLvl w:val="0"/>
+        <w:rPr>
+          <w:rFonts w:ascii="Times New Roman" w:eastAsia="Times New Roman" w:hAnsi="Times New Roman" w:cs="Times New Roman"/>
           <w:b/>
           <w:bCs/>
-        </w:rPr>
-      </w:pPr>
-      <w:r>
-        <w:rPr>
-          <w:rFonts w:ascii="-webkit-standard" w:hAnsi="-webkit-standard"/>
+          <w:color w:val="000000"/>
+          <w:kern w:val="36"/>
+          <w:sz w:val="48"/>
+          <w:szCs w:val="48"/>
+          <w:lang w:eastAsia="en-GB"/>
+          <w14:ligatures w14:val="none"/>
+        </w:rPr>
+      </w:pPr>
+      <w:r>
+        <w:rPr>
+          <w:rFonts w:ascii="Times New Roman" w:eastAsia="Times New Roman" w:hAnsi="Times New Roman" w:cs="Times New Roman"/>
           <w:b/>
           <w:bCs/>
           <w:color w:val="000000"/>
+          <w:kern w:val="36"/>
+          <w:sz w:val="48"/>
+          <w:szCs w:val="48"/>
+          <w:lang w:eastAsia="en-GB"/>
+          <w14:ligatures w14:val="none"/>
+        </w:rPr>
+        <w:t>Selenium Automation Framework — Environment Setup</w:t>
+      </w:r>
+    </w:p>
+    <w:p>
+      <w:pPr>
+        <w:spacing w:before="100" w:beforeAutospacing="1" w:after="100" w:afterAutospacing="1" w:line="240" w:lineRule="auto"/>
+        <w:rPr>
+          <w:rFonts w:ascii="Times New Roman" w:eastAsia="Times New Roman" w:hAnsi="Times New Roman" w:cs="Times New Roman"/>
+          <w:color w:val="000000"/>
+          <w:kern w:val="0"/>
+          <w:lang w:eastAsia="en-GB"/>
+          <w14:ligatures w14:val="none"/>
+        </w:rPr>
+      </w:pPr>
+      <w:r>
+        <w:rPr>
+          <w:rFonts w:ascii="Times New Roman" w:eastAsia="Times New Roman" w:hAnsi="Times New Roman" w:cs="Times New Roman"/>
+          <w:color w:val="000000"/>
+          <w:kern w:val="0"/>
+          <w:lang w:eastAsia="en-GB"/>
+          <w14:ligatures w14:val="none"/>
+        </w:rPr>
+        <w:t>Before starting Selenium automation development on a new machine, verify that the following tools are installed and working:</w:t>
+      </w:r>
+    </w:p>
+    <w:p>
+      <w:pPr>
+        <w:tabs>
+          <w:tab w:val="left" w:pos="916"/>
+          <w:tab w:val="left" w:pos="1832"/>
+          <w:tab w:val="left" w:pos="2748"/>
+          <w:tab w:val="left" w:pos="3664"/>
+          <w:tab w:val="left" w:pos="4580"/>
+          <w:tab w:val="left" w:pos="5496"/>
+          <w:tab w:val="left" w:pos="6412"/>
+          <w:tab w:val="left" w:pos="7328"/>
+          <w:tab w:val="left" w:pos="8244"/>
+          <w:tab w:val="left" w:pos="9160"/>
+          <w:tab w:val="left" w:pos="10076"/>
+          <w:tab w:val="left" w:pos="10992"/>
+          <w:tab w:val="left" w:pos="11908"/>
+          <w:tab w:val="left" w:pos="12824"/>
+          <w:tab w:val="left" w:pos="13740"/>
+          <w:tab w:val="left" w:pos="14656"/>
+        </w:tabs>
+        <w:spacing w:after="0" w:line="240" w:lineRule="auto"/>
+        <w:rPr>
+          <w:rFonts w:ascii="Courier New" w:eastAsia="Times New Roman" w:hAnsi="Courier New" w:cs="Courier New"/>
+          <w:color w:val="000000"/>
+          <w:kern w:val="0"/>
+          <w:sz w:val="20"/>
+          <w:szCs w:val="20"/>
+          <w:lang w:eastAsia="en-GB"/>
+          <w14:ligatures w14:val="none"/>
+        </w:rPr>
+      </w:pPr>
+      <w:r>
+        <w:rPr>
+          <w:rFonts w:ascii="Courier New" w:eastAsia="Times New Roman" w:hAnsi="Courier New" w:cs="Courier New"/>
+          <w:color w:val="000000"/>
+          <w:kern w:val="0"/>
+          <w:sz w:val="20"/>
+          <w:szCs w:val="20"/>
+          <w:lang w:eastAsia="en-GB"/>
+          <w14:ligatures w14:val="none"/>
+        </w:rPr>
+        <w:t>Java</w:t>
+      </w:r>
+    </w:p>
+    <w:p>
+      <w:pPr>
+        <w:tabs>
+          <w:tab w:val="left" w:pos="916"/>
+          <w:tab w:val="left" w:pos="1832"/>
+          <w:tab w:val="left" w:pos="2748"/>
+          <w:tab w:val="left" w:pos="3664"/>
+          <w:tab w:val="left" w:pos="4580"/>
+          <w:tab w:val="left" w:pos="5496"/>
+          <w:tab w:val="left" w:pos="6412"/>
+          <w:tab w:val="left" w:pos="7328"/>
+          <w:tab w:val="left" w:pos="8244"/>
+          <w:tab w:val="left" w:pos="9160"/>
+          <w:tab w:val="left" w:pos="10076"/>
+          <w:tab w:val="left" w:pos="10992"/>
+          <w:tab w:val="left" w:pos="11908"/>
+          <w:tab w:val="left" w:pos="12824"/>
+          <w:tab w:val="left" w:pos="13740"/>
+          <w:tab w:val="left" w:pos="14656"/>
+        </w:tabs>
+        <w:spacing w:after="0" w:line="240" w:lineRule="auto"/>
+        <w:rPr>
+          <w:rFonts w:ascii="Courier New" w:eastAsia="Times New Roman" w:hAnsi="Courier New" w:cs="Courier New"/>
+          <w:color w:val="000000"/>
+          <w:kern w:val="0"/>
+          <w:sz w:val="20"/>
+          <w:szCs w:val="20"/>
+          <w:lang w:eastAsia="en-GB"/>
+          <w14:ligatures w14:val="none"/>
+        </w:rPr>
+      </w:pPr>
+      <w:r>
+        <w:rPr>
+          <w:rFonts w:ascii="Courier New" w:eastAsia="Times New Roman" w:hAnsi="Courier New" w:cs="Courier New"/>
+          <w:color w:val="000000"/>
+          <w:kern w:val="0"/>
+          <w:sz w:val="20"/>
+          <w:szCs w:val="20"/>
+          <w:lang w:eastAsia="en-GB"/>
+          <w14:ligatures w14:val="none"/>
+        </w:rPr>
+        <w:t xml:space="preserve">  ↓</w:t>
+      </w:r>
+    </w:p>
+    <w:p>
+      <w:pPr>
+        <w:tabs>
+          <w:tab w:val="left" w:pos="916"/>
+          <w:tab w:val="left" w:pos="1832"/>
+          <w:tab w:val="left" w:pos="2748"/>
+          <w:tab w:val="left" w:pos="3664"/>
+          <w:tab w:val="left" w:pos="4580"/>
+          <w:tab w:val="left" w:pos="5496"/>
+          <w:tab w:val="left" w:pos="6412"/>
+          <w:tab w:val="left" w:pos="7328"/>
+          <w:tab w:val="left" w:pos="8244"/>
+          <w:tab w:val="left" w:pos="9160"/>
+          <w:tab w:val="left" w:pos="10076"/>
+          <w:tab w:val="left" w:pos="10992"/>
+          <w:tab w:val="left" w:pos="11908"/>
+          <w:tab w:val="left" w:pos="12824"/>
+          <w:tab w:val="left" w:pos="13740"/>
+          <w:tab w:val="left" w:pos="14656"/>
+        </w:tabs>
+        <w:spacing w:after="0" w:line="240" w:lineRule="auto"/>
+        <w:rPr>
+          <w:rFonts w:ascii="Courier New" w:eastAsia="Times New Roman" w:hAnsi="Courier New" w:cs="Courier New"/>
+          <w:color w:val="000000"/>
+          <w:kern w:val="0"/>
+          <w:sz w:val="20"/>
+          <w:szCs w:val="20"/>
+          <w:lang w:eastAsia="en-GB"/>
+          <w14:ligatures w14:val="none"/>
+        </w:rPr>
+      </w:pPr>
+      <w:r>
+        <w:rPr>
+          <w:rFonts w:ascii="Courier New" w:eastAsia="Times New Roman" w:hAnsi="Courier New" w:cs="Courier New"/>
+          <w:color w:val="000000"/>
+          <w:kern w:val="0"/>
+          <w:sz w:val="20"/>
+          <w:szCs w:val="20"/>
+          <w:lang w:eastAsia="en-GB"/>
+          <w14:ligatures w14:val="none"/>
+        </w:rPr>
+        <w:t>Maven</w:t>
+      </w:r>
+    </w:p>
+    <w:p>
+      <w:pPr>
+        <w:tabs>
+          <w:tab w:val="left" w:pos="916"/>
+          <w:tab w:val="left" w:pos="1832"/>
+          <w:tab w:val="left" w:pos="2748"/>
+          <w:tab w:val="left" w:pos="3664"/>
+          <w:tab w:val="left" w:pos="4580"/>
+          <w:tab w:val="left" w:pos="5496"/>
+          <w:tab w:val="left" w:pos="6412"/>
+          <w:tab w:val="left" w:pos="7328"/>
+          <w:tab w:val="left" w:pos="8244"/>
+          <w:tab w:val="left" w:pos="9160"/>
+          <w:tab w:val="left" w:pos="10076"/>
+          <w:tab w:val="left" w:pos="10992"/>
+          <w:tab w:val="left" w:pos="11908"/>
+          <w:tab w:val="left" w:pos="12824"/>
+          <w:tab w:val="left" w:pos="13740"/>
+          <w:tab w:val="left" w:pos="14656"/>
+        </w:tabs>
+        <w:spacing w:after="0" w:line="240" w:lineRule="auto"/>
+        <w:rPr>
+          <w:rFonts w:ascii="Courier New" w:eastAsia="Times New Roman" w:hAnsi="Courier New" w:cs="Courier New"/>
+          <w:color w:val="000000"/>
+          <w:kern w:val="0"/>
+          <w:sz w:val="20"/>
+          <w:szCs w:val="20"/>
+          <w:lang w:eastAsia="en-GB"/>
+          <w14:ligatures w14:val="none"/>
+        </w:rPr>
+      </w:pPr>
+      <w:r>
+        <w:rPr>
+          <w:rFonts w:ascii="Courier New" w:eastAsia="Times New Roman" w:hAnsi="Courier New" w:cs="Courier New"/>
+          <w:color w:val="000000"/>
+          <w:kern w:val="0"/>
+          <w:sz w:val="20"/>
+          <w:szCs w:val="20"/>
+          <w:lang w:eastAsia="en-GB"/>
+          <w14:ligatures w14:val="none"/>
+        </w:rPr>
+        <w:t xml:space="preserve">  ↓</w:t>
+      </w:r>
+    </w:p>
+    <w:p>
+      <w:pPr>
+        <w:tabs>
+          <w:tab w:val="left" w:pos="916"/>
+          <w:tab w:val="left" w:pos="1832"/>
+          <w:tab w:val="left" w:pos="2748"/>
+          <w:tab w:val="left" w:pos="3664"/>
+          <w:tab w:val="left" w:pos="4580"/>
+          <w:tab w:val="left" w:pos="5496"/>
+          <w:tab w:val="left" w:pos="6412"/>
+          <w:tab w:val="left" w:pos="7328"/>
+          <w:tab w:val="left" w:pos="8244"/>
+          <w:tab w:val="left" w:pos="9160"/>
+          <w:tab w:val="left" w:pos="10076"/>
+          <w:tab w:val="left" w:pos="10992"/>
+          <w:tab w:val="left" w:pos="11908"/>
+          <w:tab w:val="left" w:pos="12824"/>
+          <w:tab w:val="left" w:pos="13740"/>
+          <w:tab w:val="left" w:pos="14656"/>
+        </w:tabs>
+        <w:spacing w:after="0" w:line="240" w:lineRule="auto"/>
+        <w:rPr>
+          <w:rFonts w:ascii="Courier New" w:eastAsia="Times New Roman" w:hAnsi="Courier New" w:cs="Courier New"/>
+          <w:color w:val="000000"/>
+          <w:kern w:val="0"/>
+          <w:sz w:val="20"/>
+          <w:szCs w:val="20"/>
+          <w:lang w:eastAsia="en-GB"/>
+          <w14:ligatures w14:val="none"/>
+        </w:rPr>
+      </w:pPr>
+      <w:r>
+        <w:rPr>
+          <w:rFonts w:ascii="Courier New" w:eastAsia="Times New Roman" w:hAnsi="Courier New" w:cs="Courier New"/>
+          <w:color w:val="000000"/>
+          <w:kern w:val="0"/>
+          <w:sz w:val="20"/>
+          <w:szCs w:val="20"/>
+          <w:lang w:eastAsia="en-GB"/>
+          <w14:ligatures w14:val="none"/>
+        </w:rPr>
+        <w:t>Eclipse</w:t>
+      </w:r>
+    </w:p>
+    <w:p>
+      <w:pPr>
+        <w:tabs>
+          <w:tab w:val="left" w:pos="916"/>
+          <w:tab w:val="left" w:pos="1832"/>
+          <w:tab w:val="left" w:pos="2748"/>
+          <w:tab w:val="left" w:pos="3664"/>
+          <w:tab w:val="left" w:pos="4580"/>
+          <w:tab w:val="left" w:pos="5496"/>
+          <w:tab w:val="left" w:pos="6412"/>
+          <w:tab w:val="left" w:pos="7328"/>
+          <w:tab w:val="left" w:pos="8244"/>
+          <w:tab w:val="left" w:pos="9160"/>
+          <w:tab w:val="left" w:pos="10076"/>
+          <w:tab w:val="left" w:pos="10992"/>
+          <w:tab w:val="left" w:pos="11908"/>
+          <w:tab w:val="left" w:pos="12824"/>
+          <w:tab w:val="left" w:pos="13740"/>
+          <w:tab w:val="left" w:pos="14656"/>
+        </w:tabs>
+        <w:spacing w:after="0" w:line="240" w:lineRule="auto"/>
+        <w:rPr>
+          <w:rFonts w:ascii="Courier New" w:eastAsia="Times New Roman" w:hAnsi="Courier New" w:cs="Courier New"/>
+          <w:color w:val="000000"/>
+          <w:kern w:val="0"/>
+          <w:sz w:val="20"/>
+          <w:szCs w:val="20"/>
+          <w:lang w:eastAsia="en-GB"/>
+          <w14:ligatures w14:val="none"/>
+        </w:rPr>
+      </w:pPr>
+      <w:r>
+        <w:rPr>
+          <w:rFonts w:ascii="Courier New" w:eastAsia="Times New Roman" w:hAnsi="Courier New" w:cs="Courier New"/>
+          <w:color w:val="000000"/>
+          <w:kern w:val="0"/>
+          <w:sz w:val="20"/>
+          <w:szCs w:val="20"/>
+          <w:lang w:eastAsia="en-GB"/>
+          <w14:ligatures w14:val="none"/>
+        </w:rPr>
+        <w:t xml:space="preserve">  ↓</w:t>
+      </w:r>
+    </w:p>
+    <w:p>
+      <w:pPr>
+        <w:tabs>
+          <w:tab w:val="left" w:pos="916"/>
+          <w:tab w:val="left" w:pos="1832"/>
+          <w:tab w:val="left" w:pos="2748"/>
+          <w:tab w:val="left" w:pos="3664"/>
+          <w:tab w:val="left" w:pos="4580"/>
+          <w:tab w:val="left" w:pos="5496"/>
+          <w:tab w:val="left" w:pos="6412"/>
+          <w:tab w:val="left" w:pos="7328"/>
+          <w:tab w:val="left" w:pos="8244"/>
+          <w:tab w:val="left" w:pos="9160"/>
+          <w:tab w:val="left" w:pos="10076"/>
+          <w:tab w:val="left" w:pos="10992"/>
+          <w:tab w:val="left" w:pos="11908"/>
+          <w:tab w:val="left" w:pos="12824"/>
+          <w:tab w:val="left" w:pos="13740"/>
+          <w:tab w:val="left" w:pos="14656"/>
+        </w:tabs>
+        <w:spacing w:after="0" w:line="240" w:lineRule="auto"/>
+        <w:rPr>
+          <w:rFonts w:ascii="Courier New" w:eastAsia="Times New Roman" w:hAnsi="Courier New" w:cs="Courier New"/>
+          <w:color w:val="000000"/>
+          <w:kern w:val="0"/>
+          <w:sz w:val="20"/>
+          <w:szCs w:val="20"/>
+          <w:lang w:eastAsia="en-GB"/>
+          <w14:ligatures w14:val="none"/>
+        </w:rPr>
+      </w:pPr>
+      <w:r>
+        <w:rPr>
+          <w:rFonts w:ascii="Courier New" w:eastAsia="Times New Roman" w:hAnsi="Courier New" w:cs="Courier New"/>
+          <w:color w:val="000000"/>
+          <w:kern w:val="0"/>
+          <w:sz w:val="20"/>
+          <w:szCs w:val="20"/>
+          <w:lang w:eastAsia="en-GB"/>
+          <w14:ligatures w14:val="none"/>
+        </w:rPr>
+        <w:t>Git</w:t>
+      </w:r>
+    </w:p>
+    <w:p>
+      <w:pPr>
+        <w:tabs>
+          <w:tab w:val="left" w:pos="916"/>
+          <w:tab w:val="left" w:pos="1832"/>
+          <w:tab w:val="left" w:pos="2748"/>
+          <w:tab w:val="left" w:pos="3664"/>
+          <w:tab w:val="left" w:pos="4580"/>
+          <w:tab w:val="left" w:pos="5496"/>
+          <w:tab w:val="left" w:pos="6412"/>
+          <w:tab w:val="left" w:pos="7328"/>
+          <w:tab w:val="left" w:pos="8244"/>
+          <w:tab w:val="left" w:pos="9160"/>
+          <w:tab w:val="left" w:pos="10076"/>
+          <w:tab w:val="left" w:pos="10992"/>
+          <w:tab w:val="left" w:pos="11908"/>
+          <w:tab w:val="left" w:pos="12824"/>
+          <w:tab w:val="left" w:pos="13740"/>
+          <w:tab w:val="left" w:pos="14656"/>
+        </w:tabs>
+        <w:spacing w:after="0" w:line="240" w:lineRule="auto"/>
+        <w:rPr>
+          <w:rFonts w:ascii="Courier New" w:eastAsia="Times New Roman" w:hAnsi="Courier New" w:cs="Courier New"/>
+          <w:color w:val="000000"/>
+          <w:kern w:val="0"/>
+          <w:sz w:val="20"/>
+          <w:szCs w:val="20"/>
+          <w:lang w:eastAsia="en-GB"/>
+          <w14:ligatures w14:val="none"/>
+        </w:rPr>
+      </w:pPr>
+      <w:r>
+        <w:rPr>
+          <w:rFonts w:ascii="Courier New" w:eastAsia="Times New Roman" w:hAnsi="Courier New" w:cs="Courier New"/>
+          <w:color w:val="000000"/>
+          <w:kern w:val="0"/>
+          <w:sz w:val="20"/>
+          <w:szCs w:val="20"/>
+          <w:lang w:eastAsia="en-GB"/>
+          <w14:ligatures w14:val="none"/>
+        </w:rPr>
+        <w:t xml:space="preserve">  ↓</w:t>
+      </w:r>
+    </w:p>
+    <w:p>
+      <w:pPr>
+        <w:tabs>
+          <w:tab w:val="left" w:pos="916"/>
+          <w:tab w:val="left" w:pos="1832"/>
+          <w:tab w:val="left" w:pos="2748"/>
+          <w:tab w:val="left" w:pos="3664"/>
+          <w:tab w:val="left" w:pos="4580"/>
+          <w:tab w:val="left" w:pos="5496"/>
+          <w:tab w:val="left" w:pos="6412"/>
+          <w:tab w:val="left" w:pos="7328"/>
+          <w:tab w:val="left" w:pos="8244"/>
+          <w:tab w:val="left" w:pos="9160"/>
+          <w:tab w:val="left" w:pos="10076"/>
+          <w:tab w:val="left" w:pos="10992"/>
+          <w:tab w:val="left" w:pos="11908"/>
+          <w:tab w:val="left" w:pos="12824"/>
+          <w:tab w:val="left" w:pos="13740"/>
+          <w:tab w:val="left" w:pos="14656"/>
+        </w:tabs>
+        <w:spacing w:after="0" w:line="240" w:lineRule="auto"/>
+        <w:rPr>
+          <w:rFonts w:ascii="Courier New" w:eastAsia="Times New Roman" w:hAnsi="Courier New" w:cs="Courier New"/>
+          <w:color w:val="000000"/>
+          <w:kern w:val="0"/>
+          <w:sz w:val="20"/>
+          <w:szCs w:val="20"/>
+          <w:lang w:eastAsia="en-GB"/>
+          <w14:ligatures w14:val="none"/>
+        </w:rPr>
+      </w:pPr>
+      <w:r>
+        <w:rPr>
+          <w:rFonts w:ascii="Courier New" w:eastAsia="Times New Roman" w:hAnsi="Courier New" w:cs="Courier New"/>
+          <w:color w:val="000000"/>
+          <w:kern w:val="0"/>
+          <w:sz w:val="20"/>
+          <w:szCs w:val="20"/>
+          <w:lang w:eastAsia="en-GB"/>
+          <w14:ligatures w14:val="none"/>
+        </w:rPr>
+        <w:t>GitHub</w:t>
+      </w:r>
+    </w:p>
+    <w:p>
+      <w:pPr>
+        <w:spacing w:after="0" w:line="240" w:lineRule="auto"/>
+        <w:rPr>
+          <w:rFonts w:ascii="Times New Roman" w:eastAsia="Times New Roman" w:hAnsi="Times New Roman" w:cs="Times New Roman"/>
+          <w:kern w:val="0"/>
+          <w:lang w:eastAsia="en-GB"/>
+          <w14:ligatures w14:val="none"/>
+        </w:rPr>
+      </w:pPr>
+      <w:r>
+        <w:rPr>
+          <w:rFonts w:ascii="Times New Roman" w:eastAsia="Times New Roman" w:hAnsi="Times New Roman" w:cs="Times New Roman"/>
+          <w:noProof/>
+          <w:kern w:val="0"/>
+          <w:lang w:eastAsia="en-GB"/>
+        </w:rPr>
+        <w:pict w14:anchorId="38810F54">
+          <v:rect id="_x0000_i1030" alt="" style="width:451.3pt;height:.05pt;mso-width-percent:0;mso-height-percent:0;mso-width-percent:0;mso-height-percent:0" o:hralign="center" o:hrstd="t" o:hr="t" fillcolor="#a0a0a0" stroked="f"/>
+        </w:pict>
+      </w:r>
+    </w:p>
+    <w:p>
+      <w:pPr>
+        <w:spacing w:before="100" w:beforeAutospacing="1" w:after="100" w:afterAutospacing="1" w:line="240" w:lineRule="auto"/>
+        <w:outlineLvl w:val="1"/>
+        <w:rPr>
+          <w:rFonts w:ascii="Times New Roman" w:eastAsia="Times New Roman" w:hAnsi="Times New Roman" w:cs="Times New Roman"/>
+          <w:b/>
+          <w:bCs/>
+          <w:color w:val="000000"/>
+          <w:kern w:val="0"/>
+          <w:sz w:val="36"/>
+          <w:szCs w:val="36"/>
+          <w:lang w:eastAsia="en-GB"/>
+          <w14:ligatures w14:val="none"/>
+        </w:rPr>
+      </w:pPr>
+      <w:r>
+        <w:rPr>
+          <w:rFonts w:ascii="Times New Roman" w:eastAsia="Times New Roman" w:hAnsi="Times New Roman" w:cs="Times New Roman"/>
+          <w:b/>
+          <w:bCs/>
+          <w:color w:val="000000"/>
+          <w:kern w:val="0"/>
+          <w:sz w:val="36"/>
+          <w:szCs w:val="36"/>
+          <w:lang w:eastAsia="en-GB"/>
+          <w14:ligatures w14:val="none"/>
+        </w:rPr>
+        <w:t>1. Java</w:t>
+      </w:r>
+    </w:p>
+    <w:p>
+      <w:pPr>
+        <w:spacing w:before="100" w:beforeAutospacing="1" w:after="100" w:afterAutospacing="1" w:line="240" w:lineRule="auto"/>
+        <w:outlineLvl w:val="2"/>
+        <w:rPr>
+          <w:rFonts w:ascii="Times New Roman" w:eastAsia="Times New Roman" w:hAnsi="Times New Roman" w:cs="Times New Roman"/>
+          <w:b/>
+          <w:bCs/>
+          <w:color w:val="000000"/>
+          <w:kern w:val="0"/>
           <w:sz w:val="27"/>
           <w:szCs w:val="27"/>
-        </w:rPr>
-        <w:t>Selenium Automation Framework — Environment Setup</w:t>
-      </w:r>
+          <w:lang w:eastAsia="en-GB"/>
+          <w14:ligatures w14:val="none"/>
+        </w:rPr>
+      </w:pPr>
+      <w:r>
+        <w:rPr>
+          <w:rFonts w:ascii="Times New Roman" w:eastAsia="Times New Roman" w:hAnsi="Times New Roman" w:cs="Times New Roman"/>
+          <w:b/>
+          <w:bCs/>
+          <w:color w:val="000000"/>
+          <w:kern w:val="0"/>
+          <w:sz w:val="27"/>
+          <w:szCs w:val="27"/>
+          <w:lang w:eastAsia="en-GB"/>
+          <w14:ligatures w14:val="none"/>
+        </w:rPr>
+        <w:t>Why do we need Java?</w:t>
+      </w:r>
+    </w:p>
+    <w:p>
+      <w:pPr>
+        <w:spacing w:before="100" w:beforeAutospacing="1" w:after="100" w:afterAutospacing="1" w:line="240" w:lineRule="auto"/>
+        <w:rPr>
+          <w:rFonts w:ascii="Times New Roman" w:eastAsia="Times New Roman" w:hAnsi="Times New Roman" w:cs="Times New Roman"/>
+          <w:color w:val="000000"/>
+          <w:kern w:val="0"/>
+          <w:lang w:eastAsia="en-GB"/>
+          <w14:ligatures w14:val="none"/>
+        </w:rPr>
+      </w:pPr>
+      <w:r>
+        <w:rPr>
+          <w:rFonts w:ascii="Times New Roman" w:eastAsia="Times New Roman" w:hAnsi="Times New Roman" w:cs="Times New Roman"/>
+          <w:color w:val="000000"/>
+          <w:kern w:val="0"/>
+          <w:lang w:eastAsia="en-GB"/>
+          <w14:ligatures w14:val="none"/>
+        </w:rPr>
+        <w:t>Our Selenium automation framework will be developed using </w:t>
+      </w:r>
+      <w:r>
+        <w:rPr>
+          <w:rFonts w:ascii="Times New Roman" w:eastAsia="Times New Roman" w:hAnsi="Times New Roman" w:cs="Times New Roman"/>
+          <w:b/>
+          <w:bCs/>
+          <w:color w:val="000000"/>
+          <w:kern w:val="0"/>
+          <w:lang w:eastAsia="en-GB"/>
+          <w14:ligatures w14:val="none"/>
+        </w:rPr>
+        <w:t>Java</w:t>
+      </w:r>
+      <w:r>
+        <w:rPr>
+          <w:rFonts w:ascii="Times New Roman" w:eastAsia="Times New Roman" w:hAnsi="Times New Roman" w:cs="Times New Roman"/>
+          <w:color w:val="000000"/>
+          <w:kern w:val="0"/>
+          <w:lang w:eastAsia="en-GB"/>
+          <w14:ligatures w14:val="none"/>
+        </w:rPr>
+        <w:t>.</w:t>
+      </w:r>
+    </w:p>
+    <w:p>
+      <w:pPr>
+        <w:spacing w:before="100" w:beforeAutospacing="1" w:after="100" w:afterAutospacing="1" w:line="240" w:lineRule="auto"/>
+        <w:rPr>
+          <w:rFonts w:ascii="Times New Roman" w:eastAsia="Times New Roman" w:hAnsi="Times New Roman" w:cs="Times New Roman"/>
+          <w:color w:val="000000"/>
+          <w:kern w:val="0"/>
+          <w:lang w:eastAsia="en-GB"/>
+          <w14:ligatures w14:val="none"/>
+        </w:rPr>
+      </w:pPr>
+      <w:r>
+        <w:rPr>
+          <w:rFonts w:ascii="Times New Roman" w:eastAsia="Times New Roman" w:hAnsi="Times New Roman" w:cs="Times New Roman"/>
+          <w:color w:val="000000"/>
+          <w:kern w:val="0"/>
+          <w:lang w:eastAsia="en-GB"/>
+          <w14:ligatures w14:val="none"/>
+        </w:rPr>
+        <w:t>Java is therefore the programming language in which we will write:</w:t>
+      </w:r>
+    </w:p>
+    <w:p>
+      <w:pPr>
+        <w:numPr>
+          <w:ilvl w:val="0"/>
+          <w:numId w:val="1"/>
+        </w:numPr>
+        <w:spacing w:before="100" w:beforeAutospacing="1" w:after="100" w:afterAutospacing="1" w:line="240" w:lineRule="auto"/>
+        <w:rPr>
+          <w:rFonts w:ascii="Times New Roman" w:eastAsia="Times New Roman" w:hAnsi="Times New Roman" w:cs="Times New Roman"/>
+          <w:color w:val="000000"/>
+          <w:kern w:val="0"/>
+          <w:lang w:eastAsia="en-GB"/>
+          <w14:ligatures w14:val="none"/>
+        </w:rPr>
+      </w:pPr>
+      <w:r>
+        <w:rPr>
+          <w:rFonts w:ascii="Times New Roman" w:eastAsia="Times New Roman" w:hAnsi="Times New Roman" w:cs="Times New Roman"/>
+          <w:color w:val="000000"/>
+          <w:kern w:val="0"/>
+          <w:lang w:eastAsia="en-GB"/>
+          <w14:ligatures w14:val="none"/>
+        </w:rPr>
+        <w:t>Selenium automation code</w:t>
+      </w:r>
+    </w:p>
+    <w:p>
+      <w:pPr>
+        <w:numPr>
+          <w:ilvl w:val="0"/>
+          <w:numId w:val="1"/>
+        </w:numPr>
+        <w:spacing w:before="100" w:beforeAutospacing="1" w:after="100" w:afterAutospacing="1" w:line="240" w:lineRule="auto"/>
+        <w:rPr>
+          <w:rFonts w:ascii="Times New Roman" w:eastAsia="Times New Roman" w:hAnsi="Times New Roman" w:cs="Times New Roman"/>
+          <w:color w:val="000000"/>
+          <w:kern w:val="0"/>
+          <w:lang w:eastAsia="en-GB"/>
+          <w14:ligatures w14:val="none"/>
+        </w:rPr>
+      </w:pPr>
+      <w:r>
+        <w:rPr>
+          <w:rFonts w:ascii="Times New Roman" w:eastAsia="Times New Roman" w:hAnsi="Times New Roman" w:cs="Times New Roman"/>
+          <w:color w:val="000000"/>
+          <w:kern w:val="0"/>
+          <w:lang w:eastAsia="en-GB"/>
+          <w14:ligatures w14:val="none"/>
+        </w:rPr>
+        <w:t>Page Objects</w:t>
+      </w:r>
+    </w:p>
+    <w:p>
+      <w:pPr>
+        <w:numPr>
+          <w:ilvl w:val="0"/>
+          <w:numId w:val="1"/>
+        </w:numPr>
+        <w:spacing w:before="100" w:beforeAutospacing="1" w:after="100" w:afterAutospacing="1" w:line="240" w:lineRule="auto"/>
+        <w:rPr>
+          <w:rFonts w:ascii="Times New Roman" w:eastAsia="Times New Roman" w:hAnsi="Times New Roman" w:cs="Times New Roman"/>
+          <w:color w:val="000000"/>
+          <w:kern w:val="0"/>
+          <w:lang w:eastAsia="en-GB"/>
+          <w14:ligatures w14:val="none"/>
+        </w:rPr>
+      </w:pPr>
+      <w:r>
+        <w:rPr>
+          <w:rFonts w:ascii="Times New Roman" w:eastAsia="Times New Roman" w:hAnsi="Times New Roman" w:cs="Times New Roman"/>
+          <w:color w:val="000000"/>
+          <w:kern w:val="0"/>
+          <w:lang w:eastAsia="en-GB"/>
+          <w14:ligatures w14:val="none"/>
+        </w:rPr>
+        <w:t>TestNG tests</w:t>
+      </w:r>
+    </w:p>
+    <w:p>
+      <w:pPr>
+        <w:numPr>
+          <w:ilvl w:val="0"/>
+          <w:numId w:val="1"/>
+        </w:numPr>
+        <w:spacing w:before="100" w:beforeAutospacing="1" w:after="100" w:afterAutospacing="1" w:line="240" w:lineRule="auto"/>
+        <w:rPr>
+          <w:rFonts w:ascii="Times New Roman" w:eastAsia="Times New Roman" w:hAnsi="Times New Roman" w:cs="Times New Roman"/>
+          <w:color w:val="000000"/>
+          <w:kern w:val="0"/>
+          <w:lang w:eastAsia="en-GB"/>
+          <w14:ligatures w14:val="none"/>
+        </w:rPr>
+      </w:pPr>
+      <w:r>
+        <w:rPr>
+          <w:rFonts w:ascii="Times New Roman" w:eastAsia="Times New Roman" w:hAnsi="Times New Roman" w:cs="Times New Roman"/>
+          <w:color w:val="000000"/>
+          <w:kern w:val="0"/>
+          <w:lang w:eastAsia="en-GB"/>
+          <w14:ligatures w14:val="none"/>
+        </w:rPr>
+        <w:t>Utilities</w:t>
+      </w:r>
+    </w:p>
+    <w:p>
+      <w:pPr>
+        <w:numPr>
+          <w:ilvl w:val="0"/>
+          <w:numId w:val="1"/>
+        </w:numPr>
+        <w:spacing w:before="100" w:beforeAutospacing="1" w:after="100" w:afterAutospacing="1" w:line="240" w:lineRule="auto"/>
+        <w:rPr>
+          <w:rFonts w:ascii="Times New Roman" w:eastAsia="Times New Roman" w:hAnsi="Times New Roman" w:cs="Times New Roman"/>
+          <w:color w:val="000000"/>
+          <w:kern w:val="0"/>
+          <w:lang w:eastAsia="en-GB"/>
+          <w14:ligatures w14:val="none"/>
+        </w:rPr>
+      </w:pPr>
+      <w:r>
+        <w:rPr>
+          <w:rFonts w:ascii="Times New Roman" w:eastAsia="Times New Roman" w:hAnsi="Times New Roman" w:cs="Times New Roman"/>
+          <w:color w:val="000000"/>
+          <w:kern w:val="0"/>
+          <w:lang w:eastAsia="en-GB"/>
+          <w14:ligatures w14:val="none"/>
+        </w:rPr>
+        <w:t>Framework classes</w:t>
+      </w:r>
+    </w:p>
+    <w:p>
+      <w:pPr>
+        <w:numPr>
+          <w:ilvl w:val="0"/>
+          <w:numId w:val="1"/>
+        </w:numPr>
+        <w:spacing w:before="100" w:beforeAutospacing="1" w:after="100" w:afterAutospacing="1" w:line="240" w:lineRule="auto"/>
+        <w:rPr>
+          <w:rFonts w:ascii="Times New Roman" w:eastAsia="Times New Roman" w:hAnsi="Times New Roman" w:cs="Times New Roman"/>
+          <w:color w:val="000000"/>
+          <w:kern w:val="0"/>
+          <w:lang w:eastAsia="en-GB"/>
+          <w14:ligatures w14:val="none"/>
+        </w:rPr>
+      </w:pPr>
+      <w:r>
+        <w:rPr>
+          <w:rFonts w:ascii="Times New Roman" w:eastAsia="Times New Roman" w:hAnsi="Times New Roman" w:cs="Times New Roman"/>
+          <w:color w:val="000000"/>
+          <w:kern w:val="0"/>
+          <w:lang w:eastAsia="en-GB"/>
+          <w14:ligatures w14:val="none"/>
+        </w:rPr>
+        <w:t>Configuration handling</w:t>
+      </w:r>
+    </w:p>
+    <w:p>
+      <w:pPr>
+        <w:spacing w:before="100" w:beforeAutospacing="1" w:after="100" w:afterAutospacing="1" w:line="240" w:lineRule="auto"/>
+        <w:rPr>
+          <w:rFonts w:ascii="Times New Roman" w:eastAsia="Times New Roman" w:hAnsi="Times New Roman" w:cs="Times New Roman"/>
+          <w:color w:val="000000"/>
+          <w:kern w:val="0"/>
+          <w:lang w:eastAsia="en-GB"/>
+          <w14:ligatures w14:val="none"/>
+        </w:rPr>
+      </w:pPr>
+      <w:r>
+        <w:rPr>
+          <w:rFonts w:ascii="Times New Roman" w:eastAsia="Times New Roman" w:hAnsi="Times New Roman" w:cs="Times New Roman"/>
+          <w:color w:val="000000"/>
+          <w:kern w:val="0"/>
+          <w:lang w:eastAsia="en-GB"/>
+          <w14:ligatures w14:val="none"/>
+        </w:rPr>
+        <w:t>The Selenium Java project requires a working Java/JDK environment.</w:t>
+      </w:r>
+    </w:p>
+    <w:p>
+      <w:pPr>
+        <w:spacing w:before="100" w:beforeAutospacing="1" w:after="100" w:afterAutospacing="1" w:line="240" w:lineRule="auto"/>
+        <w:outlineLvl w:val="2"/>
+        <w:rPr>
+          <w:rFonts w:ascii="Times New Roman" w:eastAsia="Times New Roman" w:hAnsi="Times New Roman" w:cs="Times New Roman"/>
+          <w:b/>
+          <w:bCs/>
+          <w:color w:val="000000"/>
+          <w:kern w:val="0"/>
+          <w:sz w:val="27"/>
+          <w:szCs w:val="27"/>
+          <w:lang w:eastAsia="en-GB"/>
+          <w14:ligatures w14:val="none"/>
+        </w:rPr>
+      </w:pPr>
+      <w:r>
+        <w:rPr>
+          <w:rFonts w:ascii="Times New Roman" w:eastAsia="Times New Roman" w:hAnsi="Times New Roman" w:cs="Times New Roman"/>
+          <w:b/>
+          <w:bCs/>
+          <w:color w:val="000000"/>
+          <w:kern w:val="0"/>
+          <w:sz w:val="27"/>
+          <w:szCs w:val="27"/>
+          <w:lang w:eastAsia="en-GB"/>
+          <w14:ligatures w14:val="none"/>
+        </w:rPr>
+        <w:t>Step 1 — Check whether Java is installed</w:t>
+      </w:r>
+    </w:p>
+    <w:p>
+      <w:pPr>
+        <w:spacing w:before="100" w:beforeAutospacing="1" w:after="100" w:afterAutospacing="1" w:line="240" w:lineRule="auto"/>
+        <w:rPr>
+          <w:rFonts w:ascii="Times New Roman" w:eastAsia="Times New Roman" w:hAnsi="Times New Roman" w:cs="Times New Roman"/>
+          <w:color w:val="000000"/>
+          <w:kern w:val="0"/>
+          <w:lang w:eastAsia="en-GB"/>
+          <w14:ligatures w14:val="none"/>
+        </w:rPr>
+      </w:pPr>
+      <w:r>
+        <w:rPr>
+          <w:rFonts w:ascii="Times New Roman" w:eastAsia="Times New Roman" w:hAnsi="Times New Roman" w:cs="Times New Roman"/>
+          <w:color w:val="000000"/>
+          <w:kern w:val="0"/>
+          <w:lang w:eastAsia="en-GB"/>
+          <w14:ligatures w14:val="none"/>
+        </w:rPr>
+        <w:t>Open Terminal and run:</w:t>
+      </w:r>
+    </w:p>
+    <w:p>
+      <w:pPr>
+        <w:tabs>
+          <w:tab w:val="left" w:pos="916"/>
+          <w:tab w:val="left" w:pos="1832"/>
+          <w:tab w:val="left" w:pos="2748"/>
+          <w:tab w:val="left" w:pos="3664"/>
+          <w:tab w:val="left" w:pos="4580"/>
+          <w:tab w:val="left" w:pos="5496"/>
+          <w:tab w:val="left" w:pos="6412"/>
+          <w:tab w:val="left" w:pos="7328"/>
+          <w:tab w:val="left" w:pos="8244"/>
+          <w:tab w:val="left" w:pos="9160"/>
+          <w:tab w:val="left" w:pos="10076"/>
+          <w:tab w:val="left" w:pos="10992"/>
+          <w:tab w:val="left" w:pos="11908"/>
+          <w:tab w:val="left" w:pos="12824"/>
+          <w:tab w:val="left" w:pos="13740"/>
+          <w:tab w:val="left" w:pos="14656"/>
+        </w:tabs>
+        <w:spacing w:after="0" w:line="240" w:lineRule="auto"/>
+        <w:rPr>
+          <w:rFonts w:ascii="Courier New" w:eastAsia="Times New Roman" w:hAnsi="Courier New" w:cs="Courier New"/>
+          <w:color w:val="000000"/>
+          <w:kern w:val="0"/>
+          <w:sz w:val="20"/>
+          <w:szCs w:val="20"/>
+          <w:lang w:eastAsia="en-GB"/>
+          <w14:ligatures w14:val="none"/>
+        </w:rPr>
+      </w:pPr>
+      <w:r>
+        <w:rPr>
+          <w:rFonts w:ascii="Courier New" w:eastAsia="Times New Roman" w:hAnsi="Courier New" w:cs="Courier New"/>
+          <w:color w:val="000000"/>
+          <w:kern w:val="0"/>
+          <w:sz w:val="20"/>
+          <w:szCs w:val="20"/>
+          <w:lang w:eastAsia="en-GB"/>
+          <w14:ligatures w14:val="none"/>
+        </w:rPr>
+        <w:t>java -version</w:t>
+      </w:r>
+    </w:p>
+    <w:p>
+      <w:pPr>
+        <w:spacing w:before="100" w:beforeAutospacing="1" w:after="100" w:afterAutospacing="1" w:line="240" w:lineRule="auto"/>
+        <w:rPr>
+          <w:rFonts w:ascii="Times New Roman" w:eastAsia="Times New Roman" w:hAnsi="Times New Roman" w:cs="Times New Roman"/>
+          <w:color w:val="000000"/>
+          <w:kern w:val="0"/>
+          <w:lang w:eastAsia="en-GB"/>
+          <w14:ligatures w14:val="none"/>
+        </w:rPr>
+      </w:pPr>
+      <w:r>
+        <w:rPr>
+          <w:rFonts w:ascii="Times New Roman" w:eastAsia="Times New Roman" w:hAnsi="Times New Roman" w:cs="Times New Roman"/>
+          <w:color w:val="000000"/>
+          <w:kern w:val="0"/>
+          <w:lang w:eastAsia="en-GB"/>
+          <w14:ligatures w14:val="none"/>
+        </w:rPr>
+        <w:t>Also check the Java compiler:</w:t>
+      </w:r>
+    </w:p>
+    <w:p>
+      <w:pPr>
+        <w:tabs>
+          <w:tab w:val="left" w:pos="916"/>
+          <w:tab w:val="left" w:pos="1832"/>
+          <w:tab w:val="left" w:pos="2748"/>
+          <w:tab w:val="left" w:pos="3664"/>
+          <w:tab w:val="left" w:pos="4580"/>
+          <w:tab w:val="left" w:pos="5496"/>
+          <w:tab w:val="left" w:pos="6412"/>
+          <w:tab w:val="left" w:pos="7328"/>
+          <w:tab w:val="left" w:pos="8244"/>
+          <w:tab w:val="left" w:pos="9160"/>
+          <w:tab w:val="left" w:pos="10076"/>
+          <w:tab w:val="left" w:pos="10992"/>
+          <w:tab w:val="left" w:pos="11908"/>
+          <w:tab w:val="left" w:pos="12824"/>
+          <w:tab w:val="left" w:pos="13740"/>
+          <w:tab w:val="left" w:pos="14656"/>
+        </w:tabs>
+        <w:spacing w:after="0" w:line="240" w:lineRule="auto"/>
+        <w:rPr>
+          <w:rFonts w:ascii="Courier New" w:eastAsia="Times New Roman" w:hAnsi="Courier New" w:cs="Courier New"/>
+          <w:color w:val="000000"/>
+          <w:kern w:val="0"/>
+          <w:sz w:val="20"/>
+          <w:szCs w:val="20"/>
+          <w:lang w:eastAsia="en-GB"/>
+          <w14:ligatures w14:val="none"/>
+        </w:rPr>
+      </w:pPr>
+      <w:r>
+        <w:rPr>
+          <w:rFonts w:ascii="Courier New" w:eastAsia="Times New Roman" w:hAnsi="Courier New" w:cs="Courier New"/>
+          <w:color w:val="000000"/>
+          <w:kern w:val="0"/>
+          <w:sz w:val="20"/>
+          <w:szCs w:val="20"/>
+          <w:lang w:eastAsia="en-GB"/>
+          <w14:ligatures w14:val="none"/>
+        </w:rPr>
+        <w:t>javac -version</w:t>
+      </w:r>
+    </w:p>
+    <w:p>
+      <w:pPr>
+        <w:spacing w:before="100" w:beforeAutospacing="1" w:after="100" w:afterAutospacing="1" w:line="240" w:lineRule="auto"/>
+        <w:rPr>
+          <w:rFonts w:ascii="Times New Roman" w:eastAsia="Times New Roman" w:hAnsi="Times New Roman" w:cs="Times New Roman"/>
+          <w:color w:val="000000"/>
+          <w:kern w:val="0"/>
+          <w:lang w:eastAsia="en-GB"/>
+          <w14:ligatures w14:val="none"/>
+        </w:rPr>
+      </w:pPr>
+      <w:r>
+        <w:rPr>
+          <w:rFonts w:ascii="Times New Roman" w:eastAsia="Times New Roman" w:hAnsi="Times New Roman" w:cs="Times New Roman"/>
+          <w:color w:val="000000"/>
+          <w:kern w:val="0"/>
+          <w:lang w:eastAsia="en-GB"/>
+          <w14:ligatures w14:val="none"/>
+        </w:rPr>
+        <w:t>We need </w:t>
+      </w:r>
+      <w:r>
+        <w:rPr>
+          <w:rFonts w:ascii="Times New Roman" w:eastAsia="Times New Roman" w:hAnsi="Times New Roman" w:cs="Times New Roman"/>
+          <w:b/>
+          <w:bCs/>
+          <w:color w:val="000000"/>
+          <w:kern w:val="0"/>
+          <w:lang w:eastAsia="en-GB"/>
+          <w14:ligatures w14:val="none"/>
+        </w:rPr>
+        <w:t>both</w:t>
+      </w:r>
+      <w:r>
+        <w:rPr>
+          <w:rFonts w:ascii="Times New Roman" w:eastAsia="Times New Roman" w:hAnsi="Times New Roman" w:cs="Times New Roman"/>
+          <w:color w:val="000000"/>
+          <w:kern w:val="0"/>
+          <w:lang w:eastAsia="en-GB"/>
+          <w14:ligatures w14:val="none"/>
+        </w:rPr>
+        <w:t> commands to work because:</w:t>
+      </w:r>
+    </w:p>
+    <w:p>
+      <w:pPr>
+        <w:numPr>
+          <w:ilvl w:val="0"/>
+          <w:numId w:val="2"/>
+        </w:numPr>
+        <w:spacing w:before="100" w:beforeAutospacing="1" w:after="100" w:afterAutospacing="1" w:line="240" w:lineRule="auto"/>
+        <w:rPr>
+          <w:rFonts w:ascii="Times New Roman" w:eastAsia="Times New Roman" w:hAnsi="Times New Roman" w:cs="Times New Roman"/>
+          <w:color w:val="000000"/>
+          <w:kern w:val="0"/>
+          <w:lang w:eastAsia="en-GB"/>
+          <w14:ligatures w14:val="none"/>
+        </w:rPr>
+      </w:pPr>
+      <w:r>
+        <w:rPr>
+          <w:rFonts w:ascii="Courier New" w:eastAsia="Times New Roman" w:hAnsi="Courier New" w:cs="Courier New"/>
+          <w:color w:val="000000"/>
+          <w:kern w:val="0"/>
+          <w:sz w:val="20"/>
+          <w:szCs w:val="20"/>
+          <w:lang w:eastAsia="en-GB"/>
+          <w14:ligatures w14:val="none"/>
+        </w:rPr>
+        <w:t>java</w:t>
+      </w:r>
+      <w:r>
+        <w:rPr>
+          <w:rFonts w:ascii="Times New Roman" w:eastAsia="Times New Roman" w:hAnsi="Times New Roman" w:cs="Times New Roman"/>
+          <w:color w:val="000000"/>
+          <w:kern w:val="0"/>
+          <w:lang w:eastAsia="en-GB"/>
+          <w14:ligatures w14:val="none"/>
+        </w:rPr>
+        <w:t> → runs Java applications</w:t>
+      </w:r>
+    </w:p>
+    <w:p>
+      <w:pPr>
+        <w:numPr>
+          <w:ilvl w:val="0"/>
+          <w:numId w:val="2"/>
+        </w:numPr>
+        <w:spacing w:before="100" w:beforeAutospacing="1" w:after="100" w:afterAutospacing="1" w:line="240" w:lineRule="auto"/>
+        <w:rPr>
+          <w:rFonts w:ascii="Times New Roman" w:eastAsia="Times New Roman" w:hAnsi="Times New Roman" w:cs="Times New Roman"/>
+          <w:color w:val="000000"/>
+          <w:kern w:val="0"/>
+          <w:lang w:eastAsia="en-GB"/>
+          <w14:ligatures w14:val="none"/>
+        </w:rPr>
+      </w:pPr>
+      <w:r>
+        <w:rPr>
+          <w:rFonts w:ascii="Courier New" w:eastAsia="Times New Roman" w:hAnsi="Courier New" w:cs="Courier New"/>
+          <w:color w:val="000000"/>
+          <w:kern w:val="0"/>
+          <w:sz w:val="20"/>
+          <w:szCs w:val="20"/>
+          <w:lang w:eastAsia="en-GB"/>
+          <w14:ligatures w14:val="none"/>
+        </w:rPr>
+        <w:t>javac</w:t>
+      </w:r>
+      <w:r>
+        <w:rPr>
+          <w:rFonts w:ascii="Times New Roman" w:eastAsia="Times New Roman" w:hAnsi="Times New Roman" w:cs="Times New Roman"/>
+          <w:color w:val="000000"/>
+          <w:kern w:val="0"/>
+          <w:lang w:eastAsia="en-GB"/>
+          <w14:ligatures w14:val="none"/>
+        </w:rPr>
+        <w:t> → compiles Java source code</w:t>
+      </w:r>
+    </w:p>
+    <w:p>
+      <w:pPr>
+        <w:spacing w:before="100" w:beforeAutospacing="1" w:after="100" w:afterAutospacing="1" w:line="240" w:lineRule="auto"/>
+        <w:outlineLvl w:val="2"/>
+        <w:rPr>
+          <w:rFonts w:ascii="Times New Roman" w:eastAsia="Times New Roman" w:hAnsi="Times New Roman" w:cs="Times New Roman"/>
+          <w:b/>
+          <w:bCs/>
+          <w:color w:val="000000"/>
+          <w:kern w:val="0"/>
+          <w:sz w:val="27"/>
+          <w:szCs w:val="27"/>
+          <w:lang w:eastAsia="en-GB"/>
+          <w14:ligatures w14:val="none"/>
+        </w:rPr>
+      </w:pPr>
+      <w:r>
+        <w:rPr>
+          <w:rFonts w:ascii="Times New Roman" w:eastAsia="Times New Roman" w:hAnsi="Times New Roman" w:cs="Times New Roman"/>
+          <w:b/>
+          <w:bCs/>
+          <w:color w:val="000000"/>
+          <w:kern w:val="0"/>
+          <w:sz w:val="27"/>
+          <w:szCs w:val="27"/>
+          <w:lang w:eastAsia="en-GB"/>
+          <w14:ligatures w14:val="none"/>
+        </w:rPr>
+        <w:lastRenderedPageBreak/>
+        <w:t>Our current configuration</w:t>
+      </w:r>
+    </w:p>
+    <w:p>
+      <w:pPr>
+        <w:tabs>
+          <w:tab w:val="left" w:pos="916"/>
+          <w:tab w:val="left" w:pos="1832"/>
+          <w:tab w:val="left" w:pos="2748"/>
+          <w:tab w:val="left" w:pos="3664"/>
+          <w:tab w:val="left" w:pos="4580"/>
+          <w:tab w:val="left" w:pos="5496"/>
+          <w:tab w:val="left" w:pos="6412"/>
+          <w:tab w:val="left" w:pos="7328"/>
+          <w:tab w:val="left" w:pos="8244"/>
+          <w:tab w:val="left" w:pos="9160"/>
+          <w:tab w:val="left" w:pos="10076"/>
+          <w:tab w:val="left" w:pos="10992"/>
+          <w:tab w:val="left" w:pos="11908"/>
+          <w:tab w:val="left" w:pos="12824"/>
+          <w:tab w:val="left" w:pos="13740"/>
+          <w:tab w:val="left" w:pos="14656"/>
+        </w:tabs>
+        <w:spacing w:after="0" w:line="240" w:lineRule="auto"/>
+        <w:rPr>
+          <w:rFonts w:ascii="Courier New" w:eastAsia="Times New Roman" w:hAnsi="Courier New" w:cs="Courier New"/>
+          <w:color w:val="000000"/>
+          <w:kern w:val="0"/>
+          <w:sz w:val="20"/>
+          <w:szCs w:val="20"/>
+          <w:lang w:eastAsia="en-GB"/>
+          <w14:ligatures w14:val="none"/>
+        </w:rPr>
+      </w:pPr>
+      <w:r>
+        <w:rPr>
+          <w:rFonts w:ascii="Courier New" w:eastAsia="Times New Roman" w:hAnsi="Courier New" w:cs="Courier New"/>
+          <w:color w:val="000000"/>
+          <w:kern w:val="0"/>
+          <w:sz w:val="20"/>
+          <w:szCs w:val="20"/>
+          <w:lang w:eastAsia="en-GB"/>
+          <w14:ligatures w14:val="none"/>
+        </w:rPr>
+        <w:t>Java version: 17.0.9</w:t>
+      </w:r>
+    </w:p>
+    <w:p>
+      <w:pPr>
+        <w:tabs>
+          <w:tab w:val="left" w:pos="916"/>
+          <w:tab w:val="left" w:pos="1832"/>
+          <w:tab w:val="left" w:pos="2748"/>
+          <w:tab w:val="left" w:pos="3664"/>
+          <w:tab w:val="left" w:pos="4580"/>
+          <w:tab w:val="left" w:pos="5496"/>
+          <w:tab w:val="left" w:pos="6412"/>
+          <w:tab w:val="left" w:pos="7328"/>
+          <w:tab w:val="left" w:pos="8244"/>
+          <w:tab w:val="left" w:pos="9160"/>
+          <w:tab w:val="left" w:pos="10076"/>
+          <w:tab w:val="left" w:pos="10992"/>
+          <w:tab w:val="left" w:pos="11908"/>
+          <w:tab w:val="left" w:pos="12824"/>
+          <w:tab w:val="left" w:pos="13740"/>
+          <w:tab w:val="left" w:pos="14656"/>
+        </w:tabs>
+        <w:spacing w:after="0" w:line="240" w:lineRule="auto"/>
+        <w:rPr>
+          <w:rFonts w:ascii="Courier New" w:eastAsia="Times New Roman" w:hAnsi="Courier New" w:cs="Courier New"/>
+          <w:color w:val="000000"/>
+          <w:kern w:val="0"/>
+          <w:sz w:val="20"/>
+          <w:szCs w:val="20"/>
+          <w:lang w:eastAsia="en-GB"/>
+          <w14:ligatures w14:val="none"/>
+        </w:rPr>
+      </w:pPr>
+      <w:r>
+        <w:rPr>
+          <w:rFonts w:ascii="Courier New" w:eastAsia="Times New Roman" w:hAnsi="Courier New" w:cs="Courier New"/>
+          <w:color w:val="000000"/>
+          <w:kern w:val="0"/>
+          <w:sz w:val="20"/>
+          <w:szCs w:val="20"/>
+          <w:lang w:eastAsia="en-GB"/>
+          <w14:ligatures w14:val="none"/>
+        </w:rPr>
+        <w:t>Java:         Oracle</w:t>
+      </w:r>
+    </w:p>
+    <w:p>
+      <w:pPr>
+        <w:tabs>
+          <w:tab w:val="left" w:pos="916"/>
+          <w:tab w:val="left" w:pos="1832"/>
+          <w:tab w:val="left" w:pos="2748"/>
+          <w:tab w:val="left" w:pos="3664"/>
+          <w:tab w:val="left" w:pos="4580"/>
+          <w:tab w:val="left" w:pos="5496"/>
+          <w:tab w:val="left" w:pos="6412"/>
+          <w:tab w:val="left" w:pos="7328"/>
+          <w:tab w:val="left" w:pos="8244"/>
+          <w:tab w:val="left" w:pos="9160"/>
+          <w:tab w:val="left" w:pos="10076"/>
+          <w:tab w:val="left" w:pos="10992"/>
+          <w:tab w:val="left" w:pos="11908"/>
+          <w:tab w:val="left" w:pos="12824"/>
+          <w:tab w:val="left" w:pos="13740"/>
+          <w:tab w:val="left" w:pos="14656"/>
+        </w:tabs>
+        <w:spacing w:after="0" w:line="240" w:lineRule="auto"/>
+        <w:rPr>
+          <w:rFonts w:ascii="Courier New" w:eastAsia="Times New Roman" w:hAnsi="Courier New" w:cs="Courier New"/>
+          <w:color w:val="000000"/>
+          <w:kern w:val="0"/>
+          <w:sz w:val="20"/>
+          <w:szCs w:val="20"/>
+          <w:lang w:eastAsia="en-GB"/>
+          <w14:ligatures w14:val="none"/>
+        </w:rPr>
+      </w:pPr>
+      <w:r>
+        <w:rPr>
+          <w:rFonts w:ascii="Courier New" w:eastAsia="Times New Roman" w:hAnsi="Courier New" w:cs="Courier New"/>
+          <w:color w:val="000000"/>
+          <w:kern w:val="0"/>
+          <w:sz w:val="20"/>
+          <w:szCs w:val="20"/>
+          <w:lang w:eastAsia="en-GB"/>
+          <w14:ligatures w14:val="none"/>
+        </w:rPr>
+        <w:t>JDK:          17.0.9</w:t>
+      </w:r>
+    </w:p>
+    <w:p>
+      <w:pPr>
+        <w:tabs>
+          <w:tab w:val="left" w:pos="916"/>
+          <w:tab w:val="left" w:pos="1832"/>
+          <w:tab w:val="left" w:pos="2748"/>
+          <w:tab w:val="left" w:pos="3664"/>
+          <w:tab w:val="left" w:pos="4580"/>
+          <w:tab w:val="left" w:pos="5496"/>
+          <w:tab w:val="left" w:pos="6412"/>
+          <w:tab w:val="left" w:pos="7328"/>
+          <w:tab w:val="left" w:pos="8244"/>
+          <w:tab w:val="left" w:pos="9160"/>
+          <w:tab w:val="left" w:pos="10076"/>
+          <w:tab w:val="left" w:pos="10992"/>
+          <w:tab w:val="left" w:pos="11908"/>
+          <w:tab w:val="left" w:pos="12824"/>
+          <w:tab w:val="left" w:pos="13740"/>
+          <w:tab w:val="left" w:pos="14656"/>
+        </w:tabs>
+        <w:spacing w:after="0" w:line="240" w:lineRule="auto"/>
+        <w:rPr>
+          <w:rFonts w:ascii="Courier New" w:eastAsia="Times New Roman" w:hAnsi="Courier New" w:cs="Courier New"/>
+          <w:color w:val="000000"/>
+          <w:kern w:val="0"/>
+          <w:sz w:val="20"/>
+          <w:szCs w:val="20"/>
+          <w:lang w:eastAsia="en-GB"/>
+          <w14:ligatures w14:val="none"/>
+        </w:rPr>
+      </w:pPr>
+      <w:r>
+        <w:rPr>
+          <w:rFonts w:ascii="Courier New" w:eastAsia="Times New Roman" w:hAnsi="Courier New" w:cs="Courier New"/>
+          <w:color w:val="000000"/>
+          <w:kern w:val="0"/>
+          <w:sz w:val="20"/>
+          <w:szCs w:val="20"/>
+          <w:lang w:eastAsia="en-GB"/>
+          <w14:ligatures w14:val="none"/>
+        </w:rPr>
+        <w:t>Architecture: 64-bit</w:t>
+      </w:r>
+    </w:p>
+    <w:p>
+      <w:pPr>
+        <w:spacing w:before="100" w:beforeAutospacing="1" w:after="100" w:afterAutospacing="1" w:line="240" w:lineRule="auto"/>
+        <w:outlineLvl w:val="2"/>
+        <w:rPr>
+          <w:rFonts w:ascii="Times New Roman" w:eastAsia="Times New Roman" w:hAnsi="Times New Roman" w:cs="Times New Roman"/>
+          <w:b/>
+          <w:bCs/>
+          <w:color w:val="000000"/>
+          <w:kern w:val="0"/>
+          <w:sz w:val="27"/>
+          <w:szCs w:val="27"/>
+          <w:lang w:eastAsia="en-GB"/>
+          <w14:ligatures w14:val="none"/>
+        </w:rPr>
+      </w:pPr>
+      <w:r>
+        <w:rPr>
+          <w:rFonts w:ascii="Times New Roman" w:eastAsia="Times New Roman" w:hAnsi="Times New Roman" w:cs="Times New Roman"/>
+          <w:b/>
+          <w:bCs/>
+          <w:color w:val="000000"/>
+          <w:kern w:val="0"/>
+          <w:sz w:val="27"/>
+          <w:szCs w:val="27"/>
+          <w:lang w:eastAsia="en-GB"/>
+          <w14:ligatures w14:val="none"/>
+        </w:rPr>
+        <w:t>If Java is not installed</w:t>
+      </w:r>
+    </w:p>
+    <w:p>
+      <w:pPr>
+        <w:spacing w:before="100" w:beforeAutospacing="1" w:after="100" w:afterAutospacing="1" w:line="240" w:lineRule="auto"/>
+        <w:rPr>
+          <w:rFonts w:ascii="Times New Roman" w:eastAsia="Times New Roman" w:hAnsi="Times New Roman" w:cs="Times New Roman"/>
+          <w:color w:val="000000"/>
+          <w:kern w:val="0"/>
+          <w:lang w:eastAsia="en-GB"/>
+          <w14:ligatures w14:val="none"/>
+        </w:rPr>
+      </w:pPr>
+      <w:r>
+        <w:rPr>
+          <w:rFonts w:ascii="Times New Roman" w:eastAsia="Times New Roman" w:hAnsi="Times New Roman" w:cs="Times New Roman"/>
+          <w:color w:val="000000"/>
+          <w:kern w:val="0"/>
+          <w:lang w:eastAsia="en-GB"/>
+          <w14:ligatures w14:val="none"/>
+        </w:rPr>
+        <w:t>Install a supported </w:t>
+      </w:r>
+      <w:r>
+        <w:rPr>
+          <w:rFonts w:ascii="Times New Roman" w:eastAsia="Times New Roman" w:hAnsi="Times New Roman" w:cs="Times New Roman"/>
+          <w:b/>
+          <w:bCs/>
+          <w:color w:val="000000"/>
+          <w:kern w:val="0"/>
+          <w:lang w:eastAsia="en-GB"/>
+          <w14:ligatures w14:val="none"/>
+        </w:rPr>
+        <w:t>JDK</w:t>
+      </w:r>
+      <w:r>
+        <w:rPr>
+          <w:rFonts w:ascii="Times New Roman" w:eastAsia="Times New Roman" w:hAnsi="Times New Roman" w:cs="Times New Roman"/>
+          <w:color w:val="000000"/>
+          <w:kern w:val="0"/>
+          <w:lang w:eastAsia="en-GB"/>
+          <w14:ligatures w14:val="none"/>
+        </w:rPr>
+        <w:t>, then verify again:</w:t>
+      </w:r>
+    </w:p>
+    <w:p>
+      <w:pPr>
+        <w:tabs>
+          <w:tab w:val="left" w:pos="916"/>
+          <w:tab w:val="left" w:pos="1832"/>
+          <w:tab w:val="left" w:pos="2748"/>
+          <w:tab w:val="left" w:pos="3664"/>
+          <w:tab w:val="left" w:pos="4580"/>
+          <w:tab w:val="left" w:pos="5496"/>
+          <w:tab w:val="left" w:pos="6412"/>
+          <w:tab w:val="left" w:pos="7328"/>
+          <w:tab w:val="left" w:pos="8244"/>
+          <w:tab w:val="left" w:pos="9160"/>
+          <w:tab w:val="left" w:pos="10076"/>
+          <w:tab w:val="left" w:pos="10992"/>
+          <w:tab w:val="left" w:pos="11908"/>
+          <w:tab w:val="left" w:pos="12824"/>
+          <w:tab w:val="left" w:pos="13740"/>
+          <w:tab w:val="left" w:pos="14656"/>
+        </w:tabs>
+        <w:spacing w:after="0" w:line="240" w:lineRule="auto"/>
+        <w:rPr>
+          <w:rFonts w:ascii="Courier New" w:eastAsia="Times New Roman" w:hAnsi="Courier New" w:cs="Courier New"/>
+          <w:color w:val="000000"/>
+          <w:kern w:val="0"/>
+          <w:sz w:val="20"/>
+          <w:szCs w:val="20"/>
+          <w:lang w:eastAsia="en-GB"/>
+          <w14:ligatures w14:val="none"/>
+        </w:rPr>
+      </w:pPr>
+      <w:r>
+        <w:rPr>
+          <w:rFonts w:ascii="Courier New" w:eastAsia="Times New Roman" w:hAnsi="Courier New" w:cs="Courier New"/>
+          <w:color w:val="000000"/>
+          <w:kern w:val="0"/>
+          <w:sz w:val="20"/>
+          <w:szCs w:val="20"/>
+          <w:lang w:eastAsia="en-GB"/>
+          <w14:ligatures w14:val="none"/>
+        </w:rPr>
+        <w:t>java -version</w:t>
+      </w:r>
+    </w:p>
+    <w:p>
+      <w:pPr>
+        <w:tabs>
+          <w:tab w:val="left" w:pos="916"/>
+          <w:tab w:val="left" w:pos="1832"/>
+          <w:tab w:val="left" w:pos="2748"/>
+          <w:tab w:val="left" w:pos="3664"/>
+          <w:tab w:val="left" w:pos="4580"/>
+          <w:tab w:val="left" w:pos="5496"/>
+          <w:tab w:val="left" w:pos="6412"/>
+          <w:tab w:val="left" w:pos="7328"/>
+          <w:tab w:val="left" w:pos="8244"/>
+          <w:tab w:val="left" w:pos="9160"/>
+          <w:tab w:val="left" w:pos="10076"/>
+          <w:tab w:val="left" w:pos="10992"/>
+          <w:tab w:val="left" w:pos="11908"/>
+          <w:tab w:val="left" w:pos="12824"/>
+          <w:tab w:val="left" w:pos="13740"/>
+          <w:tab w:val="left" w:pos="14656"/>
+        </w:tabs>
+        <w:spacing w:after="0" w:line="240" w:lineRule="auto"/>
+        <w:rPr>
+          <w:rFonts w:ascii="Courier New" w:eastAsia="Times New Roman" w:hAnsi="Courier New" w:cs="Courier New"/>
+          <w:color w:val="000000"/>
+          <w:kern w:val="0"/>
+          <w:sz w:val="20"/>
+          <w:szCs w:val="20"/>
+          <w:lang w:eastAsia="en-GB"/>
+          <w14:ligatures w14:val="none"/>
+        </w:rPr>
+      </w:pPr>
+      <w:r>
+        <w:rPr>
+          <w:rFonts w:ascii="Courier New" w:eastAsia="Times New Roman" w:hAnsi="Courier New" w:cs="Courier New"/>
+          <w:color w:val="000000"/>
+          <w:kern w:val="0"/>
+          <w:sz w:val="20"/>
+          <w:szCs w:val="20"/>
+          <w:lang w:eastAsia="en-GB"/>
+          <w14:ligatures w14:val="none"/>
+        </w:rPr>
+        <w:t>javac -version</w:t>
+      </w:r>
+    </w:p>
+    <w:p>
+      <w:pPr>
+        <w:spacing w:beforeAutospacing="1" w:after="100" w:afterAutospacing="1" w:line="240" w:lineRule="auto"/>
+        <w:rPr>
+          <w:rFonts w:ascii="Times New Roman" w:eastAsia="Times New Roman" w:hAnsi="Times New Roman" w:cs="Times New Roman"/>
+          <w:color w:val="000000"/>
+          <w:kern w:val="0"/>
+          <w:lang w:eastAsia="en-GB"/>
+          <w14:ligatures w14:val="none"/>
+        </w:rPr>
+      </w:pPr>
+      <w:r>
+        <w:rPr>
+          <w:rFonts w:ascii="Times New Roman" w:eastAsia="Times New Roman" w:hAnsi="Times New Roman" w:cs="Times New Roman"/>
+          <w:color w:val="000000"/>
+          <w:kern w:val="0"/>
+          <w:lang w:eastAsia="en-GB"/>
+          <w14:ligatures w14:val="none"/>
+        </w:rPr>
+        <w:t>On a new machine, don't blindly copy our exact Java installation path. First install the required JDK and then verify the version.</w:t>
+      </w:r>
+    </w:p>
+    <w:p>
+      <w:pPr>
+        <w:spacing w:after="0" w:line="240" w:lineRule="auto"/>
+        <w:rPr>
+          <w:rFonts w:ascii="Times New Roman" w:eastAsia="Times New Roman" w:hAnsi="Times New Roman" w:cs="Times New Roman"/>
+          <w:kern w:val="0"/>
+          <w:lang w:eastAsia="en-GB"/>
+          <w14:ligatures w14:val="none"/>
+        </w:rPr>
+      </w:pPr>
+      <w:r>
+        <w:rPr>
+          <w:rFonts w:ascii="Times New Roman" w:eastAsia="Times New Roman" w:hAnsi="Times New Roman" w:cs="Times New Roman"/>
+          <w:noProof/>
+          <w:kern w:val="0"/>
+          <w:lang w:eastAsia="en-GB"/>
+        </w:rPr>
+        <w:pict w14:anchorId="4A35EAD9">
+          <v:rect id="_x0000_i1029" alt="" style="width:451.3pt;height:.05pt;mso-width-percent:0;mso-height-percent:0;mso-width-percent:0;mso-height-percent:0" o:hralign="center" o:hrstd="t" o:hr="t" fillcolor="#a0a0a0" stroked="f"/>
+        </w:pict>
+      </w:r>
+    </w:p>
+    <w:p>
+      <w:pPr>
+        <w:spacing w:before="100" w:beforeAutospacing="1" w:after="100" w:afterAutospacing="1" w:line="240" w:lineRule="auto"/>
+        <w:outlineLvl w:val="0"/>
+        <w:rPr>
+          <w:rFonts w:ascii="Times New Roman" w:eastAsia="Times New Roman" w:hAnsi="Times New Roman" w:cs="Times New Roman"/>
+          <w:b/>
+          <w:bCs/>
+          <w:color w:val="000000"/>
+          <w:kern w:val="36"/>
+          <w:sz w:val="48"/>
+          <w:szCs w:val="48"/>
+          <w:lang w:eastAsia="en-GB"/>
+          <w14:ligatures w14:val="none"/>
+        </w:rPr>
+      </w:pPr>
+      <w:r>
+        <w:rPr>
+          <w:rFonts w:ascii="Times New Roman" w:eastAsia="Times New Roman" w:hAnsi="Times New Roman" w:cs="Times New Roman"/>
+          <w:b/>
+          <w:bCs/>
+          <w:color w:val="000000"/>
+          <w:kern w:val="36"/>
+          <w:sz w:val="48"/>
+          <w:szCs w:val="48"/>
+          <w:lang w:eastAsia="en-GB"/>
+          <w14:ligatures w14:val="none"/>
+        </w:rPr>
+        <w:t>2. Maven</w:t>
+      </w:r>
+    </w:p>
+    <w:p>
+      <w:pPr>
+        <w:spacing w:before="100" w:beforeAutospacing="1" w:after="100" w:afterAutospacing="1" w:line="240" w:lineRule="auto"/>
+        <w:outlineLvl w:val="2"/>
+        <w:rPr>
+          <w:rFonts w:ascii="Times New Roman" w:eastAsia="Times New Roman" w:hAnsi="Times New Roman" w:cs="Times New Roman"/>
+          <w:b/>
+          <w:bCs/>
+          <w:color w:val="000000"/>
+          <w:kern w:val="0"/>
+          <w:sz w:val="27"/>
+          <w:szCs w:val="27"/>
+          <w:lang w:eastAsia="en-GB"/>
+          <w14:ligatures w14:val="none"/>
+        </w:rPr>
+      </w:pPr>
+      <w:r>
+        <w:rPr>
+          <w:rFonts w:ascii="Times New Roman" w:eastAsia="Times New Roman" w:hAnsi="Times New Roman" w:cs="Times New Roman"/>
+          <w:b/>
+          <w:bCs/>
+          <w:color w:val="000000"/>
+          <w:kern w:val="0"/>
+          <w:sz w:val="27"/>
+          <w:szCs w:val="27"/>
+          <w:lang w:eastAsia="en-GB"/>
+          <w14:ligatures w14:val="none"/>
+        </w:rPr>
+        <w:t>Why do we need Maven?</w:t>
+      </w:r>
+    </w:p>
+    <w:p>
+      <w:pPr>
+        <w:spacing w:before="100" w:beforeAutospacing="1" w:after="100" w:afterAutospacing="1" w:line="240" w:lineRule="auto"/>
+        <w:rPr>
+          <w:rFonts w:ascii="Times New Roman" w:eastAsia="Times New Roman" w:hAnsi="Times New Roman" w:cs="Times New Roman"/>
+          <w:color w:val="000000"/>
+          <w:kern w:val="0"/>
+          <w:lang w:eastAsia="en-GB"/>
+          <w14:ligatures w14:val="none"/>
+        </w:rPr>
+      </w:pPr>
+      <w:r>
+        <w:rPr>
+          <w:rFonts w:ascii="Times New Roman" w:eastAsia="Times New Roman" w:hAnsi="Times New Roman" w:cs="Times New Roman"/>
+          <w:color w:val="000000"/>
+          <w:kern w:val="0"/>
+          <w:lang w:eastAsia="en-GB"/>
+          <w14:ligatures w14:val="none"/>
+        </w:rPr>
+        <w:t>Maven is the </w:t>
+      </w:r>
+      <w:r>
+        <w:rPr>
+          <w:rFonts w:ascii="Times New Roman" w:eastAsia="Times New Roman" w:hAnsi="Times New Roman" w:cs="Times New Roman"/>
+          <w:b/>
+          <w:bCs/>
+          <w:color w:val="000000"/>
+          <w:kern w:val="0"/>
+          <w:lang w:eastAsia="en-GB"/>
+          <w14:ligatures w14:val="none"/>
+        </w:rPr>
+        <w:t>build and dependency-management tool</w:t>
+      </w:r>
+      <w:r>
+        <w:rPr>
+          <w:rFonts w:ascii="Times New Roman" w:eastAsia="Times New Roman" w:hAnsi="Times New Roman" w:cs="Times New Roman"/>
+          <w:color w:val="000000"/>
+          <w:kern w:val="0"/>
+          <w:lang w:eastAsia="en-GB"/>
+          <w14:ligatures w14:val="none"/>
+        </w:rPr>
+        <w:t> for our Java automation project.</w:t>
+      </w:r>
+    </w:p>
+    <w:p>
+      <w:pPr>
+        <w:spacing w:before="100" w:beforeAutospacing="1" w:after="100" w:afterAutospacing="1" w:line="240" w:lineRule="auto"/>
+        <w:rPr>
+          <w:rFonts w:ascii="Times New Roman" w:eastAsia="Times New Roman" w:hAnsi="Times New Roman" w:cs="Times New Roman"/>
+          <w:color w:val="000000"/>
+          <w:kern w:val="0"/>
+          <w:lang w:eastAsia="en-GB"/>
+          <w14:ligatures w14:val="none"/>
+        </w:rPr>
+      </w:pPr>
+      <w:r>
+        <w:rPr>
+          <w:rFonts w:ascii="Times New Roman" w:eastAsia="Times New Roman" w:hAnsi="Times New Roman" w:cs="Times New Roman"/>
+          <w:color w:val="000000"/>
+          <w:kern w:val="0"/>
+          <w:lang w:eastAsia="en-GB"/>
+          <w14:ligatures w14:val="none"/>
+        </w:rPr>
+        <w:t>Instead of manually downloading Selenium, TestNG and other libraries, Maven allows us to define them in:</w:t>
+      </w:r>
+    </w:p>
+    <w:p>
+      <w:pPr>
+        <w:tabs>
+          <w:tab w:val="left" w:pos="916"/>
+          <w:tab w:val="left" w:pos="1832"/>
+          <w:tab w:val="left" w:pos="2748"/>
+          <w:tab w:val="left" w:pos="3664"/>
+          <w:tab w:val="left" w:pos="4580"/>
+          <w:tab w:val="left" w:pos="5496"/>
+          <w:tab w:val="left" w:pos="6412"/>
+          <w:tab w:val="left" w:pos="7328"/>
+          <w:tab w:val="left" w:pos="8244"/>
+          <w:tab w:val="left" w:pos="9160"/>
+          <w:tab w:val="left" w:pos="10076"/>
+          <w:tab w:val="left" w:pos="10992"/>
+          <w:tab w:val="left" w:pos="11908"/>
+          <w:tab w:val="left" w:pos="12824"/>
+          <w:tab w:val="left" w:pos="13740"/>
+          <w:tab w:val="left" w:pos="14656"/>
+        </w:tabs>
+        <w:spacing w:after="0" w:line="240" w:lineRule="auto"/>
+        <w:rPr>
+          <w:rFonts w:ascii="Courier New" w:eastAsia="Times New Roman" w:hAnsi="Courier New" w:cs="Courier New"/>
+          <w:color w:val="000000"/>
+          <w:kern w:val="0"/>
+          <w:sz w:val="20"/>
+          <w:szCs w:val="20"/>
+          <w:lang w:eastAsia="en-GB"/>
+          <w14:ligatures w14:val="none"/>
+        </w:rPr>
+      </w:pPr>
+      <w:r>
+        <w:rPr>
+          <w:rFonts w:ascii="Courier New" w:eastAsia="Times New Roman" w:hAnsi="Courier New" w:cs="Courier New"/>
+          <w:color w:val="000000"/>
+          <w:kern w:val="0"/>
+          <w:sz w:val="20"/>
+          <w:szCs w:val="20"/>
+          <w:lang w:eastAsia="en-GB"/>
+          <w14:ligatures w14:val="none"/>
+        </w:rPr>
+        <w:t>pom.xml</w:t>
+      </w:r>
+    </w:p>
+    <w:p>
+      <w:pPr>
+        <w:spacing w:before="100" w:beforeAutospacing="1" w:after="100" w:afterAutospacing="1" w:line="240" w:lineRule="auto"/>
+        <w:rPr>
+          <w:rFonts w:ascii="Times New Roman" w:eastAsia="Times New Roman" w:hAnsi="Times New Roman" w:cs="Times New Roman"/>
+          <w:color w:val="000000"/>
+          <w:kern w:val="0"/>
+          <w:lang w:eastAsia="en-GB"/>
+          <w14:ligatures w14:val="none"/>
+        </w:rPr>
+      </w:pPr>
+      <w:r>
+        <w:rPr>
+          <w:rFonts w:ascii="Times New Roman" w:eastAsia="Times New Roman" w:hAnsi="Times New Roman" w:cs="Times New Roman"/>
+          <w:color w:val="000000"/>
+          <w:kern w:val="0"/>
+          <w:lang w:eastAsia="en-GB"/>
+          <w14:ligatures w14:val="none"/>
+        </w:rPr>
+        <w:t>Maven then downloads and manages those dependencies for us.</w:t>
+      </w:r>
+    </w:p>
+    <w:p>
+      <w:pPr>
+        <w:spacing w:before="100" w:beforeAutospacing="1" w:after="100" w:afterAutospacing="1" w:line="240" w:lineRule="auto"/>
+        <w:rPr>
+          <w:rFonts w:ascii="Times New Roman" w:eastAsia="Times New Roman" w:hAnsi="Times New Roman" w:cs="Times New Roman"/>
+          <w:color w:val="000000"/>
+          <w:kern w:val="0"/>
+          <w:lang w:eastAsia="en-GB"/>
+          <w14:ligatures w14:val="none"/>
+        </w:rPr>
+      </w:pPr>
+      <w:r>
+        <w:rPr>
+          <w:rFonts w:ascii="Times New Roman" w:eastAsia="Times New Roman" w:hAnsi="Times New Roman" w:cs="Times New Roman"/>
+          <w:color w:val="000000"/>
+          <w:kern w:val="0"/>
+          <w:lang w:eastAsia="en-GB"/>
+          <w14:ligatures w14:val="none"/>
+        </w:rPr>
+        <w:t>Maven will also allow us to:</w:t>
+      </w:r>
+    </w:p>
+    <w:p>
+      <w:pPr>
+        <w:numPr>
+          <w:ilvl w:val="0"/>
+          <w:numId w:val="3"/>
+        </w:numPr>
+        <w:spacing w:before="100" w:beforeAutospacing="1" w:after="100" w:afterAutospacing="1" w:line="240" w:lineRule="auto"/>
+        <w:rPr>
+          <w:rFonts w:ascii="Times New Roman" w:eastAsia="Times New Roman" w:hAnsi="Times New Roman" w:cs="Times New Roman"/>
+          <w:color w:val="000000"/>
+          <w:kern w:val="0"/>
+          <w:lang w:eastAsia="en-GB"/>
+          <w14:ligatures w14:val="none"/>
+        </w:rPr>
+      </w:pPr>
+      <w:r>
+        <w:rPr>
+          <w:rFonts w:ascii="Times New Roman" w:eastAsia="Times New Roman" w:hAnsi="Times New Roman" w:cs="Times New Roman"/>
+          <w:color w:val="000000"/>
+          <w:kern w:val="0"/>
+          <w:lang w:eastAsia="en-GB"/>
+          <w14:ligatures w14:val="none"/>
+        </w:rPr>
+        <w:t>Compile the Java project</w:t>
+      </w:r>
+    </w:p>
+    <w:p>
+      <w:pPr>
+        <w:numPr>
+          <w:ilvl w:val="0"/>
+          <w:numId w:val="3"/>
+        </w:numPr>
+        <w:spacing w:before="100" w:beforeAutospacing="1" w:after="100" w:afterAutospacing="1" w:line="240" w:lineRule="auto"/>
+        <w:rPr>
+          <w:rFonts w:ascii="Times New Roman" w:eastAsia="Times New Roman" w:hAnsi="Times New Roman" w:cs="Times New Roman"/>
+          <w:color w:val="000000"/>
+          <w:kern w:val="0"/>
+          <w:lang w:eastAsia="en-GB"/>
+          <w14:ligatures w14:val="none"/>
+        </w:rPr>
+      </w:pPr>
+      <w:r>
+        <w:rPr>
+          <w:rFonts w:ascii="Times New Roman" w:eastAsia="Times New Roman" w:hAnsi="Times New Roman" w:cs="Times New Roman"/>
+          <w:color w:val="000000"/>
+          <w:kern w:val="0"/>
+          <w:lang w:eastAsia="en-GB"/>
+          <w14:ligatures w14:val="none"/>
+        </w:rPr>
+        <w:t>Run tests</w:t>
+      </w:r>
+    </w:p>
+    <w:p>
+      <w:pPr>
+        <w:numPr>
+          <w:ilvl w:val="0"/>
+          <w:numId w:val="3"/>
+        </w:numPr>
+        <w:spacing w:before="100" w:beforeAutospacing="1" w:after="100" w:afterAutospacing="1" w:line="240" w:lineRule="auto"/>
+        <w:rPr>
+          <w:rFonts w:ascii="Times New Roman" w:eastAsia="Times New Roman" w:hAnsi="Times New Roman" w:cs="Times New Roman"/>
+          <w:color w:val="000000"/>
+          <w:kern w:val="0"/>
+          <w:lang w:eastAsia="en-GB"/>
+          <w14:ligatures w14:val="none"/>
+        </w:rPr>
+      </w:pPr>
+      <w:r>
+        <w:rPr>
+          <w:rFonts w:ascii="Times New Roman" w:eastAsia="Times New Roman" w:hAnsi="Times New Roman" w:cs="Times New Roman"/>
+          <w:color w:val="000000"/>
+          <w:kern w:val="0"/>
+          <w:lang w:eastAsia="en-GB"/>
+          <w14:ligatures w14:val="none"/>
+        </w:rPr>
+        <w:t>Manage dependencies</w:t>
+      </w:r>
+    </w:p>
+    <w:p>
+      <w:pPr>
+        <w:numPr>
+          <w:ilvl w:val="0"/>
+          <w:numId w:val="3"/>
+        </w:numPr>
+        <w:spacing w:before="100" w:beforeAutospacing="1" w:after="100" w:afterAutospacing="1" w:line="240" w:lineRule="auto"/>
+        <w:rPr>
+          <w:rFonts w:ascii="Times New Roman" w:eastAsia="Times New Roman" w:hAnsi="Times New Roman" w:cs="Times New Roman"/>
+          <w:color w:val="000000"/>
+          <w:kern w:val="0"/>
+          <w:lang w:eastAsia="en-GB"/>
+          <w14:ligatures w14:val="none"/>
+        </w:rPr>
+      </w:pPr>
+      <w:r>
+        <w:rPr>
+          <w:rFonts w:ascii="Times New Roman" w:eastAsia="Times New Roman" w:hAnsi="Times New Roman" w:cs="Times New Roman"/>
+          <w:color w:val="000000"/>
+          <w:kern w:val="0"/>
+          <w:lang w:eastAsia="en-GB"/>
+          <w14:ligatures w14:val="none"/>
+        </w:rPr>
+        <w:t>Package the project</w:t>
+      </w:r>
+    </w:p>
+    <w:p>
+      <w:pPr>
+        <w:numPr>
+          <w:ilvl w:val="0"/>
+          <w:numId w:val="3"/>
+        </w:numPr>
+        <w:spacing w:before="100" w:beforeAutospacing="1" w:after="100" w:afterAutospacing="1" w:line="240" w:lineRule="auto"/>
+        <w:rPr>
+          <w:rFonts w:ascii="Times New Roman" w:eastAsia="Times New Roman" w:hAnsi="Times New Roman" w:cs="Times New Roman"/>
+          <w:color w:val="000000"/>
+          <w:kern w:val="0"/>
+          <w:lang w:eastAsia="en-GB"/>
+          <w14:ligatures w14:val="none"/>
+        </w:rPr>
+      </w:pPr>
+      <w:r>
+        <w:rPr>
+          <w:rFonts w:ascii="Times New Roman" w:eastAsia="Times New Roman" w:hAnsi="Times New Roman" w:cs="Times New Roman"/>
+          <w:color w:val="000000"/>
+          <w:kern w:val="0"/>
+          <w:lang w:eastAsia="en-GB"/>
+          <w14:ligatures w14:val="none"/>
+        </w:rPr>
+        <w:t>Execute the automation suite from Terminal/CI</w:t>
+      </w:r>
+    </w:p>
+    <w:p>
+      <w:pPr>
+        <w:numPr>
+          <w:ilvl w:val="0"/>
+          <w:numId w:val="3"/>
+        </w:numPr>
+        <w:spacing w:before="100" w:beforeAutospacing="1" w:after="100" w:afterAutospacing="1" w:line="240" w:lineRule="auto"/>
+        <w:rPr>
+          <w:rFonts w:ascii="Times New Roman" w:eastAsia="Times New Roman" w:hAnsi="Times New Roman" w:cs="Times New Roman"/>
+          <w:color w:val="000000"/>
+          <w:kern w:val="0"/>
+          <w:lang w:eastAsia="en-GB"/>
+          <w14:ligatures w14:val="none"/>
+        </w:rPr>
+      </w:pPr>
+      <w:r>
+        <w:rPr>
+          <w:rFonts w:ascii="Times New Roman" w:eastAsia="Times New Roman" w:hAnsi="Times New Roman" w:cs="Times New Roman"/>
+          <w:color w:val="000000"/>
+          <w:kern w:val="0"/>
+          <w:lang w:eastAsia="en-GB"/>
+          <w14:ligatures w14:val="none"/>
+        </w:rPr>
+        <w:t>Integrate the project with GitHub Actions/Jenkins later</w:t>
+      </w:r>
+    </w:p>
+    <w:p>
+      <w:pPr>
+        <w:spacing w:before="100" w:beforeAutospacing="1" w:after="100" w:afterAutospacing="1" w:line="240" w:lineRule="auto"/>
+        <w:rPr>
+          <w:rFonts w:ascii="Times New Roman" w:eastAsia="Times New Roman" w:hAnsi="Times New Roman" w:cs="Times New Roman"/>
+          <w:color w:val="000000"/>
+          <w:kern w:val="0"/>
+          <w:lang w:eastAsia="en-GB"/>
+          <w14:ligatures w14:val="none"/>
+        </w:rPr>
+      </w:pPr>
+      <w:r>
+        <w:rPr>
+          <w:rFonts w:ascii="Times New Roman" w:eastAsia="Times New Roman" w:hAnsi="Times New Roman" w:cs="Times New Roman"/>
+          <w:color w:val="000000"/>
+          <w:kern w:val="0"/>
+          <w:lang w:eastAsia="en-GB"/>
+          <w14:ligatures w14:val="none"/>
+        </w:rPr>
+        <w:t>For example, eventually we'll be able to run:</w:t>
+      </w:r>
+    </w:p>
+    <w:p>
+      <w:pPr>
+        <w:tabs>
+          <w:tab w:val="left" w:pos="916"/>
+          <w:tab w:val="left" w:pos="1832"/>
+          <w:tab w:val="left" w:pos="2748"/>
+          <w:tab w:val="left" w:pos="3664"/>
+          <w:tab w:val="left" w:pos="4580"/>
+          <w:tab w:val="left" w:pos="5496"/>
+          <w:tab w:val="left" w:pos="6412"/>
+          <w:tab w:val="left" w:pos="7328"/>
+          <w:tab w:val="left" w:pos="8244"/>
+          <w:tab w:val="left" w:pos="9160"/>
+          <w:tab w:val="left" w:pos="10076"/>
+          <w:tab w:val="left" w:pos="10992"/>
+          <w:tab w:val="left" w:pos="11908"/>
+          <w:tab w:val="left" w:pos="12824"/>
+          <w:tab w:val="left" w:pos="13740"/>
+          <w:tab w:val="left" w:pos="14656"/>
+        </w:tabs>
+        <w:spacing w:after="0" w:line="240" w:lineRule="auto"/>
+        <w:rPr>
+          <w:rFonts w:ascii="Courier New" w:eastAsia="Times New Roman" w:hAnsi="Courier New" w:cs="Courier New"/>
+          <w:color w:val="000000"/>
+          <w:kern w:val="0"/>
+          <w:sz w:val="20"/>
+          <w:szCs w:val="20"/>
+          <w:lang w:eastAsia="en-GB"/>
+          <w14:ligatures w14:val="none"/>
+        </w:rPr>
+      </w:pPr>
+      <w:r>
+        <w:rPr>
+          <w:rFonts w:ascii="Courier New" w:eastAsia="Times New Roman" w:hAnsi="Courier New" w:cs="Courier New"/>
+          <w:color w:val="000000"/>
+          <w:kern w:val="0"/>
+          <w:sz w:val="20"/>
+          <w:szCs w:val="20"/>
+          <w:lang w:eastAsia="en-GB"/>
+          <w14:ligatures w14:val="none"/>
+        </w:rPr>
+        <w:t>mvn clean test</w:t>
+      </w:r>
+    </w:p>
+    <w:p>
+      <w:pPr>
+        <w:spacing w:before="100" w:beforeAutospacing="1" w:after="100" w:afterAutospacing="1" w:line="240" w:lineRule="auto"/>
+        <w:rPr>
+          <w:rFonts w:ascii="Times New Roman" w:eastAsia="Times New Roman" w:hAnsi="Times New Roman" w:cs="Times New Roman"/>
+          <w:color w:val="000000"/>
+          <w:kern w:val="0"/>
+          <w:lang w:eastAsia="en-GB"/>
+          <w14:ligatures w14:val="none"/>
+        </w:rPr>
+      </w:pPr>
+      <w:r>
+        <w:rPr>
+          <w:rFonts w:ascii="Times New Roman" w:eastAsia="Times New Roman" w:hAnsi="Times New Roman" w:cs="Times New Roman"/>
+          <w:color w:val="000000"/>
+          <w:kern w:val="0"/>
+          <w:lang w:eastAsia="en-GB"/>
+          <w14:ligatures w14:val="none"/>
+        </w:rPr>
+        <w:t>and Maven will build the project and execute the tests.</w:t>
+      </w:r>
+    </w:p>
+    <w:p>
+      <w:pPr>
+        <w:spacing w:before="100" w:beforeAutospacing="1" w:after="100" w:afterAutospacing="1" w:line="240" w:lineRule="auto"/>
+        <w:outlineLvl w:val="2"/>
+        <w:rPr>
+          <w:rFonts w:ascii="Times New Roman" w:eastAsia="Times New Roman" w:hAnsi="Times New Roman" w:cs="Times New Roman"/>
+          <w:b/>
+          <w:bCs/>
+          <w:color w:val="000000"/>
+          <w:kern w:val="0"/>
+          <w:sz w:val="27"/>
+          <w:szCs w:val="27"/>
+          <w:lang w:eastAsia="en-GB"/>
+          <w14:ligatures w14:val="none"/>
+        </w:rPr>
+      </w:pPr>
+      <w:r>
+        <w:rPr>
+          <w:rFonts w:ascii="Times New Roman" w:eastAsia="Times New Roman" w:hAnsi="Times New Roman" w:cs="Times New Roman"/>
+          <w:b/>
+          <w:bCs/>
+          <w:color w:val="000000"/>
+          <w:kern w:val="0"/>
+          <w:sz w:val="27"/>
+          <w:szCs w:val="27"/>
+          <w:lang w:eastAsia="en-GB"/>
+          <w14:ligatures w14:val="none"/>
+        </w:rPr>
+        <w:t>Step 1 — Check whether Maven is installed</w:t>
+      </w:r>
+    </w:p>
+    <w:p>
+      <w:pPr>
+        <w:spacing w:before="100" w:beforeAutospacing="1" w:after="100" w:afterAutospacing="1" w:line="240" w:lineRule="auto"/>
+        <w:rPr>
+          <w:rFonts w:ascii="Times New Roman" w:eastAsia="Times New Roman" w:hAnsi="Times New Roman" w:cs="Times New Roman"/>
+          <w:color w:val="000000"/>
+          <w:kern w:val="0"/>
+          <w:lang w:eastAsia="en-GB"/>
+          <w14:ligatures w14:val="none"/>
+        </w:rPr>
+      </w:pPr>
+      <w:r>
+        <w:rPr>
+          <w:rFonts w:ascii="Times New Roman" w:eastAsia="Times New Roman" w:hAnsi="Times New Roman" w:cs="Times New Roman"/>
+          <w:color w:val="000000"/>
+          <w:kern w:val="0"/>
+          <w:lang w:eastAsia="en-GB"/>
+          <w14:ligatures w14:val="none"/>
+        </w:rPr>
+        <w:t>Run:</w:t>
+      </w:r>
+    </w:p>
+    <w:p>
+      <w:pPr>
+        <w:tabs>
+          <w:tab w:val="left" w:pos="916"/>
+          <w:tab w:val="left" w:pos="1832"/>
+          <w:tab w:val="left" w:pos="2748"/>
+          <w:tab w:val="left" w:pos="3664"/>
+          <w:tab w:val="left" w:pos="4580"/>
+          <w:tab w:val="left" w:pos="5496"/>
+          <w:tab w:val="left" w:pos="6412"/>
+          <w:tab w:val="left" w:pos="7328"/>
+          <w:tab w:val="left" w:pos="8244"/>
+          <w:tab w:val="left" w:pos="9160"/>
+          <w:tab w:val="left" w:pos="10076"/>
+          <w:tab w:val="left" w:pos="10992"/>
+          <w:tab w:val="left" w:pos="11908"/>
+          <w:tab w:val="left" w:pos="12824"/>
+          <w:tab w:val="left" w:pos="13740"/>
+          <w:tab w:val="left" w:pos="14656"/>
+        </w:tabs>
+        <w:spacing w:after="0" w:line="240" w:lineRule="auto"/>
+        <w:rPr>
+          <w:rFonts w:ascii="Courier New" w:eastAsia="Times New Roman" w:hAnsi="Courier New" w:cs="Courier New"/>
+          <w:color w:val="000000"/>
+          <w:kern w:val="0"/>
+          <w:sz w:val="20"/>
+          <w:szCs w:val="20"/>
+          <w:lang w:eastAsia="en-GB"/>
+          <w14:ligatures w14:val="none"/>
+        </w:rPr>
+      </w:pPr>
+      <w:r>
+        <w:rPr>
+          <w:rFonts w:ascii="Courier New" w:eastAsia="Times New Roman" w:hAnsi="Courier New" w:cs="Courier New"/>
+          <w:color w:val="000000"/>
+          <w:kern w:val="0"/>
+          <w:sz w:val="20"/>
+          <w:szCs w:val="20"/>
+          <w:lang w:eastAsia="en-GB"/>
+          <w14:ligatures w14:val="none"/>
+        </w:rPr>
+        <w:lastRenderedPageBreak/>
+        <w:t>mvn -version</w:t>
+      </w:r>
+    </w:p>
+    <w:p>
+      <w:pPr>
+        <w:spacing w:before="100" w:beforeAutospacing="1" w:after="100" w:afterAutospacing="1" w:line="240" w:lineRule="auto"/>
+        <w:rPr>
+          <w:rFonts w:ascii="Times New Roman" w:eastAsia="Times New Roman" w:hAnsi="Times New Roman" w:cs="Times New Roman"/>
+          <w:color w:val="000000"/>
+          <w:kern w:val="0"/>
+          <w:lang w:eastAsia="en-GB"/>
+          <w14:ligatures w14:val="none"/>
+        </w:rPr>
+      </w:pPr>
+      <w:r>
+        <w:rPr>
+          <w:rFonts w:ascii="Times New Roman" w:eastAsia="Times New Roman" w:hAnsi="Times New Roman" w:cs="Times New Roman"/>
+          <w:color w:val="000000"/>
+          <w:kern w:val="0"/>
+          <w:lang w:eastAsia="en-GB"/>
+          <w14:ligatures w14:val="none"/>
+        </w:rPr>
+        <w:t>If Maven is installed correctly, it should display something similar to:</w:t>
+      </w:r>
+    </w:p>
+    <w:p>
+      <w:pPr>
+        <w:tabs>
+          <w:tab w:val="left" w:pos="916"/>
+          <w:tab w:val="left" w:pos="1832"/>
+          <w:tab w:val="left" w:pos="2748"/>
+          <w:tab w:val="left" w:pos="3664"/>
+          <w:tab w:val="left" w:pos="4580"/>
+          <w:tab w:val="left" w:pos="5496"/>
+          <w:tab w:val="left" w:pos="6412"/>
+          <w:tab w:val="left" w:pos="7328"/>
+          <w:tab w:val="left" w:pos="8244"/>
+          <w:tab w:val="left" w:pos="9160"/>
+          <w:tab w:val="left" w:pos="10076"/>
+          <w:tab w:val="left" w:pos="10992"/>
+          <w:tab w:val="left" w:pos="11908"/>
+          <w:tab w:val="left" w:pos="12824"/>
+          <w:tab w:val="left" w:pos="13740"/>
+          <w:tab w:val="left" w:pos="14656"/>
+        </w:tabs>
+        <w:spacing w:after="0" w:line="240" w:lineRule="auto"/>
+        <w:rPr>
+          <w:rFonts w:ascii="Courier New" w:eastAsia="Times New Roman" w:hAnsi="Courier New" w:cs="Courier New"/>
+          <w:color w:val="000000"/>
+          <w:kern w:val="0"/>
+          <w:sz w:val="20"/>
+          <w:szCs w:val="20"/>
+          <w:lang w:eastAsia="en-GB"/>
+          <w14:ligatures w14:val="none"/>
+        </w:rPr>
+      </w:pPr>
+      <w:r>
+        <w:rPr>
+          <w:rFonts w:ascii="Courier New" w:eastAsia="Times New Roman" w:hAnsi="Courier New" w:cs="Courier New"/>
+          <w:color w:val="000000"/>
+          <w:kern w:val="0"/>
+          <w:sz w:val="20"/>
+          <w:szCs w:val="20"/>
+          <w:lang w:eastAsia="en-GB"/>
+          <w14:ligatures w14:val="none"/>
+        </w:rPr>
+        <w:t>Apache Maven 3.x.x</w:t>
+      </w:r>
+    </w:p>
+    <w:p>
+      <w:pPr>
+        <w:tabs>
+          <w:tab w:val="left" w:pos="916"/>
+          <w:tab w:val="left" w:pos="1832"/>
+          <w:tab w:val="left" w:pos="2748"/>
+          <w:tab w:val="left" w:pos="3664"/>
+          <w:tab w:val="left" w:pos="4580"/>
+          <w:tab w:val="left" w:pos="5496"/>
+          <w:tab w:val="left" w:pos="6412"/>
+          <w:tab w:val="left" w:pos="7328"/>
+          <w:tab w:val="left" w:pos="8244"/>
+          <w:tab w:val="left" w:pos="9160"/>
+          <w:tab w:val="left" w:pos="10076"/>
+          <w:tab w:val="left" w:pos="10992"/>
+          <w:tab w:val="left" w:pos="11908"/>
+          <w:tab w:val="left" w:pos="12824"/>
+          <w:tab w:val="left" w:pos="13740"/>
+          <w:tab w:val="left" w:pos="14656"/>
+        </w:tabs>
+        <w:spacing w:after="0" w:line="240" w:lineRule="auto"/>
+        <w:rPr>
+          <w:rFonts w:ascii="Courier New" w:eastAsia="Times New Roman" w:hAnsi="Courier New" w:cs="Courier New"/>
+          <w:color w:val="000000"/>
+          <w:kern w:val="0"/>
+          <w:sz w:val="20"/>
+          <w:szCs w:val="20"/>
+          <w:lang w:eastAsia="en-GB"/>
+          <w14:ligatures w14:val="none"/>
+        </w:rPr>
+      </w:pPr>
+      <w:r>
+        <w:rPr>
+          <w:rFonts w:ascii="Courier New" w:eastAsia="Times New Roman" w:hAnsi="Courier New" w:cs="Courier New"/>
+          <w:color w:val="000000"/>
+          <w:kern w:val="0"/>
+          <w:sz w:val="20"/>
+          <w:szCs w:val="20"/>
+          <w:lang w:eastAsia="en-GB"/>
+          <w14:ligatures w14:val="none"/>
+        </w:rPr>
+        <w:t>Maven home: ...</w:t>
+      </w:r>
+    </w:p>
+    <w:p>
+      <w:pPr>
+        <w:tabs>
+          <w:tab w:val="left" w:pos="916"/>
+          <w:tab w:val="left" w:pos="1832"/>
+          <w:tab w:val="left" w:pos="2748"/>
+          <w:tab w:val="left" w:pos="3664"/>
+          <w:tab w:val="left" w:pos="4580"/>
+          <w:tab w:val="left" w:pos="5496"/>
+          <w:tab w:val="left" w:pos="6412"/>
+          <w:tab w:val="left" w:pos="7328"/>
+          <w:tab w:val="left" w:pos="8244"/>
+          <w:tab w:val="left" w:pos="9160"/>
+          <w:tab w:val="left" w:pos="10076"/>
+          <w:tab w:val="left" w:pos="10992"/>
+          <w:tab w:val="left" w:pos="11908"/>
+          <w:tab w:val="left" w:pos="12824"/>
+          <w:tab w:val="left" w:pos="13740"/>
+          <w:tab w:val="left" w:pos="14656"/>
+        </w:tabs>
+        <w:spacing w:after="0" w:line="240" w:lineRule="auto"/>
+        <w:rPr>
+          <w:rFonts w:ascii="Courier New" w:eastAsia="Times New Roman" w:hAnsi="Courier New" w:cs="Courier New"/>
+          <w:color w:val="000000"/>
+          <w:kern w:val="0"/>
+          <w:sz w:val="20"/>
+          <w:szCs w:val="20"/>
+          <w:lang w:eastAsia="en-GB"/>
+          <w14:ligatures w14:val="none"/>
+        </w:rPr>
+      </w:pPr>
+      <w:r>
+        <w:rPr>
+          <w:rFonts w:ascii="Courier New" w:eastAsia="Times New Roman" w:hAnsi="Courier New" w:cs="Courier New"/>
+          <w:color w:val="000000"/>
+          <w:kern w:val="0"/>
+          <w:sz w:val="20"/>
+          <w:szCs w:val="20"/>
+          <w:lang w:eastAsia="en-GB"/>
+          <w14:ligatures w14:val="none"/>
+        </w:rPr>
+        <w:t>Java version: 17.x.x</w:t>
+      </w:r>
+    </w:p>
+    <w:p>
+      <w:pPr>
+        <w:spacing w:before="100" w:beforeAutospacing="1" w:after="100" w:afterAutospacing="1" w:line="240" w:lineRule="auto"/>
+        <w:outlineLvl w:val="2"/>
+        <w:rPr>
+          <w:rFonts w:ascii="Times New Roman" w:eastAsia="Times New Roman" w:hAnsi="Times New Roman" w:cs="Times New Roman"/>
+          <w:b/>
+          <w:bCs/>
+          <w:color w:val="000000"/>
+          <w:kern w:val="0"/>
+          <w:sz w:val="27"/>
+          <w:szCs w:val="27"/>
+          <w:lang w:eastAsia="en-GB"/>
+          <w14:ligatures w14:val="none"/>
+        </w:rPr>
+      </w:pPr>
+      <w:r>
+        <w:rPr>
+          <w:rFonts w:ascii="Times New Roman" w:eastAsia="Times New Roman" w:hAnsi="Times New Roman" w:cs="Times New Roman"/>
+          <w:b/>
+          <w:bCs/>
+          <w:color w:val="000000"/>
+          <w:kern w:val="0"/>
+          <w:sz w:val="27"/>
+          <w:szCs w:val="27"/>
+          <w:lang w:eastAsia="en-GB"/>
+          <w14:ligatures w14:val="none"/>
+        </w:rPr>
+        <w:t>Our current configuration</w:t>
+      </w:r>
+    </w:p>
+    <w:p>
+      <w:pPr>
+        <w:tabs>
+          <w:tab w:val="left" w:pos="916"/>
+          <w:tab w:val="left" w:pos="1832"/>
+          <w:tab w:val="left" w:pos="2748"/>
+          <w:tab w:val="left" w:pos="3664"/>
+          <w:tab w:val="left" w:pos="4580"/>
+          <w:tab w:val="left" w:pos="5496"/>
+          <w:tab w:val="left" w:pos="6412"/>
+          <w:tab w:val="left" w:pos="7328"/>
+          <w:tab w:val="left" w:pos="8244"/>
+          <w:tab w:val="left" w:pos="9160"/>
+          <w:tab w:val="left" w:pos="10076"/>
+          <w:tab w:val="left" w:pos="10992"/>
+          <w:tab w:val="left" w:pos="11908"/>
+          <w:tab w:val="left" w:pos="12824"/>
+          <w:tab w:val="left" w:pos="13740"/>
+          <w:tab w:val="left" w:pos="14656"/>
+        </w:tabs>
+        <w:spacing w:after="0" w:line="240" w:lineRule="auto"/>
+        <w:rPr>
+          <w:rFonts w:ascii="Courier New" w:eastAsia="Times New Roman" w:hAnsi="Courier New" w:cs="Courier New"/>
+          <w:color w:val="000000"/>
+          <w:kern w:val="0"/>
+          <w:sz w:val="20"/>
+          <w:szCs w:val="20"/>
+          <w:lang w:eastAsia="en-GB"/>
+          <w14:ligatures w14:val="none"/>
+        </w:rPr>
+      </w:pPr>
+      <w:r>
+        <w:rPr>
+          <w:rFonts w:ascii="Courier New" w:eastAsia="Times New Roman" w:hAnsi="Courier New" w:cs="Courier New"/>
+          <w:color w:val="000000"/>
+          <w:kern w:val="0"/>
+          <w:sz w:val="20"/>
+          <w:szCs w:val="20"/>
+          <w:lang w:eastAsia="en-GB"/>
+          <w14:ligatures w14:val="none"/>
+        </w:rPr>
+        <w:t>Maven:       3.10.0</w:t>
+      </w:r>
+    </w:p>
+    <w:p>
+      <w:pPr>
+        <w:tabs>
+          <w:tab w:val="left" w:pos="916"/>
+          <w:tab w:val="left" w:pos="1832"/>
+          <w:tab w:val="left" w:pos="2748"/>
+          <w:tab w:val="left" w:pos="3664"/>
+          <w:tab w:val="left" w:pos="4580"/>
+          <w:tab w:val="left" w:pos="5496"/>
+          <w:tab w:val="left" w:pos="6412"/>
+          <w:tab w:val="left" w:pos="7328"/>
+          <w:tab w:val="left" w:pos="8244"/>
+          <w:tab w:val="left" w:pos="9160"/>
+          <w:tab w:val="left" w:pos="10076"/>
+          <w:tab w:val="left" w:pos="10992"/>
+          <w:tab w:val="left" w:pos="11908"/>
+          <w:tab w:val="left" w:pos="12824"/>
+          <w:tab w:val="left" w:pos="13740"/>
+          <w:tab w:val="left" w:pos="14656"/>
+        </w:tabs>
+        <w:spacing w:after="0" w:line="240" w:lineRule="auto"/>
+        <w:rPr>
+          <w:rFonts w:ascii="Courier New" w:eastAsia="Times New Roman" w:hAnsi="Courier New" w:cs="Courier New"/>
+          <w:color w:val="000000"/>
+          <w:kern w:val="0"/>
+          <w:sz w:val="20"/>
+          <w:szCs w:val="20"/>
+          <w:lang w:eastAsia="en-GB"/>
+          <w14:ligatures w14:val="none"/>
+        </w:rPr>
+      </w:pPr>
+      <w:r>
+        <w:rPr>
+          <w:rFonts w:ascii="Courier New" w:eastAsia="Times New Roman" w:hAnsi="Courier New" w:cs="Courier New"/>
+          <w:color w:val="000000"/>
+          <w:kern w:val="0"/>
+          <w:sz w:val="20"/>
+          <w:szCs w:val="20"/>
+          <w:lang w:eastAsia="en-GB"/>
+          <w14:ligatures w14:val="none"/>
+        </w:rPr>
+        <w:t>Maven home:  /opt/apache-maven-3.10.0</w:t>
+      </w:r>
+    </w:p>
+    <w:p>
+      <w:pPr>
+        <w:tabs>
+          <w:tab w:val="left" w:pos="916"/>
+          <w:tab w:val="left" w:pos="1832"/>
+          <w:tab w:val="left" w:pos="2748"/>
+          <w:tab w:val="left" w:pos="3664"/>
+          <w:tab w:val="left" w:pos="4580"/>
+          <w:tab w:val="left" w:pos="5496"/>
+          <w:tab w:val="left" w:pos="6412"/>
+          <w:tab w:val="left" w:pos="7328"/>
+          <w:tab w:val="left" w:pos="8244"/>
+          <w:tab w:val="left" w:pos="9160"/>
+          <w:tab w:val="left" w:pos="10076"/>
+          <w:tab w:val="left" w:pos="10992"/>
+          <w:tab w:val="left" w:pos="11908"/>
+          <w:tab w:val="left" w:pos="12824"/>
+          <w:tab w:val="left" w:pos="13740"/>
+          <w:tab w:val="left" w:pos="14656"/>
+        </w:tabs>
+        <w:spacing w:after="0" w:line="240" w:lineRule="auto"/>
+        <w:rPr>
+          <w:rFonts w:ascii="Courier New" w:eastAsia="Times New Roman" w:hAnsi="Courier New" w:cs="Courier New"/>
+          <w:color w:val="000000"/>
+          <w:kern w:val="0"/>
+          <w:sz w:val="20"/>
+          <w:szCs w:val="20"/>
+          <w:lang w:eastAsia="en-GB"/>
+          <w14:ligatures w14:val="none"/>
+        </w:rPr>
+      </w:pPr>
+      <w:r>
+        <w:rPr>
+          <w:rFonts w:ascii="Courier New" w:eastAsia="Times New Roman" w:hAnsi="Courier New" w:cs="Courier New"/>
+          <w:color w:val="000000"/>
+          <w:kern w:val="0"/>
+          <w:sz w:val="20"/>
+          <w:szCs w:val="20"/>
+          <w:lang w:eastAsia="en-GB"/>
+          <w14:ligatures w14:val="none"/>
+        </w:rPr>
+        <w:t>Java:        17.0.9</w:t>
+      </w:r>
+    </w:p>
+    <w:p>
+      <w:pPr>
+        <w:tabs>
+          <w:tab w:val="left" w:pos="916"/>
+          <w:tab w:val="left" w:pos="1832"/>
+          <w:tab w:val="left" w:pos="2748"/>
+          <w:tab w:val="left" w:pos="3664"/>
+          <w:tab w:val="left" w:pos="4580"/>
+          <w:tab w:val="left" w:pos="5496"/>
+          <w:tab w:val="left" w:pos="6412"/>
+          <w:tab w:val="left" w:pos="7328"/>
+          <w:tab w:val="left" w:pos="8244"/>
+          <w:tab w:val="left" w:pos="9160"/>
+          <w:tab w:val="left" w:pos="10076"/>
+          <w:tab w:val="left" w:pos="10992"/>
+          <w:tab w:val="left" w:pos="11908"/>
+          <w:tab w:val="left" w:pos="12824"/>
+          <w:tab w:val="left" w:pos="13740"/>
+          <w:tab w:val="left" w:pos="14656"/>
+        </w:tabs>
+        <w:spacing w:after="0" w:line="240" w:lineRule="auto"/>
+        <w:rPr>
+          <w:rFonts w:ascii="Courier New" w:eastAsia="Times New Roman" w:hAnsi="Courier New" w:cs="Courier New"/>
+          <w:color w:val="000000"/>
+          <w:kern w:val="0"/>
+          <w:sz w:val="20"/>
+          <w:szCs w:val="20"/>
+          <w:lang w:eastAsia="en-GB"/>
+          <w14:ligatures w14:val="none"/>
+        </w:rPr>
+      </w:pPr>
+      <w:r>
+        <w:rPr>
+          <w:rFonts w:ascii="Courier New" w:eastAsia="Times New Roman" w:hAnsi="Courier New" w:cs="Courier New"/>
+          <w:color w:val="000000"/>
+          <w:kern w:val="0"/>
+          <w:sz w:val="20"/>
+          <w:szCs w:val="20"/>
+          <w:lang w:eastAsia="en-GB"/>
+          <w14:ligatures w14:val="none"/>
+        </w:rPr>
+        <w:t>OS:          macOS</w:t>
+      </w:r>
+    </w:p>
+    <w:p>
+      <w:pPr>
+        <w:tabs>
+          <w:tab w:val="left" w:pos="916"/>
+          <w:tab w:val="left" w:pos="1832"/>
+          <w:tab w:val="left" w:pos="2748"/>
+          <w:tab w:val="left" w:pos="3664"/>
+          <w:tab w:val="left" w:pos="4580"/>
+          <w:tab w:val="left" w:pos="5496"/>
+          <w:tab w:val="left" w:pos="6412"/>
+          <w:tab w:val="left" w:pos="7328"/>
+          <w:tab w:val="left" w:pos="8244"/>
+          <w:tab w:val="left" w:pos="9160"/>
+          <w:tab w:val="left" w:pos="10076"/>
+          <w:tab w:val="left" w:pos="10992"/>
+          <w:tab w:val="left" w:pos="11908"/>
+          <w:tab w:val="left" w:pos="12824"/>
+          <w:tab w:val="left" w:pos="13740"/>
+          <w:tab w:val="left" w:pos="14656"/>
+        </w:tabs>
+        <w:spacing w:after="0" w:line="240" w:lineRule="auto"/>
+        <w:rPr>
+          <w:rFonts w:ascii="Courier New" w:eastAsia="Times New Roman" w:hAnsi="Courier New" w:cs="Courier New"/>
+          <w:color w:val="000000"/>
+          <w:kern w:val="0"/>
+          <w:sz w:val="20"/>
+          <w:szCs w:val="20"/>
+          <w:lang w:eastAsia="en-GB"/>
+          <w14:ligatures w14:val="none"/>
+        </w:rPr>
+      </w:pPr>
+      <w:r>
+        <w:rPr>
+          <w:rFonts w:ascii="Courier New" w:eastAsia="Times New Roman" w:hAnsi="Courier New" w:cs="Courier New"/>
+          <w:color w:val="000000"/>
+          <w:kern w:val="0"/>
+          <w:sz w:val="20"/>
+          <w:szCs w:val="20"/>
+          <w:lang w:eastAsia="en-GB"/>
+          <w14:ligatures w14:val="none"/>
+        </w:rPr>
+        <w:t>Architecture: x86_64</w:t>
+      </w:r>
+    </w:p>
+    <w:p>
+      <w:pPr>
+        <w:spacing w:before="100" w:beforeAutospacing="1" w:after="100" w:afterAutospacing="1" w:line="240" w:lineRule="auto"/>
+        <w:outlineLvl w:val="2"/>
+        <w:rPr>
+          <w:rFonts w:ascii="Times New Roman" w:eastAsia="Times New Roman" w:hAnsi="Times New Roman" w:cs="Times New Roman"/>
+          <w:b/>
+          <w:bCs/>
+          <w:color w:val="000000"/>
+          <w:kern w:val="0"/>
+          <w:sz w:val="27"/>
+          <w:szCs w:val="27"/>
+          <w:lang w:eastAsia="en-GB"/>
+          <w14:ligatures w14:val="none"/>
+        </w:rPr>
+      </w:pPr>
+      <w:r>
+        <w:rPr>
+          <w:rFonts w:ascii="Times New Roman" w:eastAsia="Times New Roman" w:hAnsi="Times New Roman" w:cs="Times New Roman"/>
+          <w:b/>
+          <w:bCs/>
+          <w:color w:val="000000"/>
+          <w:kern w:val="0"/>
+          <w:sz w:val="27"/>
+          <w:szCs w:val="27"/>
+          <w:lang w:eastAsia="en-GB"/>
+          <w14:ligatures w14:val="none"/>
+        </w:rPr>
+        <w:t>If Maven is not installed</w:t>
+      </w:r>
+    </w:p>
+    <w:p>
+      <w:pPr>
+        <w:pStyle w:val="HTMLPreformatted"/>
+        <w:rPr>
+          <w:color w:val="000000"/>
+        </w:rPr>
+      </w:pPr>
+      <w:r>
+        <w:rPr>
+          <w:rStyle w:val="HTMLCode"/>
+          <w:rFonts w:eastAsiaTheme="majorEastAsia"/>
+          <w:color w:val="000000"/>
+        </w:rPr>
+        <w:t>brew install maven</w:t>
+      </w:r>
+    </w:p>
+    <w:p>
+      <w:pPr>
+        <w:pStyle w:val="NormalWeb"/>
+        <w:rPr>
+          <w:color w:val="000000"/>
+        </w:rPr>
+      </w:pPr>
+      <w:r>
+        <w:rPr>
+          <w:color w:val="000000"/>
+        </w:rPr>
+        <w:t>If the installation takes unusually long or appears stuck, stop it with:</w:t>
+      </w:r>
+    </w:p>
+    <w:p>
+      <w:pPr>
+        <w:pStyle w:val="HTMLPreformatted"/>
+        <w:rPr>
+          <w:color w:val="000000"/>
+        </w:rPr>
+      </w:pPr>
+      <w:r>
+        <w:rPr>
+          <w:rStyle w:val="HTMLCode"/>
+          <w:rFonts w:eastAsiaTheme="majorEastAsia"/>
+          <w:color w:val="000000"/>
+        </w:rPr>
+        <w:t>Ctrl + C</w:t>
+      </w:r>
+    </w:p>
+    <w:p>
+      <w:pPr>
+        <w:pStyle w:val="NormalWeb"/>
+        <w:rPr>
+          <w:color w:val="000000"/>
+        </w:rPr>
+      </w:pPr>
+      <w:r>
+        <w:rPr>
+          <w:color w:val="000000"/>
+        </w:rPr>
+        <w:t>Then use the manual Maven installation steps below:</w:t>
+      </w:r>
+    </w:p>
+    <w:p>
+      <w:pPr>
+        <w:pStyle w:val="HTMLPreformatted"/>
+        <w:rPr>
+          <w:color w:val="000000"/>
+        </w:rPr>
+      </w:pPr>
+      <w:r>
+        <w:rPr>
+          <w:rStyle w:val="HTMLCode"/>
+          <w:rFonts w:eastAsiaTheme="majorEastAsia"/>
+          <w:color w:val="000000"/>
+        </w:rPr>
+        <w:t>cd ~/Downloads</w:t>
+      </w:r>
+    </w:p>
+    <w:p>
+      <w:pPr>
+        <w:pStyle w:val="HTMLPreformatted"/>
+        <w:rPr>
+          <w:color w:val="000000"/>
+        </w:rPr>
+      </w:pPr>
+      <w:r>
+        <w:rPr>
+          <w:rStyle w:val="HTMLCode"/>
+          <w:rFonts w:eastAsiaTheme="majorEastAsia"/>
+          <w:color w:val="000000"/>
+        </w:rPr>
+        <w:t>curl -O https://dlcdn.apache.org/maven/maven-3/3.10.0/binaries/apache-maven-3.10.0-bin.tar.gz</w:t>
+      </w:r>
+    </w:p>
+    <w:p>
+      <w:pPr>
+        <w:pStyle w:val="HTMLPreformatted"/>
+        <w:rPr>
+          <w:color w:val="000000"/>
+        </w:rPr>
+      </w:pPr>
+      <w:r>
+        <w:rPr>
+          <w:rStyle w:val="HTMLCode"/>
+          <w:rFonts w:eastAsiaTheme="majorEastAsia"/>
+          <w:color w:val="000000"/>
+        </w:rPr>
+        <w:t>tar -xzf apache-maven-3.10.0-bin.tar.gz</w:t>
+      </w:r>
+    </w:p>
+    <w:p>
+      <w:pPr>
+        <w:pStyle w:val="HTMLPreformatted"/>
+        <w:rPr>
+          <w:color w:val="000000"/>
+        </w:rPr>
+      </w:pPr>
+      <w:r>
+        <w:rPr>
+          <w:rStyle w:val="HTMLCode"/>
+          <w:rFonts w:eastAsiaTheme="majorEastAsia"/>
+          <w:color w:val="000000"/>
+        </w:rPr>
+        <w:t>sudo mv apache-maven-3.10.0 /opt/</w:t>
+      </w:r>
+    </w:p>
+    <w:p>
+      <w:pPr>
+        <w:pStyle w:val="HTMLPreformatted"/>
+        <w:rPr>
+          <w:color w:val="000000"/>
+        </w:rPr>
+      </w:pPr>
+      <w:r>
+        <w:rPr>
+          <w:rStyle w:val="HTMLCode"/>
+          <w:rFonts w:eastAsiaTheme="majorEastAsia"/>
+          <w:color w:val="000000"/>
+        </w:rPr>
+        <w:t>echo 'export MAVEN_HOME=/opt/apache-maven-3.10.0' &gt;&gt; ~/.zshrc</w:t>
+      </w:r>
+    </w:p>
+    <w:p>
+      <w:pPr>
+        <w:pStyle w:val="HTMLPreformatted"/>
+        <w:rPr>
+          <w:color w:val="000000"/>
+        </w:rPr>
+      </w:pPr>
+      <w:r>
+        <w:rPr>
+          <w:rStyle w:val="HTMLCode"/>
+          <w:rFonts w:eastAsiaTheme="majorEastAsia"/>
+          <w:color w:val="000000"/>
+        </w:rPr>
+        <w:t>echo 'export PATH="$MAVEN_HOME/bin:$PATH"' &gt;&gt; ~/.zshrc</w:t>
+      </w:r>
+    </w:p>
+    <w:p>
+      <w:pPr>
+        <w:pStyle w:val="HTMLPreformatted"/>
+        <w:rPr>
+          <w:color w:val="000000"/>
+        </w:rPr>
+      </w:pPr>
+      <w:r>
+        <w:rPr>
+          <w:rStyle w:val="HTMLCode"/>
+          <w:rFonts w:eastAsiaTheme="majorEastAsia"/>
+          <w:color w:val="000000"/>
+        </w:rPr>
+        <w:t>source ~/.zshrc</w:t>
+      </w:r>
+    </w:p>
+    <w:p>
+      <w:pPr>
+        <w:pStyle w:val="HTMLPreformatted"/>
+        <w:rPr>
+          <w:color w:val="000000"/>
+        </w:rPr>
+      </w:pPr>
+      <w:r>
+        <w:rPr>
+          <w:rStyle w:val="HTMLCode"/>
+          <w:rFonts w:eastAsiaTheme="majorEastAsia"/>
+          <w:color w:val="000000"/>
+        </w:rPr>
+        <w:t>mvn -version</w:t>
+      </w:r>
+    </w:p>
+    <w:p>
+      <w:pPr>
+        <w:spacing w:before="100" w:beforeAutospacing="1" w:after="100" w:afterAutospacing="1" w:line="240" w:lineRule="auto"/>
+        <w:outlineLvl w:val="2"/>
+        <w:rPr>
+          <w:rFonts w:ascii="Times New Roman" w:eastAsia="Times New Roman" w:hAnsi="Times New Roman" w:cs="Times New Roman"/>
+          <w:b/>
+          <w:bCs/>
+          <w:color w:val="000000"/>
+          <w:kern w:val="0"/>
+          <w:sz w:val="27"/>
+          <w:szCs w:val="27"/>
+          <w:lang w:eastAsia="en-GB"/>
+          <w14:ligatures w14:val="none"/>
+        </w:rPr>
+      </w:pPr>
+    </w:p>
+    <w:p>
+      <w:pPr>
+        <w:spacing w:before="100" w:beforeAutospacing="1" w:after="100" w:afterAutospacing="1" w:line="240" w:lineRule="auto"/>
+        <w:rPr>
+          <w:rFonts w:ascii="Times New Roman" w:eastAsia="Times New Roman" w:hAnsi="Times New Roman" w:cs="Times New Roman"/>
+          <w:color w:val="000000"/>
+          <w:kern w:val="0"/>
+          <w:lang w:eastAsia="en-GB"/>
+          <w14:ligatures w14:val="none"/>
+        </w:rPr>
+      </w:pPr>
+      <w:r>
+        <w:rPr>
+          <w:rFonts w:ascii="Times New Roman" w:eastAsia="Times New Roman" w:hAnsi="Times New Roman" w:cs="Times New Roman"/>
+          <w:color w:val="000000"/>
+          <w:kern w:val="0"/>
+          <w:lang w:eastAsia="en-GB"/>
+          <w14:ligatures w14:val="none"/>
+        </w:rPr>
+        <w:t>We installed Maven manually because the Homebrew installation was attempting to build a large dependency chain on this Intel Mac.</w:t>
+      </w:r>
+    </w:p>
+    <w:p>
+      <w:pPr>
+        <w:spacing w:before="100" w:beforeAutospacing="1" w:after="100" w:afterAutospacing="1" w:line="240" w:lineRule="auto"/>
+        <w:rPr>
+          <w:rFonts w:ascii="Times New Roman" w:eastAsia="Times New Roman" w:hAnsi="Times New Roman" w:cs="Times New Roman"/>
+          <w:color w:val="000000"/>
+          <w:kern w:val="0"/>
+          <w:lang w:eastAsia="en-GB"/>
+          <w14:ligatures w14:val="none"/>
+        </w:rPr>
+      </w:pPr>
+      <w:r>
+        <w:rPr>
+          <w:rFonts w:ascii="Times New Roman" w:eastAsia="Times New Roman" w:hAnsi="Times New Roman" w:cs="Times New Roman"/>
+          <w:color w:val="000000"/>
+          <w:kern w:val="0"/>
+          <w:lang w:eastAsia="en-GB"/>
+          <w14:ligatures w14:val="none"/>
+        </w:rPr>
+        <w:t>Our installation process was:</w:t>
+      </w:r>
+    </w:p>
+    <w:p>
+      <w:pPr>
+        <w:tabs>
+          <w:tab w:val="left" w:pos="916"/>
+          <w:tab w:val="left" w:pos="1832"/>
+          <w:tab w:val="left" w:pos="2748"/>
+          <w:tab w:val="left" w:pos="3664"/>
+          <w:tab w:val="left" w:pos="4580"/>
+          <w:tab w:val="left" w:pos="5496"/>
+          <w:tab w:val="left" w:pos="6412"/>
+          <w:tab w:val="left" w:pos="7328"/>
+          <w:tab w:val="left" w:pos="8244"/>
+          <w:tab w:val="left" w:pos="9160"/>
+          <w:tab w:val="left" w:pos="10076"/>
+          <w:tab w:val="left" w:pos="10992"/>
+          <w:tab w:val="left" w:pos="11908"/>
+          <w:tab w:val="left" w:pos="12824"/>
+          <w:tab w:val="left" w:pos="13740"/>
+          <w:tab w:val="left" w:pos="14656"/>
+        </w:tabs>
+        <w:spacing w:after="0" w:line="240" w:lineRule="auto"/>
+        <w:rPr>
+          <w:rFonts w:ascii="Courier New" w:eastAsia="Times New Roman" w:hAnsi="Courier New" w:cs="Courier New"/>
+          <w:color w:val="000000"/>
+          <w:kern w:val="0"/>
+          <w:sz w:val="20"/>
+          <w:szCs w:val="20"/>
+          <w:lang w:eastAsia="en-GB"/>
+          <w14:ligatures w14:val="none"/>
+        </w:rPr>
+      </w:pPr>
+      <w:r>
+        <w:rPr>
+          <w:rFonts w:ascii="Courier New" w:eastAsia="Times New Roman" w:hAnsi="Courier New" w:cs="Courier New"/>
+          <w:color w:val="000000"/>
+          <w:kern w:val="0"/>
+          <w:sz w:val="20"/>
+          <w:szCs w:val="20"/>
+          <w:lang w:eastAsia="en-GB"/>
+          <w14:ligatures w14:val="none"/>
+        </w:rPr>
+        <w:t>Download Maven</w:t>
+      </w:r>
+    </w:p>
+    <w:p>
+      <w:pPr>
+        <w:tabs>
+          <w:tab w:val="left" w:pos="916"/>
+          <w:tab w:val="left" w:pos="1832"/>
+          <w:tab w:val="left" w:pos="2748"/>
+          <w:tab w:val="left" w:pos="3664"/>
+          <w:tab w:val="left" w:pos="4580"/>
+          <w:tab w:val="left" w:pos="5496"/>
+          <w:tab w:val="left" w:pos="6412"/>
+          <w:tab w:val="left" w:pos="7328"/>
+          <w:tab w:val="left" w:pos="8244"/>
+          <w:tab w:val="left" w:pos="9160"/>
+          <w:tab w:val="left" w:pos="10076"/>
+          <w:tab w:val="left" w:pos="10992"/>
+          <w:tab w:val="left" w:pos="11908"/>
+          <w:tab w:val="left" w:pos="12824"/>
+          <w:tab w:val="left" w:pos="13740"/>
+          <w:tab w:val="left" w:pos="14656"/>
+        </w:tabs>
+        <w:spacing w:after="0" w:line="240" w:lineRule="auto"/>
+        <w:rPr>
+          <w:rFonts w:ascii="Courier New" w:eastAsia="Times New Roman" w:hAnsi="Courier New" w:cs="Courier New"/>
+          <w:color w:val="000000"/>
+          <w:kern w:val="0"/>
+          <w:sz w:val="20"/>
+          <w:szCs w:val="20"/>
+          <w:lang w:eastAsia="en-GB"/>
+          <w14:ligatures w14:val="none"/>
+        </w:rPr>
+      </w:pPr>
+      <w:r>
+        <w:rPr>
+          <w:rFonts w:ascii="Courier New" w:eastAsia="Times New Roman" w:hAnsi="Courier New" w:cs="Courier New"/>
+          <w:color w:val="000000"/>
+          <w:kern w:val="0"/>
+          <w:sz w:val="20"/>
+          <w:szCs w:val="20"/>
+          <w:lang w:eastAsia="en-GB"/>
+          <w14:ligatures w14:val="none"/>
+        </w:rPr>
+        <w:t xml:space="preserve">     ↓</w:t>
+      </w:r>
+    </w:p>
+    <w:p>
+      <w:pPr>
+        <w:tabs>
+          <w:tab w:val="left" w:pos="916"/>
+          <w:tab w:val="left" w:pos="1832"/>
+          <w:tab w:val="left" w:pos="2748"/>
+          <w:tab w:val="left" w:pos="3664"/>
+          <w:tab w:val="left" w:pos="4580"/>
+          <w:tab w:val="left" w:pos="5496"/>
+          <w:tab w:val="left" w:pos="6412"/>
+          <w:tab w:val="left" w:pos="7328"/>
+          <w:tab w:val="left" w:pos="8244"/>
+          <w:tab w:val="left" w:pos="9160"/>
+          <w:tab w:val="left" w:pos="10076"/>
+          <w:tab w:val="left" w:pos="10992"/>
+          <w:tab w:val="left" w:pos="11908"/>
+          <w:tab w:val="left" w:pos="12824"/>
+          <w:tab w:val="left" w:pos="13740"/>
+          <w:tab w:val="left" w:pos="14656"/>
+        </w:tabs>
+        <w:spacing w:after="0" w:line="240" w:lineRule="auto"/>
+        <w:rPr>
+          <w:rFonts w:ascii="Courier New" w:eastAsia="Times New Roman" w:hAnsi="Courier New" w:cs="Courier New"/>
+          <w:color w:val="000000"/>
+          <w:kern w:val="0"/>
+          <w:sz w:val="20"/>
+          <w:szCs w:val="20"/>
+          <w:lang w:eastAsia="en-GB"/>
+          <w14:ligatures w14:val="none"/>
+        </w:rPr>
+      </w:pPr>
+      <w:r>
+        <w:rPr>
+          <w:rFonts w:ascii="Courier New" w:eastAsia="Times New Roman" w:hAnsi="Courier New" w:cs="Courier New"/>
+          <w:color w:val="000000"/>
+          <w:kern w:val="0"/>
+          <w:sz w:val="20"/>
+          <w:szCs w:val="20"/>
+          <w:lang w:eastAsia="en-GB"/>
+          <w14:ligatures w14:val="none"/>
+        </w:rPr>
+        <w:t>Extract Maven</w:t>
+      </w:r>
+    </w:p>
+    <w:p>
+      <w:pPr>
+        <w:tabs>
+          <w:tab w:val="left" w:pos="916"/>
+          <w:tab w:val="left" w:pos="1832"/>
+          <w:tab w:val="left" w:pos="2748"/>
+          <w:tab w:val="left" w:pos="3664"/>
+          <w:tab w:val="left" w:pos="4580"/>
+          <w:tab w:val="left" w:pos="5496"/>
+          <w:tab w:val="left" w:pos="6412"/>
+          <w:tab w:val="left" w:pos="7328"/>
+          <w:tab w:val="left" w:pos="8244"/>
+          <w:tab w:val="left" w:pos="9160"/>
+          <w:tab w:val="left" w:pos="10076"/>
+          <w:tab w:val="left" w:pos="10992"/>
+          <w:tab w:val="left" w:pos="11908"/>
+          <w:tab w:val="left" w:pos="12824"/>
+          <w:tab w:val="left" w:pos="13740"/>
+          <w:tab w:val="left" w:pos="14656"/>
+        </w:tabs>
+        <w:spacing w:after="0" w:line="240" w:lineRule="auto"/>
+        <w:rPr>
+          <w:rFonts w:ascii="Courier New" w:eastAsia="Times New Roman" w:hAnsi="Courier New" w:cs="Courier New"/>
+          <w:color w:val="000000"/>
+          <w:kern w:val="0"/>
+          <w:sz w:val="20"/>
+          <w:szCs w:val="20"/>
+          <w:lang w:eastAsia="en-GB"/>
+          <w14:ligatures w14:val="none"/>
+        </w:rPr>
+      </w:pPr>
+      <w:r>
+        <w:rPr>
+          <w:rFonts w:ascii="Courier New" w:eastAsia="Times New Roman" w:hAnsi="Courier New" w:cs="Courier New"/>
+          <w:color w:val="000000"/>
+          <w:kern w:val="0"/>
+          <w:sz w:val="20"/>
+          <w:szCs w:val="20"/>
+          <w:lang w:eastAsia="en-GB"/>
+          <w14:ligatures w14:val="none"/>
+        </w:rPr>
+        <w:t xml:space="preserve">     ↓</w:t>
+      </w:r>
+    </w:p>
+    <w:p>
+      <w:pPr>
+        <w:tabs>
+          <w:tab w:val="left" w:pos="916"/>
+          <w:tab w:val="left" w:pos="1832"/>
+          <w:tab w:val="left" w:pos="2748"/>
+          <w:tab w:val="left" w:pos="3664"/>
+          <w:tab w:val="left" w:pos="4580"/>
+          <w:tab w:val="left" w:pos="5496"/>
+          <w:tab w:val="left" w:pos="6412"/>
+          <w:tab w:val="left" w:pos="7328"/>
+          <w:tab w:val="left" w:pos="8244"/>
+          <w:tab w:val="left" w:pos="9160"/>
+          <w:tab w:val="left" w:pos="10076"/>
+          <w:tab w:val="left" w:pos="10992"/>
+          <w:tab w:val="left" w:pos="11908"/>
+          <w:tab w:val="left" w:pos="12824"/>
+          <w:tab w:val="left" w:pos="13740"/>
+          <w:tab w:val="left" w:pos="14656"/>
+        </w:tabs>
+        <w:spacing w:after="0" w:line="240" w:lineRule="auto"/>
+        <w:rPr>
+          <w:rFonts w:ascii="Courier New" w:eastAsia="Times New Roman" w:hAnsi="Courier New" w:cs="Courier New"/>
+          <w:color w:val="000000"/>
+          <w:kern w:val="0"/>
+          <w:sz w:val="20"/>
+          <w:szCs w:val="20"/>
+          <w:lang w:eastAsia="en-GB"/>
+          <w14:ligatures w14:val="none"/>
+        </w:rPr>
+      </w:pPr>
+      <w:r>
+        <w:rPr>
+          <w:rFonts w:ascii="Courier New" w:eastAsia="Times New Roman" w:hAnsi="Courier New" w:cs="Courier New"/>
+          <w:color w:val="000000"/>
+          <w:kern w:val="0"/>
+          <w:sz w:val="20"/>
+          <w:szCs w:val="20"/>
+          <w:lang w:eastAsia="en-GB"/>
+          <w14:ligatures w14:val="none"/>
+        </w:rPr>
+        <w:t>Move Maven to /opt</w:t>
+      </w:r>
+    </w:p>
+    <w:p>
+      <w:pPr>
+        <w:tabs>
+          <w:tab w:val="left" w:pos="916"/>
+          <w:tab w:val="left" w:pos="1832"/>
+          <w:tab w:val="left" w:pos="2748"/>
+          <w:tab w:val="left" w:pos="3664"/>
+          <w:tab w:val="left" w:pos="4580"/>
+          <w:tab w:val="left" w:pos="5496"/>
+          <w:tab w:val="left" w:pos="6412"/>
+          <w:tab w:val="left" w:pos="7328"/>
+          <w:tab w:val="left" w:pos="8244"/>
+          <w:tab w:val="left" w:pos="9160"/>
+          <w:tab w:val="left" w:pos="10076"/>
+          <w:tab w:val="left" w:pos="10992"/>
+          <w:tab w:val="left" w:pos="11908"/>
+          <w:tab w:val="left" w:pos="12824"/>
+          <w:tab w:val="left" w:pos="13740"/>
+          <w:tab w:val="left" w:pos="14656"/>
+        </w:tabs>
+        <w:spacing w:after="0" w:line="240" w:lineRule="auto"/>
+        <w:rPr>
+          <w:rFonts w:ascii="Courier New" w:eastAsia="Times New Roman" w:hAnsi="Courier New" w:cs="Courier New"/>
+          <w:color w:val="000000"/>
+          <w:kern w:val="0"/>
+          <w:sz w:val="20"/>
+          <w:szCs w:val="20"/>
+          <w:lang w:eastAsia="en-GB"/>
+          <w14:ligatures w14:val="none"/>
+        </w:rPr>
+      </w:pPr>
+      <w:r>
+        <w:rPr>
+          <w:rFonts w:ascii="Courier New" w:eastAsia="Times New Roman" w:hAnsi="Courier New" w:cs="Courier New"/>
+          <w:color w:val="000000"/>
+          <w:kern w:val="0"/>
+          <w:sz w:val="20"/>
+          <w:szCs w:val="20"/>
+          <w:lang w:eastAsia="en-GB"/>
+          <w14:ligatures w14:val="none"/>
+        </w:rPr>
+        <w:t xml:space="preserve">     ↓</w:t>
+      </w:r>
+    </w:p>
+    <w:p>
+      <w:pPr>
+        <w:tabs>
+          <w:tab w:val="left" w:pos="916"/>
+          <w:tab w:val="left" w:pos="1832"/>
+          <w:tab w:val="left" w:pos="2748"/>
+          <w:tab w:val="left" w:pos="3664"/>
+          <w:tab w:val="left" w:pos="4580"/>
+          <w:tab w:val="left" w:pos="5496"/>
+          <w:tab w:val="left" w:pos="6412"/>
+          <w:tab w:val="left" w:pos="7328"/>
+          <w:tab w:val="left" w:pos="8244"/>
+          <w:tab w:val="left" w:pos="9160"/>
+          <w:tab w:val="left" w:pos="10076"/>
+          <w:tab w:val="left" w:pos="10992"/>
+          <w:tab w:val="left" w:pos="11908"/>
+          <w:tab w:val="left" w:pos="12824"/>
+          <w:tab w:val="left" w:pos="13740"/>
+          <w:tab w:val="left" w:pos="14656"/>
+        </w:tabs>
+        <w:spacing w:after="0" w:line="240" w:lineRule="auto"/>
+        <w:rPr>
+          <w:rFonts w:ascii="Courier New" w:eastAsia="Times New Roman" w:hAnsi="Courier New" w:cs="Courier New"/>
+          <w:color w:val="000000"/>
+          <w:kern w:val="0"/>
+          <w:sz w:val="20"/>
+          <w:szCs w:val="20"/>
+          <w:lang w:eastAsia="en-GB"/>
+          <w14:ligatures w14:val="none"/>
+        </w:rPr>
+      </w:pPr>
+      <w:r>
+        <w:rPr>
+          <w:rFonts w:ascii="Courier New" w:eastAsia="Times New Roman" w:hAnsi="Courier New" w:cs="Courier New"/>
+          <w:color w:val="000000"/>
+          <w:kern w:val="0"/>
+          <w:sz w:val="20"/>
+          <w:szCs w:val="20"/>
+          <w:lang w:eastAsia="en-GB"/>
+          <w14:ligatures w14:val="none"/>
+        </w:rPr>
+        <w:t>Set MAVEN_HOME</w:t>
+      </w:r>
+    </w:p>
+    <w:p>
+      <w:pPr>
+        <w:tabs>
+          <w:tab w:val="left" w:pos="916"/>
+          <w:tab w:val="left" w:pos="1832"/>
+          <w:tab w:val="left" w:pos="2748"/>
+          <w:tab w:val="left" w:pos="3664"/>
+          <w:tab w:val="left" w:pos="4580"/>
+          <w:tab w:val="left" w:pos="5496"/>
+          <w:tab w:val="left" w:pos="6412"/>
+          <w:tab w:val="left" w:pos="7328"/>
+          <w:tab w:val="left" w:pos="8244"/>
+          <w:tab w:val="left" w:pos="9160"/>
+          <w:tab w:val="left" w:pos="10076"/>
+          <w:tab w:val="left" w:pos="10992"/>
+          <w:tab w:val="left" w:pos="11908"/>
+          <w:tab w:val="left" w:pos="12824"/>
+          <w:tab w:val="left" w:pos="13740"/>
+          <w:tab w:val="left" w:pos="14656"/>
+        </w:tabs>
+        <w:spacing w:after="0" w:line="240" w:lineRule="auto"/>
+        <w:rPr>
+          <w:rFonts w:ascii="Courier New" w:eastAsia="Times New Roman" w:hAnsi="Courier New" w:cs="Courier New"/>
+          <w:color w:val="000000"/>
+          <w:kern w:val="0"/>
+          <w:sz w:val="20"/>
+          <w:szCs w:val="20"/>
+          <w:lang w:eastAsia="en-GB"/>
+          <w14:ligatures w14:val="none"/>
+        </w:rPr>
+      </w:pPr>
+      <w:r>
+        <w:rPr>
+          <w:rFonts w:ascii="Courier New" w:eastAsia="Times New Roman" w:hAnsi="Courier New" w:cs="Courier New"/>
+          <w:color w:val="000000"/>
+          <w:kern w:val="0"/>
+          <w:sz w:val="20"/>
+          <w:szCs w:val="20"/>
+          <w:lang w:eastAsia="en-GB"/>
+          <w14:ligatures w14:val="none"/>
+        </w:rPr>
+        <w:t xml:space="preserve">     ↓</w:t>
+      </w:r>
+    </w:p>
+    <w:p>
+      <w:pPr>
+        <w:tabs>
+          <w:tab w:val="left" w:pos="916"/>
+          <w:tab w:val="left" w:pos="1832"/>
+          <w:tab w:val="left" w:pos="2748"/>
+          <w:tab w:val="left" w:pos="3664"/>
+          <w:tab w:val="left" w:pos="4580"/>
+          <w:tab w:val="left" w:pos="5496"/>
+          <w:tab w:val="left" w:pos="6412"/>
+          <w:tab w:val="left" w:pos="7328"/>
+          <w:tab w:val="left" w:pos="8244"/>
+          <w:tab w:val="left" w:pos="9160"/>
+          <w:tab w:val="left" w:pos="10076"/>
+          <w:tab w:val="left" w:pos="10992"/>
+          <w:tab w:val="left" w:pos="11908"/>
+          <w:tab w:val="left" w:pos="12824"/>
+          <w:tab w:val="left" w:pos="13740"/>
+          <w:tab w:val="left" w:pos="14656"/>
+        </w:tabs>
+        <w:spacing w:after="0" w:line="240" w:lineRule="auto"/>
+        <w:rPr>
+          <w:rFonts w:ascii="Courier New" w:eastAsia="Times New Roman" w:hAnsi="Courier New" w:cs="Courier New"/>
+          <w:color w:val="000000"/>
+          <w:kern w:val="0"/>
+          <w:sz w:val="20"/>
+          <w:szCs w:val="20"/>
+          <w:lang w:eastAsia="en-GB"/>
+          <w14:ligatures w14:val="none"/>
+        </w:rPr>
+      </w:pPr>
+      <w:r>
+        <w:rPr>
+          <w:rFonts w:ascii="Courier New" w:eastAsia="Times New Roman" w:hAnsi="Courier New" w:cs="Courier New"/>
+          <w:color w:val="000000"/>
+          <w:kern w:val="0"/>
+          <w:sz w:val="20"/>
+          <w:szCs w:val="20"/>
+          <w:lang w:eastAsia="en-GB"/>
+          <w14:ligatures w14:val="none"/>
+        </w:rPr>
+        <w:t>Add Maven/bin to PATH</w:t>
+      </w:r>
+    </w:p>
+    <w:p>
+      <w:pPr>
+        <w:tabs>
+          <w:tab w:val="left" w:pos="916"/>
+          <w:tab w:val="left" w:pos="1832"/>
+          <w:tab w:val="left" w:pos="2748"/>
+          <w:tab w:val="left" w:pos="3664"/>
+          <w:tab w:val="left" w:pos="4580"/>
+          <w:tab w:val="left" w:pos="5496"/>
+          <w:tab w:val="left" w:pos="6412"/>
+          <w:tab w:val="left" w:pos="7328"/>
+          <w:tab w:val="left" w:pos="8244"/>
+          <w:tab w:val="left" w:pos="9160"/>
+          <w:tab w:val="left" w:pos="10076"/>
+          <w:tab w:val="left" w:pos="10992"/>
+          <w:tab w:val="left" w:pos="11908"/>
+          <w:tab w:val="left" w:pos="12824"/>
+          <w:tab w:val="left" w:pos="13740"/>
+          <w:tab w:val="left" w:pos="14656"/>
+        </w:tabs>
+        <w:spacing w:after="0" w:line="240" w:lineRule="auto"/>
+        <w:rPr>
+          <w:rFonts w:ascii="Courier New" w:eastAsia="Times New Roman" w:hAnsi="Courier New" w:cs="Courier New"/>
+          <w:color w:val="000000"/>
+          <w:kern w:val="0"/>
+          <w:sz w:val="20"/>
+          <w:szCs w:val="20"/>
+          <w:lang w:eastAsia="en-GB"/>
+          <w14:ligatures w14:val="none"/>
+        </w:rPr>
+      </w:pPr>
+      <w:r>
+        <w:rPr>
+          <w:rFonts w:ascii="Courier New" w:eastAsia="Times New Roman" w:hAnsi="Courier New" w:cs="Courier New"/>
+          <w:color w:val="000000"/>
+          <w:kern w:val="0"/>
+          <w:sz w:val="20"/>
+          <w:szCs w:val="20"/>
+          <w:lang w:eastAsia="en-GB"/>
+          <w14:ligatures w14:val="none"/>
+        </w:rPr>
+        <w:t xml:space="preserve">     ↓</w:t>
+      </w:r>
+    </w:p>
+    <w:p>
+      <w:pPr>
+        <w:tabs>
+          <w:tab w:val="left" w:pos="916"/>
+          <w:tab w:val="left" w:pos="1832"/>
+          <w:tab w:val="left" w:pos="2748"/>
+          <w:tab w:val="left" w:pos="3664"/>
+          <w:tab w:val="left" w:pos="4580"/>
+          <w:tab w:val="left" w:pos="5496"/>
+          <w:tab w:val="left" w:pos="6412"/>
+          <w:tab w:val="left" w:pos="7328"/>
+          <w:tab w:val="left" w:pos="8244"/>
+          <w:tab w:val="left" w:pos="9160"/>
+          <w:tab w:val="left" w:pos="10076"/>
+          <w:tab w:val="left" w:pos="10992"/>
+          <w:tab w:val="left" w:pos="11908"/>
+          <w:tab w:val="left" w:pos="12824"/>
+          <w:tab w:val="left" w:pos="13740"/>
+          <w:tab w:val="left" w:pos="14656"/>
+        </w:tabs>
+        <w:spacing w:after="0" w:line="240" w:lineRule="auto"/>
+        <w:rPr>
+          <w:rFonts w:ascii="Courier New" w:eastAsia="Times New Roman" w:hAnsi="Courier New" w:cs="Courier New"/>
+          <w:color w:val="000000"/>
+          <w:kern w:val="0"/>
+          <w:sz w:val="20"/>
+          <w:szCs w:val="20"/>
+          <w:lang w:eastAsia="en-GB"/>
+          <w14:ligatures w14:val="none"/>
+        </w:rPr>
+      </w:pPr>
+      <w:r>
+        <w:rPr>
+          <w:rFonts w:ascii="Courier New" w:eastAsia="Times New Roman" w:hAnsi="Courier New" w:cs="Courier New"/>
+          <w:color w:val="000000"/>
+          <w:kern w:val="0"/>
+          <w:sz w:val="20"/>
+          <w:szCs w:val="20"/>
+          <w:lang w:eastAsia="en-GB"/>
+          <w14:ligatures w14:val="none"/>
+        </w:rPr>
+        <w:t>Reload ~/.zshrc</w:t>
+      </w:r>
+    </w:p>
+    <w:p>
+      <w:pPr>
+        <w:tabs>
+          <w:tab w:val="left" w:pos="916"/>
+          <w:tab w:val="left" w:pos="1832"/>
+          <w:tab w:val="left" w:pos="2748"/>
+          <w:tab w:val="left" w:pos="3664"/>
+          <w:tab w:val="left" w:pos="4580"/>
+          <w:tab w:val="left" w:pos="5496"/>
+          <w:tab w:val="left" w:pos="6412"/>
+          <w:tab w:val="left" w:pos="7328"/>
+          <w:tab w:val="left" w:pos="8244"/>
+          <w:tab w:val="left" w:pos="9160"/>
+          <w:tab w:val="left" w:pos="10076"/>
+          <w:tab w:val="left" w:pos="10992"/>
+          <w:tab w:val="left" w:pos="11908"/>
+          <w:tab w:val="left" w:pos="12824"/>
+          <w:tab w:val="left" w:pos="13740"/>
+          <w:tab w:val="left" w:pos="14656"/>
+        </w:tabs>
+        <w:spacing w:after="0" w:line="240" w:lineRule="auto"/>
+        <w:rPr>
+          <w:rFonts w:ascii="Courier New" w:eastAsia="Times New Roman" w:hAnsi="Courier New" w:cs="Courier New"/>
+          <w:color w:val="000000"/>
+          <w:kern w:val="0"/>
+          <w:sz w:val="20"/>
+          <w:szCs w:val="20"/>
+          <w:lang w:eastAsia="en-GB"/>
+          <w14:ligatures w14:val="none"/>
+        </w:rPr>
+      </w:pPr>
+      <w:r>
+        <w:rPr>
+          <w:rFonts w:ascii="Courier New" w:eastAsia="Times New Roman" w:hAnsi="Courier New" w:cs="Courier New"/>
+          <w:color w:val="000000"/>
+          <w:kern w:val="0"/>
+          <w:sz w:val="20"/>
+          <w:szCs w:val="20"/>
+          <w:lang w:eastAsia="en-GB"/>
+          <w14:ligatures w14:val="none"/>
+        </w:rPr>
+        <w:t xml:space="preserve">     ↓</w:t>
+      </w:r>
+    </w:p>
+    <w:p>
+      <w:pPr>
+        <w:tabs>
+          <w:tab w:val="left" w:pos="916"/>
+          <w:tab w:val="left" w:pos="1832"/>
+          <w:tab w:val="left" w:pos="2748"/>
+          <w:tab w:val="left" w:pos="3664"/>
+          <w:tab w:val="left" w:pos="4580"/>
+          <w:tab w:val="left" w:pos="5496"/>
+          <w:tab w:val="left" w:pos="6412"/>
+          <w:tab w:val="left" w:pos="7328"/>
+          <w:tab w:val="left" w:pos="8244"/>
+          <w:tab w:val="left" w:pos="9160"/>
+          <w:tab w:val="left" w:pos="10076"/>
+          <w:tab w:val="left" w:pos="10992"/>
+          <w:tab w:val="left" w:pos="11908"/>
+          <w:tab w:val="left" w:pos="12824"/>
+          <w:tab w:val="left" w:pos="13740"/>
+          <w:tab w:val="left" w:pos="14656"/>
+        </w:tabs>
+        <w:spacing w:after="0" w:line="240" w:lineRule="auto"/>
+        <w:rPr>
+          <w:rFonts w:ascii="Courier New" w:eastAsia="Times New Roman" w:hAnsi="Courier New" w:cs="Courier New"/>
+          <w:color w:val="000000"/>
+          <w:kern w:val="0"/>
+          <w:sz w:val="20"/>
+          <w:szCs w:val="20"/>
+          <w:lang w:eastAsia="en-GB"/>
+          <w14:ligatures w14:val="none"/>
+        </w:rPr>
+      </w:pPr>
+      <w:r>
+        <w:rPr>
+          <w:rFonts w:ascii="Courier New" w:eastAsia="Times New Roman" w:hAnsi="Courier New" w:cs="Courier New"/>
+          <w:color w:val="000000"/>
+          <w:kern w:val="0"/>
+          <w:sz w:val="20"/>
+          <w:szCs w:val="20"/>
+          <w:lang w:eastAsia="en-GB"/>
+          <w14:ligatures w14:val="none"/>
+        </w:rPr>
+        <w:lastRenderedPageBreak/>
+        <w:t>Verify with mvn -version</w:t>
+      </w:r>
+    </w:p>
+    <w:p>
+      <w:pPr>
+        <w:spacing w:before="100" w:beforeAutospacing="1" w:after="100" w:afterAutospacing="1" w:line="240" w:lineRule="auto"/>
+        <w:rPr>
+          <w:rFonts w:ascii="Times New Roman" w:eastAsia="Times New Roman" w:hAnsi="Times New Roman" w:cs="Times New Roman"/>
+          <w:color w:val="000000"/>
+          <w:kern w:val="0"/>
+          <w:lang w:eastAsia="en-GB"/>
+          <w14:ligatures w14:val="none"/>
+        </w:rPr>
+      </w:pPr>
+      <w:r>
+        <w:rPr>
+          <w:rFonts w:ascii="Times New Roman" w:eastAsia="Times New Roman" w:hAnsi="Times New Roman" w:cs="Times New Roman"/>
+          <w:color w:val="000000"/>
+          <w:kern w:val="0"/>
+          <w:lang w:eastAsia="en-GB"/>
+          <w14:ligatures w14:val="none"/>
+        </w:rPr>
+        <w:t>The important configuration we added to </w:t>
+      </w:r>
+      <w:r>
+        <w:rPr>
+          <w:rFonts w:ascii="Courier New" w:eastAsia="Times New Roman" w:hAnsi="Courier New" w:cs="Courier New"/>
+          <w:color w:val="000000"/>
+          <w:kern w:val="0"/>
+          <w:sz w:val="20"/>
+          <w:szCs w:val="20"/>
+          <w:lang w:eastAsia="en-GB"/>
+          <w14:ligatures w14:val="none"/>
+        </w:rPr>
+        <w:t>~/.zshrc</w:t>
+      </w:r>
+      <w:r>
+        <w:rPr>
+          <w:rFonts w:ascii="Times New Roman" w:eastAsia="Times New Roman" w:hAnsi="Times New Roman" w:cs="Times New Roman"/>
+          <w:color w:val="000000"/>
+          <w:kern w:val="0"/>
+          <w:lang w:eastAsia="en-GB"/>
+          <w14:ligatures w14:val="none"/>
+        </w:rPr>
+        <w:t> was:</w:t>
+      </w:r>
+    </w:p>
+    <w:p>
+      <w:pPr>
+        <w:tabs>
+          <w:tab w:val="left" w:pos="916"/>
+          <w:tab w:val="left" w:pos="1832"/>
+          <w:tab w:val="left" w:pos="2748"/>
+          <w:tab w:val="left" w:pos="3664"/>
+          <w:tab w:val="left" w:pos="4580"/>
+          <w:tab w:val="left" w:pos="5496"/>
+          <w:tab w:val="left" w:pos="6412"/>
+          <w:tab w:val="left" w:pos="7328"/>
+          <w:tab w:val="left" w:pos="8244"/>
+          <w:tab w:val="left" w:pos="9160"/>
+          <w:tab w:val="left" w:pos="10076"/>
+          <w:tab w:val="left" w:pos="10992"/>
+          <w:tab w:val="left" w:pos="11908"/>
+          <w:tab w:val="left" w:pos="12824"/>
+          <w:tab w:val="left" w:pos="13740"/>
+          <w:tab w:val="left" w:pos="14656"/>
+        </w:tabs>
+        <w:spacing w:after="0" w:line="240" w:lineRule="auto"/>
+        <w:rPr>
+          <w:rFonts w:ascii="Courier New" w:eastAsia="Times New Roman" w:hAnsi="Courier New" w:cs="Courier New"/>
+          <w:color w:val="000000"/>
+          <w:kern w:val="0"/>
+          <w:sz w:val="20"/>
+          <w:szCs w:val="20"/>
+          <w:lang w:eastAsia="en-GB"/>
+          <w14:ligatures w14:val="none"/>
+        </w:rPr>
+      </w:pPr>
+      <w:r>
+        <w:rPr>
+          <w:rFonts w:ascii="Courier New" w:eastAsia="Times New Roman" w:hAnsi="Courier New" w:cs="Courier New"/>
+          <w:color w:val="000000"/>
+          <w:kern w:val="0"/>
+          <w:sz w:val="20"/>
+          <w:szCs w:val="20"/>
+          <w:lang w:eastAsia="en-GB"/>
+          <w14:ligatures w14:val="none"/>
+        </w:rPr>
+        <w:t>export MAVEN_HOME=/opt/apache-maven-3.10.0</w:t>
+      </w:r>
+    </w:p>
+    <w:p>
+      <w:pPr>
+        <w:tabs>
+          <w:tab w:val="left" w:pos="916"/>
+          <w:tab w:val="left" w:pos="1832"/>
+          <w:tab w:val="left" w:pos="2748"/>
+          <w:tab w:val="left" w:pos="3664"/>
+          <w:tab w:val="left" w:pos="4580"/>
+          <w:tab w:val="left" w:pos="5496"/>
+          <w:tab w:val="left" w:pos="6412"/>
+          <w:tab w:val="left" w:pos="7328"/>
+          <w:tab w:val="left" w:pos="8244"/>
+          <w:tab w:val="left" w:pos="9160"/>
+          <w:tab w:val="left" w:pos="10076"/>
+          <w:tab w:val="left" w:pos="10992"/>
+          <w:tab w:val="left" w:pos="11908"/>
+          <w:tab w:val="left" w:pos="12824"/>
+          <w:tab w:val="left" w:pos="13740"/>
+          <w:tab w:val="left" w:pos="14656"/>
+        </w:tabs>
+        <w:spacing w:after="0" w:line="240" w:lineRule="auto"/>
+        <w:rPr>
+          <w:rFonts w:ascii="Courier New" w:eastAsia="Times New Roman" w:hAnsi="Courier New" w:cs="Courier New"/>
+          <w:color w:val="000000"/>
+          <w:kern w:val="0"/>
+          <w:sz w:val="20"/>
+          <w:szCs w:val="20"/>
+          <w:lang w:eastAsia="en-GB"/>
+          <w14:ligatures w14:val="none"/>
+        </w:rPr>
+      </w:pPr>
+      <w:r>
+        <w:rPr>
+          <w:rFonts w:ascii="Courier New" w:eastAsia="Times New Roman" w:hAnsi="Courier New" w:cs="Courier New"/>
+          <w:color w:val="000000"/>
+          <w:kern w:val="0"/>
+          <w:sz w:val="20"/>
+          <w:szCs w:val="20"/>
+          <w:lang w:eastAsia="en-GB"/>
+          <w14:ligatures w14:val="none"/>
+        </w:rPr>
+        <w:t>export PATH="$MAVEN_HOME/bin:$PATH"</w:t>
+      </w:r>
+    </w:p>
+    <w:p>
+      <w:pPr>
+        <w:spacing w:before="100" w:beforeAutospacing="1" w:after="100" w:afterAutospacing="1" w:line="240" w:lineRule="auto"/>
+        <w:rPr>
+          <w:rFonts w:ascii="Times New Roman" w:eastAsia="Times New Roman" w:hAnsi="Times New Roman" w:cs="Times New Roman"/>
+          <w:color w:val="000000"/>
+          <w:kern w:val="0"/>
+          <w:lang w:eastAsia="en-GB"/>
+          <w14:ligatures w14:val="none"/>
+        </w:rPr>
+      </w:pPr>
+      <w:r>
+        <w:rPr>
+          <w:rFonts w:ascii="Times New Roman" w:eastAsia="Times New Roman" w:hAnsi="Times New Roman" w:cs="Times New Roman"/>
+          <w:color w:val="000000"/>
+          <w:kern w:val="0"/>
+          <w:lang w:eastAsia="en-GB"/>
+          <w14:ligatures w14:val="none"/>
+        </w:rPr>
+        <w:t>Then:</w:t>
+      </w:r>
+    </w:p>
+    <w:p>
+      <w:pPr>
+        <w:tabs>
+          <w:tab w:val="left" w:pos="916"/>
+          <w:tab w:val="left" w:pos="1832"/>
+          <w:tab w:val="left" w:pos="2748"/>
+          <w:tab w:val="left" w:pos="3664"/>
+          <w:tab w:val="left" w:pos="4580"/>
+          <w:tab w:val="left" w:pos="5496"/>
+          <w:tab w:val="left" w:pos="6412"/>
+          <w:tab w:val="left" w:pos="7328"/>
+          <w:tab w:val="left" w:pos="8244"/>
+          <w:tab w:val="left" w:pos="9160"/>
+          <w:tab w:val="left" w:pos="10076"/>
+          <w:tab w:val="left" w:pos="10992"/>
+          <w:tab w:val="left" w:pos="11908"/>
+          <w:tab w:val="left" w:pos="12824"/>
+          <w:tab w:val="left" w:pos="13740"/>
+          <w:tab w:val="left" w:pos="14656"/>
+        </w:tabs>
+        <w:spacing w:after="0" w:line="240" w:lineRule="auto"/>
+        <w:rPr>
+          <w:rFonts w:ascii="Courier New" w:eastAsia="Times New Roman" w:hAnsi="Courier New" w:cs="Courier New"/>
+          <w:color w:val="000000"/>
+          <w:kern w:val="0"/>
+          <w:sz w:val="20"/>
+          <w:szCs w:val="20"/>
+          <w:lang w:eastAsia="en-GB"/>
+          <w14:ligatures w14:val="none"/>
+        </w:rPr>
+      </w:pPr>
+      <w:r>
+        <w:rPr>
+          <w:rFonts w:ascii="Courier New" w:eastAsia="Times New Roman" w:hAnsi="Courier New" w:cs="Courier New"/>
+          <w:color w:val="000000"/>
+          <w:kern w:val="0"/>
+          <w:sz w:val="20"/>
+          <w:szCs w:val="20"/>
+          <w:lang w:eastAsia="en-GB"/>
+          <w14:ligatures w14:val="none"/>
+        </w:rPr>
+        <w:t>source ~/.zshrc</w:t>
+      </w:r>
+    </w:p>
+    <w:p>
+      <w:pPr>
+        <w:spacing w:before="100" w:beforeAutospacing="1" w:after="100" w:afterAutospacing="1" w:line="240" w:lineRule="auto"/>
+        <w:rPr>
+          <w:rFonts w:ascii="Times New Roman" w:eastAsia="Times New Roman" w:hAnsi="Times New Roman" w:cs="Times New Roman"/>
+          <w:color w:val="000000"/>
+          <w:kern w:val="0"/>
+          <w:lang w:eastAsia="en-GB"/>
+          <w14:ligatures w14:val="none"/>
+        </w:rPr>
+      </w:pPr>
+      <w:r>
+        <w:rPr>
+          <w:rFonts w:ascii="Times New Roman" w:eastAsia="Times New Roman" w:hAnsi="Times New Roman" w:cs="Times New Roman"/>
+          <w:color w:val="000000"/>
+          <w:kern w:val="0"/>
+          <w:lang w:eastAsia="en-GB"/>
+          <w14:ligatures w14:val="none"/>
+        </w:rPr>
+        <w:t>Finally:</w:t>
+      </w:r>
+    </w:p>
+    <w:p>
+      <w:pPr>
+        <w:tabs>
+          <w:tab w:val="left" w:pos="916"/>
+          <w:tab w:val="left" w:pos="1832"/>
+          <w:tab w:val="left" w:pos="2748"/>
+          <w:tab w:val="left" w:pos="3664"/>
+          <w:tab w:val="left" w:pos="4580"/>
+          <w:tab w:val="left" w:pos="5496"/>
+          <w:tab w:val="left" w:pos="6412"/>
+          <w:tab w:val="left" w:pos="7328"/>
+          <w:tab w:val="left" w:pos="8244"/>
+          <w:tab w:val="left" w:pos="9160"/>
+          <w:tab w:val="left" w:pos="10076"/>
+          <w:tab w:val="left" w:pos="10992"/>
+          <w:tab w:val="left" w:pos="11908"/>
+          <w:tab w:val="left" w:pos="12824"/>
+          <w:tab w:val="left" w:pos="13740"/>
+          <w:tab w:val="left" w:pos="14656"/>
+        </w:tabs>
+        <w:spacing w:after="0" w:line="240" w:lineRule="auto"/>
+        <w:rPr>
+          <w:rFonts w:ascii="Courier New" w:eastAsia="Times New Roman" w:hAnsi="Courier New" w:cs="Courier New"/>
+          <w:color w:val="000000"/>
+          <w:kern w:val="0"/>
+          <w:sz w:val="20"/>
+          <w:szCs w:val="20"/>
+          <w:lang w:eastAsia="en-GB"/>
+          <w14:ligatures w14:val="none"/>
+        </w:rPr>
+      </w:pPr>
+      <w:r>
+        <w:rPr>
+          <w:rFonts w:ascii="Courier New" w:eastAsia="Times New Roman" w:hAnsi="Courier New" w:cs="Courier New"/>
+          <w:color w:val="000000"/>
+          <w:kern w:val="0"/>
+          <w:sz w:val="20"/>
+          <w:szCs w:val="20"/>
+          <w:lang w:eastAsia="en-GB"/>
+          <w14:ligatures w14:val="none"/>
+        </w:rPr>
+        <w:t>mvn -version</w:t>
+      </w:r>
+    </w:p>
+    <w:p>
+      <w:pPr>
+        <w:spacing w:before="100" w:beforeAutospacing="1" w:after="100" w:afterAutospacing="1" w:line="240" w:lineRule="auto"/>
+        <w:outlineLvl w:val="2"/>
+        <w:rPr>
+          <w:rFonts w:ascii="Times New Roman" w:eastAsia="Times New Roman" w:hAnsi="Times New Roman" w:cs="Times New Roman"/>
+          <w:b/>
+          <w:bCs/>
+          <w:color w:val="000000"/>
+          <w:kern w:val="0"/>
+          <w:sz w:val="27"/>
+          <w:szCs w:val="27"/>
+          <w:lang w:eastAsia="en-GB"/>
+          <w14:ligatures w14:val="none"/>
+        </w:rPr>
+      </w:pPr>
+      <w:r>
+        <w:rPr>
+          <w:rFonts w:ascii="Times New Roman" w:eastAsia="Times New Roman" w:hAnsi="Times New Roman" w:cs="Times New Roman"/>
+          <w:b/>
+          <w:bCs/>
+          <w:color w:val="000000"/>
+          <w:kern w:val="0"/>
+          <w:sz w:val="27"/>
+          <w:szCs w:val="27"/>
+          <w:lang w:eastAsia="en-GB"/>
+          <w14:ligatures w14:val="none"/>
+        </w:rPr>
+        <w:t>Why do we add Maven to PATH?</w:t>
+      </w:r>
+    </w:p>
+    <w:p>
+      <w:pPr>
+        <w:spacing w:before="100" w:beforeAutospacing="1" w:after="100" w:afterAutospacing="1" w:line="240" w:lineRule="auto"/>
+        <w:rPr>
+          <w:rFonts w:ascii="Times New Roman" w:eastAsia="Times New Roman" w:hAnsi="Times New Roman" w:cs="Times New Roman"/>
+          <w:color w:val="000000"/>
+          <w:kern w:val="0"/>
+          <w:lang w:eastAsia="en-GB"/>
+          <w14:ligatures w14:val="none"/>
+        </w:rPr>
+      </w:pPr>
+      <w:r>
+        <w:rPr>
+          <w:rFonts w:ascii="Times New Roman" w:eastAsia="Times New Roman" w:hAnsi="Times New Roman" w:cs="Times New Roman"/>
+          <w:color w:val="000000"/>
+          <w:kern w:val="0"/>
+          <w:lang w:eastAsia="en-GB"/>
+          <w14:ligatures w14:val="none"/>
+        </w:rPr>
+        <w:t>Without PATH configuration, the Terminal doesn't know where the </w:t>
+      </w:r>
+      <w:r>
+        <w:rPr>
+          <w:rFonts w:ascii="Courier New" w:eastAsia="Times New Roman" w:hAnsi="Courier New" w:cs="Courier New"/>
+          <w:color w:val="000000"/>
+          <w:kern w:val="0"/>
+          <w:sz w:val="20"/>
+          <w:szCs w:val="20"/>
+          <w:lang w:eastAsia="en-GB"/>
+          <w14:ligatures w14:val="none"/>
+        </w:rPr>
+        <w:t>mvn</w:t>
+      </w:r>
+      <w:r>
+        <w:rPr>
+          <w:rFonts w:ascii="Times New Roman" w:eastAsia="Times New Roman" w:hAnsi="Times New Roman" w:cs="Times New Roman"/>
+          <w:color w:val="000000"/>
+          <w:kern w:val="0"/>
+          <w:lang w:eastAsia="en-GB"/>
+          <w14:ligatures w14:val="none"/>
+        </w:rPr>
+        <w:t> executable is located.</w:t>
+      </w:r>
+    </w:p>
+    <w:p>
+      <w:pPr>
+        <w:spacing w:before="100" w:beforeAutospacing="1" w:after="100" w:afterAutospacing="1" w:line="240" w:lineRule="auto"/>
+        <w:rPr>
+          <w:rFonts w:ascii="Times New Roman" w:eastAsia="Times New Roman" w:hAnsi="Times New Roman" w:cs="Times New Roman"/>
+          <w:color w:val="000000"/>
+          <w:kern w:val="0"/>
+          <w:lang w:eastAsia="en-GB"/>
+          <w14:ligatures w14:val="none"/>
+        </w:rPr>
+      </w:pPr>
+      <w:r>
+        <w:rPr>
+          <w:rFonts w:ascii="Times New Roman" w:eastAsia="Times New Roman" w:hAnsi="Times New Roman" w:cs="Times New Roman"/>
+          <w:color w:val="000000"/>
+          <w:kern w:val="0"/>
+          <w:lang w:eastAsia="en-GB"/>
+          <w14:ligatures w14:val="none"/>
+        </w:rPr>
+        <w:t>That's why initially we received:</w:t>
+      </w:r>
+    </w:p>
+    <w:p>
+      <w:pPr>
+        <w:tabs>
+          <w:tab w:val="left" w:pos="916"/>
+          <w:tab w:val="left" w:pos="1832"/>
+          <w:tab w:val="left" w:pos="2748"/>
+          <w:tab w:val="left" w:pos="3664"/>
+          <w:tab w:val="left" w:pos="4580"/>
+          <w:tab w:val="left" w:pos="5496"/>
+          <w:tab w:val="left" w:pos="6412"/>
+          <w:tab w:val="left" w:pos="7328"/>
+          <w:tab w:val="left" w:pos="8244"/>
+          <w:tab w:val="left" w:pos="9160"/>
+          <w:tab w:val="left" w:pos="10076"/>
+          <w:tab w:val="left" w:pos="10992"/>
+          <w:tab w:val="left" w:pos="11908"/>
+          <w:tab w:val="left" w:pos="12824"/>
+          <w:tab w:val="left" w:pos="13740"/>
+          <w:tab w:val="left" w:pos="14656"/>
+        </w:tabs>
+        <w:spacing w:after="0" w:line="240" w:lineRule="auto"/>
+        <w:rPr>
+          <w:rFonts w:ascii="Courier New" w:eastAsia="Times New Roman" w:hAnsi="Courier New" w:cs="Courier New"/>
+          <w:color w:val="000000"/>
+          <w:kern w:val="0"/>
+          <w:sz w:val="20"/>
+          <w:szCs w:val="20"/>
+          <w:lang w:eastAsia="en-GB"/>
+          <w14:ligatures w14:val="none"/>
+        </w:rPr>
+      </w:pPr>
+      <w:r>
+        <w:rPr>
+          <w:rFonts w:ascii="Courier New" w:eastAsia="Times New Roman" w:hAnsi="Courier New" w:cs="Courier New"/>
+          <w:color w:val="000000"/>
+          <w:kern w:val="0"/>
+          <w:sz w:val="20"/>
+          <w:szCs w:val="20"/>
+          <w:lang w:eastAsia="en-GB"/>
+          <w14:ligatures w14:val="none"/>
+        </w:rPr>
+        <w:t>zsh: command not found: mvn</w:t>
+      </w:r>
+    </w:p>
+    <w:p>
+      <w:pPr>
+        <w:spacing w:before="100" w:beforeAutospacing="1" w:after="100" w:afterAutospacing="1" w:line="240" w:lineRule="auto"/>
+        <w:rPr>
+          <w:rFonts w:ascii="Times New Roman" w:eastAsia="Times New Roman" w:hAnsi="Times New Roman" w:cs="Times New Roman"/>
+          <w:color w:val="000000"/>
+          <w:kern w:val="0"/>
+          <w:lang w:eastAsia="en-GB"/>
+          <w14:ligatures w14:val="none"/>
+        </w:rPr>
+      </w:pPr>
+      <w:r>
+        <w:rPr>
+          <w:rFonts w:ascii="Times New Roman" w:eastAsia="Times New Roman" w:hAnsi="Times New Roman" w:cs="Times New Roman"/>
+          <w:color w:val="000000"/>
+          <w:kern w:val="0"/>
+          <w:lang w:eastAsia="en-GB"/>
+          <w14:ligatures w14:val="none"/>
+        </w:rPr>
+        <w:t>After adding Maven to PATH, the </w:t>
+      </w:r>
+      <w:r>
+        <w:rPr>
+          <w:rFonts w:ascii="Courier New" w:eastAsia="Times New Roman" w:hAnsi="Courier New" w:cs="Courier New"/>
+          <w:color w:val="000000"/>
+          <w:kern w:val="0"/>
+          <w:sz w:val="20"/>
+          <w:szCs w:val="20"/>
+          <w:lang w:eastAsia="en-GB"/>
+          <w14:ligatures w14:val="none"/>
+        </w:rPr>
+        <w:t>mvn</w:t>
+      </w:r>
+      <w:r>
+        <w:rPr>
+          <w:rFonts w:ascii="Times New Roman" w:eastAsia="Times New Roman" w:hAnsi="Times New Roman" w:cs="Times New Roman"/>
+          <w:color w:val="000000"/>
+          <w:kern w:val="0"/>
+          <w:lang w:eastAsia="en-GB"/>
+          <w14:ligatures w14:val="none"/>
+        </w:rPr>
+        <w:t> command became available.</w:t>
+      </w:r>
+    </w:p>
+    <w:p>
+      <w:pPr>
+        <w:spacing w:after="0" w:line="240" w:lineRule="auto"/>
+        <w:rPr>
+          <w:rFonts w:ascii="Times New Roman" w:eastAsia="Times New Roman" w:hAnsi="Times New Roman" w:cs="Times New Roman"/>
+          <w:kern w:val="0"/>
+          <w:lang w:eastAsia="en-GB"/>
+          <w14:ligatures w14:val="none"/>
+        </w:rPr>
+      </w:pPr>
+      <w:r>
+        <w:rPr>
+          <w:rFonts w:ascii="Times New Roman" w:eastAsia="Times New Roman" w:hAnsi="Times New Roman" w:cs="Times New Roman"/>
+          <w:noProof/>
+          <w:kern w:val="0"/>
+          <w:lang w:eastAsia="en-GB"/>
+        </w:rPr>
+        <w:pict w14:anchorId="117F5ECD">
+          <v:rect id="_x0000_i1028" alt="" style="width:451.3pt;height:.05pt;mso-width-percent:0;mso-height-percent:0;mso-width-percent:0;mso-height-percent:0" o:hralign="center" o:hrstd="t" o:hr="t" fillcolor="#a0a0a0" stroked="f"/>
+        </w:pict>
+      </w:r>
+    </w:p>
+    <w:p>
+      <w:pPr>
+        <w:spacing w:before="100" w:beforeAutospacing="1" w:after="100" w:afterAutospacing="1" w:line="240" w:lineRule="auto"/>
+        <w:outlineLvl w:val="0"/>
+        <w:rPr>
+          <w:rFonts w:ascii="Times New Roman" w:eastAsia="Times New Roman" w:hAnsi="Times New Roman" w:cs="Times New Roman"/>
+          <w:b/>
+          <w:bCs/>
+          <w:color w:val="000000"/>
+          <w:kern w:val="36"/>
+          <w:sz w:val="48"/>
+          <w:szCs w:val="48"/>
+          <w:lang w:eastAsia="en-GB"/>
+          <w14:ligatures w14:val="none"/>
+        </w:rPr>
+      </w:pPr>
+      <w:r>
+        <w:rPr>
+          <w:rFonts w:ascii="Times New Roman" w:eastAsia="Times New Roman" w:hAnsi="Times New Roman" w:cs="Times New Roman"/>
+          <w:b/>
+          <w:bCs/>
+          <w:color w:val="000000"/>
+          <w:kern w:val="36"/>
+          <w:sz w:val="48"/>
+          <w:szCs w:val="48"/>
+          <w:lang w:eastAsia="en-GB"/>
+          <w14:ligatures w14:val="none"/>
+        </w:rPr>
+        <w:t>3. Eclipse</w:t>
+      </w:r>
+    </w:p>
+    <w:p>
+      <w:pPr>
+        <w:spacing w:before="100" w:beforeAutospacing="1" w:after="100" w:afterAutospacing="1" w:line="240" w:lineRule="auto"/>
+        <w:outlineLvl w:val="2"/>
+        <w:rPr>
+          <w:rFonts w:ascii="Times New Roman" w:eastAsia="Times New Roman" w:hAnsi="Times New Roman" w:cs="Times New Roman"/>
+          <w:b/>
+          <w:bCs/>
+          <w:color w:val="000000"/>
+          <w:kern w:val="0"/>
+          <w:sz w:val="27"/>
+          <w:szCs w:val="27"/>
+          <w:lang w:eastAsia="en-GB"/>
+          <w14:ligatures w14:val="none"/>
+        </w:rPr>
+      </w:pPr>
+      <w:r>
+        <w:rPr>
+          <w:rFonts w:ascii="Times New Roman" w:eastAsia="Times New Roman" w:hAnsi="Times New Roman" w:cs="Times New Roman"/>
+          <w:b/>
+          <w:bCs/>
+          <w:color w:val="000000"/>
+          <w:kern w:val="0"/>
+          <w:sz w:val="27"/>
+          <w:szCs w:val="27"/>
+          <w:lang w:eastAsia="en-GB"/>
+          <w14:ligatures w14:val="none"/>
+        </w:rPr>
+        <w:t>Why do we need Eclipse?</w:t>
+      </w:r>
+    </w:p>
+    <w:p>
+      <w:pPr>
+        <w:spacing w:before="100" w:beforeAutospacing="1" w:after="100" w:afterAutospacing="1" w:line="240" w:lineRule="auto"/>
+        <w:rPr>
+          <w:rFonts w:ascii="Times New Roman" w:eastAsia="Times New Roman" w:hAnsi="Times New Roman" w:cs="Times New Roman"/>
+          <w:color w:val="000000"/>
+          <w:kern w:val="0"/>
+          <w:lang w:eastAsia="en-GB"/>
+          <w14:ligatures w14:val="none"/>
+        </w:rPr>
+      </w:pPr>
+      <w:r>
+        <w:rPr>
+          <w:rFonts w:ascii="Times New Roman" w:eastAsia="Times New Roman" w:hAnsi="Times New Roman" w:cs="Times New Roman"/>
+          <w:color w:val="000000"/>
+          <w:kern w:val="0"/>
+          <w:lang w:eastAsia="en-GB"/>
+          <w14:ligatures w14:val="none"/>
+        </w:rPr>
+        <w:t>Eclipse is our </w:t>
+      </w:r>
+      <w:r>
+        <w:rPr>
+          <w:rFonts w:ascii="Times New Roman" w:eastAsia="Times New Roman" w:hAnsi="Times New Roman" w:cs="Times New Roman"/>
+          <w:b/>
+          <w:bCs/>
+          <w:color w:val="000000"/>
+          <w:kern w:val="0"/>
+          <w:lang w:eastAsia="en-GB"/>
+          <w14:ligatures w14:val="none"/>
+        </w:rPr>
+        <w:t>Java development environment (IDE)</w:t>
+      </w:r>
+      <w:r>
+        <w:rPr>
+          <w:rFonts w:ascii="Times New Roman" w:eastAsia="Times New Roman" w:hAnsi="Times New Roman" w:cs="Times New Roman"/>
+          <w:color w:val="000000"/>
+          <w:kern w:val="0"/>
+          <w:lang w:eastAsia="en-GB"/>
+          <w14:ligatures w14:val="none"/>
+        </w:rPr>
+        <w:t>.</w:t>
+      </w:r>
+    </w:p>
+    <w:p>
+      <w:pPr>
+        <w:spacing w:before="100" w:beforeAutospacing="1" w:after="100" w:afterAutospacing="1" w:line="240" w:lineRule="auto"/>
+        <w:rPr>
+          <w:rFonts w:ascii="Times New Roman" w:eastAsia="Times New Roman" w:hAnsi="Times New Roman" w:cs="Times New Roman"/>
+          <w:color w:val="000000"/>
+          <w:kern w:val="0"/>
+          <w:lang w:eastAsia="en-GB"/>
+          <w14:ligatures w14:val="none"/>
+        </w:rPr>
+      </w:pPr>
+      <w:r>
+        <w:rPr>
+          <w:rFonts w:ascii="Times New Roman" w:eastAsia="Times New Roman" w:hAnsi="Times New Roman" w:cs="Times New Roman"/>
+          <w:color w:val="000000"/>
+          <w:kern w:val="0"/>
+          <w:lang w:eastAsia="en-GB"/>
+          <w14:ligatures w14:val="none"/>
+        </w:rPr>
+        <w:t>We'll use it to:</w:t>
+      </w:r>
+    </w:p>
+    <w:p>
+      <w:pPr>
+        <w:numPr>
+          <w:ilvl w:val="0"/>
+          <w:numId w:val="4"/>
+        </w:numPr>
+        <w:spacing w:before="100" w:beforeAutospacing="1" w:after="100" w:afterAutospacing="1" w:line="240" w:lineRule="auto"/>
+        <w:rPr>
+          <w:rFonts w:ascii="Times New Roman" w:eastAsia="Times New Roman" w:hAnsi="Times New Roman" w:cs="Times New Roman"/>
+          <w:color w:val="000000"/>
+          <w:kern w:val="0"/>
+          <w:lang w:eastAsia="en-GB"/>
+          <w14:ligatures w14:val="none"/>
+        </w:rPr>
+      </w:pPr>
+      <w:r>
+        <w:rPr>
+          <w:rFonts w:ascii="Times New Roman" w:eastAsia="Times New Roman" w:hAnsi="Times New Roman" w:cs="Times New Roman"/>
+          <w:color w:val="000000"/>
+          <w:kern w:val="0"/>
+          <w:lang w:eastAsia="en-GB"/>
+          <w14:ligatures w14:val="none"/>
+        </w:rPr>
+        <w:t>Create the Maven project</w:t>
+      </w:r>
+    </w:p>
+    <w:p>
+      <w:pPr>
+        <w:numPr>
+          <w:ilvl w:val="0"/>
+          <w:numId w:val="4"/>
+        </w:numPr>
+        <w:spacing w:before="100" w:beforeAutospacing="1" w:after="100" w:afterAutospacing="1" w:line="240" w:lineRule="auto"/>
+        <w:rPr>
+          <w:rFonts w:ascii="Times New Roman" w:eastAsia="Times New Roman" w:hAnsi="Times New Roman" w:cs="Times New Roman"/>
+          <w:color w:val="000000"/>
+          <w:kern w:val="0"/>
+          <w:lang w:eastAsia="en-GB"/>
+          <w14:ligatures w14:val="none"/>
+        </w:rPr>
+      </w:pPr>
+      <w:r>
+        <w:rPr>
+          <w:rFonts w:ascii="Times New Roman" w:eastAsia="Times New Roman" w:hAnsi="Times New Roman" w:cs="Times New Roman"/>
+          <w:color w:val="000000"/>
+          <w:kern w:val="0"/>
+          <w:lang w:eastAsia="en-GB"/>
+          <w14:ligatures w14:val="none"/>
+        </w:rPr>
+        <w:t>Write Java code</w:t>
+      </w:r>
+    </w:p>
+    <w:p>
+      <w:pPr>
+        <w:numPr>
+          <w:ilvl w:val="0"/>
+          <w:numId w:val="4"/>
+        </w:numPr>
+        <w:spacing w:before="100" w:beforeAutospacing="1" w:after="100" w:afterAutospacing="1" w:line="240" w:lineRule="auto"/>
+        <w:rPr>
+          <w:rFonts w:ascii="Times New Roman" w:eastAsia="Times New Roman" w:hAnsi="Times New Roman" w:cs="Times New Roman"/>
+          <w:color w:val="000000"/>
+          <w:kern w:val="0"/>
+          <w:lang w:eastAsia="en-GB"/>
+          <w14:ligatures w14:val="none"/>
+        </w:rPr>
+      </w:pPr>
+      <w:r>
+        <w:rPr>
+          <w:rFonts w:ascii="Times New Roman" w:eastAsia="Times New Roman" w:hAnsi="Times New Roman" w:cs="Times New Roman"/>
+          <w:color w:val="000000"/>
+          <w:kern w:val="0"/>
+          <w:lang w:eastAsia="en-GB"/>
+          <w14:ligatures w14:val="none"/>
+        </w:rPr>
+        <w:t>Create Selenium classes</w:t>
+      </w:r>
+    </w:p>
+    <w:p>
+      <w:pPr>
+        <w:numPr>
+          <w:ilvl w:val="0"/>
+          <w:numId w:val="4"/>
+        </w:numPr>
+        <w:spacing w:before="100" w:beforeAutospacing="1" w:after="100" w:afterAutospacing="1" w:line="240" w:lineRule="auto"/>
+        <w:rPr>
+          <w:rFonts w:ascii="Times New Roman" w:eastAsia="Times New Roman" w:hAnsi="Times New Roman" w:cs="Times New Roman"/>
+          <w:color w:val="000000"/>
+          <w:kern w:val="0"/>
+          <w:lang w:eastAsia="en-GB"/>
+          <w14:ligatures w14:val="none"/>
+        </w:rPr>
+      </w:pPr>
+      <w:r>
+        <w:rPr>
+          <w:rFonts w:ascii="Times New Roman" w:eastAsia="Times New Roman" w:hAnsi="Times New Roman" w:cs="Times New Roman"/>
+          <w:color w:val="000000"/>
+          <w:kern w:val="0"/>
+          <w:lang w:eastAsia="en-GB"/>
+          <w14:ligatures w14:val="none"/>
+        </w:rPr>
+        <w:t>Create TestNG tests</w:t>
+      </w:r>
+    </w:p>
+    <w:p>
+      <w:pPr>
+        <w:numPr>
+          <w:ilvl w:val="0"/>
+          <w:numId w:val="4"/>
+        </w:numPr>
+        <w:spacing w:before="100" w:beforeAutospacing="1" w:after="100" w:afterAutospacing="1" w:line="240" w:lineRule="auto"/>
+        <w:rPr>
+          <w:rFonts w:ascii="Times New Roman" w:eastAsia="Times New Roman" w:hAnsi="Times New Roman" w:cs="Times New Roman"/>
+          <w:color w:val="000000"/>
+          <w:kern w:val="0"/>
+          <w:lang w:eastAsia="en-GB"/>
+          <w14:ligatures w14:val="none"/>
+        </w:rPr>
+      </w:pPr>
+      <w:r>
+        <w:rPr>
+          <w:rFonts w:ascii="Times New Roman" w:eastAsia="Times New Roman" w:hAnsi="Times New Roman" w:cs="Times New Roman"/>
+          <w:color w:val="000000"/>
+          <w:kern w:val="0"/>
+          <w:lang w:eastAsia="en-GB"/>
+          <w14:ligatures w14:val="none"/>
+        </w:rPr>
+        <w:t>Debug automation</w:t>
+      </w:r>
+    </w:p>
+    <w:p>
+      <w:pPr>
+        <w:numPr>
+          <w:ilvl w:val="0"/>
+          <w:numId w:val="4"/>
+        </w:numPr>
+        <w:spacing w:before="100" w:beforeAutospacing="1" w:after="100" w:afterAutospacing="1" w:line="240" w:lineRule="auto"/>
+        <w:rPr>
+          <w:rFonts w:ascii="Times New Roman" w:eastAsia="Times New Roman" w:hAnsi="Times New Roman" w:cs="Times New Roman"/>
+          <w:color w:val="000000"/>
+          <w:kern w:val="0"/>
+          <w:lang w:eastAsia="en-GB"/>
+          <w14:ligatures w14:val="none"/>
+        </w:rPr>
+      </w:pPr>
+      <w:r>
+        <w:rPr>
+          <w:rFonts w:ascii="Times New Roman" w:eastAsia="Times New Roman" w:hAnsi="Times New Roman" w:cs="Times New Roman"/>
+          <w:color w:val="000000"/>
+          <w:kern w:val="0"/>
+          <w:lang w:eastAsia="en-GB"/>
+          <w14:ligatures w14:val="none"/>
+        </w:rPr>
+        <w:t>Run tests</w:t>
+      </w:r>
+    </w:p>
+    <w:p>
+      <w:pPr>
+        <w:numPr>
+          <w:ilvl w:val="0"/>
+          <w:numId w:val="4"/>
+        </w:numPr>
+        <w:spacing w:before="100" w:beforeAutospacing="1" w:after="100" w:afterAutospacing="1" w:line="240" w:lineRule="auto"/>
+        <w:rPr>
+          <w:rFonts w:ascii="Times New Roman" w:eastAsia="Times New Roman" w:hAnsi="Times New Roman" w:cs="Times New Roman"/>
+          <w:color w:val="000000"/>
+          <w:kern w:val="0"/>
+          <w:lang w:eastAsia="en-GB"/>
+          <w14:ligatures w14:val="none"/>
+        </w:rPr>
+      </w:pPr>
+      <w:r>
+        <w:rPr>
+          <w:rFonts w:ascii="Times New Roman" w:eastAsia="Times New Roman" w:hAnsi="Times New Roman" w:cs="Times New Roman"/>
+          <w:color w:val="000000"/>
+          <w:kern w:val="0"/>
+          <w:lang w:eastAsia="en-GB"/>
+          <w14:ligatures w14:val="none"/>
+        </w:rPr>
+        <w:t>Manage the project structure</w:t>
+      </w:r>
+    </w:p>
+    <w:p>
+      <w:pPr>
+        <w:spacing w:before="100" w:beforeAutospacing="1" w:after="100" w:afterAutospacing="1" w:line="240" w:lineRule="auto"/>
+        <w:outlineLvl w:val="2"/>
+        <w:rPr>
+          <w:rFonts w:ascii="Times New Roman" w:eastAsia="Times New Roman" w:hAnsi="Times New Roman" w:cs="Times New Roman"/>
+          <w:b/>
+          <w:bCs/>
+          <w:color w:val="000000"/>
+          <w:kern w:val="0"/>
+          <w:sz w:val="27"/>
+          <w:szCs w:val="27"/>
+          <w:lang w:eastAsia="en-GB"/>
+          <w14:ligatures w14:val="none"/>
+        </w:rPr>
+      </w:pPr>
+      <w:r>
+        <w:rPr>
+          <w:rFonts w:ascii="Times New Roman" w:eastAsia="Times New Roman" w:hAnsi="Times New Roman" w:cs="Times New Roman"/>
+          <w:b/>
+          <w:bCs/>
+          <w:color w:val="000000"/>
+          <w:kern w:val="0"/>
+          <w:sz w:val="27"/>
+          <w:szCs w:val="27"/>
+          <w:lang w:eastAsia="en-GB"/>
+          <w14:ligatures w14:val="none"/>
+        </w:rPr>
+        <w:t>Step 1 — Check Eclipse</w:t>
+      </w:r>
+    </w:p>
+    <w:p>
+      <w:pPr>
+        <w:spacing w:before="100" w:beforeAutospacing="1" w:after="100" w:afterAutospacing="1" w:line="240" w:lineRule="auto"/>
+        <w:rPr>
+          <w:rFonts w:ascii="Times New Roman" w:eastAsia="Times New Roman" w:hAnsi="Times New Roman" w:cs="Times New Roman"/>
+          <w:color w:val="000000"/>
+          <w:kern w:val="0"/>
+          <w:lang w:eastAsia="en-GB"/>
+          <w14:ligatures w14:val="none"/>
+        </w:rPr>
+      </w:pPr>
+      <w:r>
+        <w:rPr>
+          <w:rFonts w:ascii="Times New Roman" w:eastAsia="Times New Roman" w:hAnsi="Times New Roman" w:cs="Times New Roman"/>
+          <w:color w:val="000000"/>
+          <w:kern w:val="0"/>
+          <w:lang w:eastAsia="en-GB"/>
+          <w14:ligatures w14:val="none"/>
+        </w:rPr>
+        <w:t>Open Eclipse and select:</w:t>
+      </w:r>
+    </w:p>
+    <w:p>
+      <w:pPr>
+        <w:spacing w:before="100" w:beforeAutospacing="1" w:after="100" w:afterAutospacing="1" w:line="240" w:lineRule="auto"/>
+        <w:rPr>
+          <w:rFonts w:ascii="Times New Roman" w:eastAsia="Times New Roman" w:hAnsi="Times New Roman" w:cs="Times New Roman"/>
+          <w:color w:val="000000"/>
+          <w:kern w:val="0"/>
+          <w:lang w:eastAsia="en-GB"/>
+          <w14:ligatures w14:val="none"/>
+        </w:rPr>
+      </w:pPr>
+      <w:r>
+        <w:rPr>
+          <w:rFonts w:ascii="Times New Roman" w:eastAsia="Times New Roman" w:hAnsi="Times New Roman" w:cs="Times New Roman"/>
+          <w:b/>
+          <w:bCs/>
+          <w:color w:val="000000"/>
+          <w:kern w:val="0"/>
+          <w:lang w:eastAsia="en-GB"/>
+          <w14:ligatures w14:val="none"/>
+        </w:rPr>
+        <w:t>Eclipse → About Eclipse</w:t>
+      </w:r>
+    </w:p>
+    <w:p>
+      <w:pPr>
+        <w:spacing w:before="100" w:beforeAutospacing="1" w:after="100" w:afterAutospacing="1" w:line="240" w:lineRule="auto"/>
+        <w:rPr>
+          <w:rFonts w:ascii="Times New Roman" w:eastAsia="Times New Roman" w:hAnsi="Times New Roman" w:cs="Times New Roman"/>
+          <w:color w:val="000000"/>
+          <w:kern w:val="0"/>
+          <w:lang w:eastAsia="en-GB"/>
+          <w14:ligatures w14:val="none"/>
+        </w:rPr>
+      </w:pPr>
+      <w:r>
+        <w:rPr>
+          <w:rFonts w:ascii="Times New Roman" w:eastAsia="Times New Roman" w:hAnsi="Times New Roman" w:cs="Times New Roman"/>
+          <w:color w:val="000000"/>
+          <w:kern w:val="0"/>
+          <w:lang w:eastAsia="en-GB"/>
+          <w14:ligatures w14:val="none"/>
+        </w:rPr>
+        <w:lastRenderedPageBreak/>
+        <w:t>Check the version.</w:t>
+      </w:r>
+    </w:p>
+    <w:p>
+      <w:pPr>
+        <w:spacing w:before="100" w:beforeAutospacing="1" w:after="100" w:afterAutospacing="1" w:line="240" w:lineRule="auto"/>
+        <w:outlineLvl w:val="2"/>
+        <w:rPr>
+          <w:rFonts w:ascii="Times New Roman" w:eastAsia="Times New Roman" w:hAnsi="Times New Roman" w:cs="Times New Roman"/>
+          <w:b/>
+          <w:bCs/>
+          <w:color w:val="000000"/>
+          <w:kern w:val="0"/>
+          <w:sz w:val="27"/>
+          <w:szCs w:val="27"/>
+          <w:lang w:eastAsia="en-GB"/>
+          <w14:ligatures w14:val="none"/>
+        </w:rPr>
+      </w:pPr>
+      <w:r>
+        <w:rPr>
+          <w:rFonts w:ascii="Times New Roman" w:eastAsia="Times New Roman" w:hAnsi="Times New Roman" w:cs="Times New Roman"/>
+          <w:b/>
+          <w:bCs/>
+          <w:color w:val="000000"/>
+          <w:kern w:val="0"/>
+          <w:sz w:val="27"/>
+          <w:szCs w:val="27"/>
+          <w:lang w:eastAsia="en-GB"/>
+          <w14:ligatures w14:val="none"/>
+        </w:rPr>
+        <w:t>Our current configuration</w:t>
+      </w:r>
+    </w:p>
+    <w:p>
+      <w:pPr>
+        <w:tabs>
+          <w:tab w:val="left" w:pos="916"/>
+          <w:tab w:val="left" w:pos="1832"/>
+          <w:tab w:val="left" w:pos="2748"/>
+          <w:tab w:val="left" w:pos="3664"/>
+          <w:tab w:val="left" w:pos="4580"/>
+          <w:tab w:val="left" w:pos="5496"/>
+          <w:tab w:val="left" w:pos="6412"/>
+          <w:tab w:val="left" w:pos="7328"/>
+          <w:tab w:val="left" w:pos="8244"/>
+          <w:tab w:val="left" w:pos="9160"/>
+          <w:tab w:val="left" w:pos="10076"/>
+          <w:tab w:val="left" w:pos="10992"/>
+          <w:tab w:val="left" w:pos="11908"/>
+          <w:tab w:val="left" w:pos="12824"/>
+          <w:tab w:val="left" w:pos="13740"/>
+          <w:tab w:val="left" w:pos="14656"/>
+        </w:tabs>
+        <w:spacing w:after="0" w:line="240" w:lineRule="auto"/>
+        <w:rPr>
+          <w:rFonts w:ascii="Courier New" w:eastAsia="Times New Roman" w:hAnsi="Courier New" w:cs="Courier New"/>
+          <w:color w:val="000000"/>
+          <w:kern w:val="0"/>
+          <w:sz w:val="20"/>
+          <w:szCs w:val="20"/>
+          <w:lang w:eastAsia="en-GB"/>
+          <w14:ligatures w14:val="none"/>
+        </w:rPr>
+      </w:pPr>
+      <w:r>
+        <w:rPr>
+          <w:rFonts w:ascii="Courier New" w:eastAsia="Times New Roman" w:hAnsi="Courier New" w:cs="Courier New"/>
+          <w:color w:val="000000"/>
+          <w:kern w:val="0"/>
+          <w:sz w:val="20"/>
+          <w:szCs w:val="20"/>
+          <w:lang w:eastAsia="en-GB"/>
+          <w14:ligatures w14:val="none"/>
+        </w:rPr>
+        <w:t>Eclipse:     2024-03</w:t>
+      </w:r>
+    </w:p>
+    <w:p>
+      <w:pPr>
+        <w:tabs>
+          <w:tab w:val="left" w:pos="916"/>
+          <w:tab w:val="left" w:pos="1832"/>
+          <w:tab w:val="left" w:pos="2748"/>
+          <w:tab w:val="left" w:pos="3664"/>
+          <w:tab w:val="left" w:pos="4580"/>
+          <w:tab w:val="left" w:pos="5496"/>
+          <w:tab w:val="left" w:pos="6412"/>
+          <w:tab w:val="left" w:pos="7328"/>
+          <w:tab w:val="left" w:pos="8244"/>
+          <w:tab w:val="left" w:pos="9160"/>
+          <w:tab w:val="left" w:pos="10076"/>
+          <w:tab w:val="left" w:pos="10992"/>
+          <w:tab w:val="left" w:pos="11908"/>
+          <w:tab w:val="left" w:pos="12824"/>
+          <w:tab w:val="left" w:pos="13740"/>
+          <w:tab w:val="left" w:pos="14656"/>
+        </w:tabs>
+        <w:spacing w:after="0" w:line="240" w:lineRule="auto"/>
+        <w:rPr>
+          <w:rFonts w:ascii="Courier New" w:eastAsia="Times New Roman" w:hAnsi="Courier New" w:cs="Courier New"/>
+          <w:color w:val="000000"/>
+          <w:kern w:val="0"/>
+          <w:sz w:val="20"/>
+          <w:szCs w:val="20"/>
+          <w:lang w:eastAsia="en-GB"/>
+          <w14:ligatures w14:val="none"/>
+        </w:rPr>
+      </w:pPr>
+      <w:r>
+        <w:rPr>
+          <w:rFonts w:ascii="Courier New" w:eastAsia="Times New Roman" w:hAnsi="Courier New" w:cs="Courier New"/>
+          <w:color w:val="000000"/>
+          <w:kern w:val="0"/>
+          <w:sz w:val="20"/>
+          <w:szCs w:val="20"/>
+          <w:lang w:eastAsia="en-GB"/>
+          <w14:ligatures w14:val="none"/>
+        </w:rPr>
+        <w:t>Version:     4.31.0</w:t>
+      </w:r>
+    </w:p>
+    <w:p>
+      <w:pPr>
+        <w:spacing w:before="100" w:beforeAutospacing="1" w:after="100" w:afterAutospacing="1" w:line="240" w:lineRule="auto"/>
+        <w:rPr>
+          <w:rFonts w:ascii="Times New Roman" w:eastAsia="Times New Roman" w:hAnsi="Times New Roman" w:cs="Times New Roman"/>
+          <w:color w:val="000000"/>
+          <w:kern w:val="0"/>
+          <w:lang w:eastAsia="en-GB"/>
+          <w14:ligatures w14:val="none"/>
+        </w:rPr>
+      </w:pPr>
+      <w:r>
+        <w:rPr>
+          <w:rFonts w:ascii="Times New Roman" w:eastAsia="Times New Roman" w:hAnsi="Times New Roman" w:cs="Times New Roman"/>
+          <w:color w:val="000000"/>
+          <w:kern w:val="0"/>
+          <w:lang w:eastAsia="en-GB"/>
+          <w14:ligatures w14:val="none"/>
+        </w:rPr>
+        <w:t>Eclipse itself doesn't replace Java or Maven.</w:t>
+      </w:r>
+    </w:p>
+    <w:p>
+      <w:pPr>
+        <w:spacing w:before="100" w:beforeAutospacing="1" w:after="100" w:afterAutospacing="1" w:line="240" w:lineRule="auto"/>
+        <w:rPr>
+          <w:rFonts w:ascii="Times New Roman" w:eastAsia="Times New Roman" w:hAnsi="Times New Roman" w:cs="Times New Roman"/>
+          <w:color w:val="000000"/>
+          <w:kern w:val="0"/>
+          <w:lang w:eastAsia="en-GB"/>
+          <w14:ligatures w14:val="none"/>
+        </w:rPr>
+      </w:pPr>
+      <w:r>
+        <w:rPr>
+          <w:rFonts w:ascii="Times New Roman" w:eastAsia="Times New Roman" w:hAnsi="Times New Roman" w:cs="Times New Roman"/>
+          <w:color w:val="000000"/>
+          <w:kern w:val="0"/>
+          <w:lang w:eastAsia="en-GB"/>
+          <w14:ligatures w14:val="none"/>
+        </w:rPr>
+        <w:t>Think of it like:</w:t>
+      </w:r>
+    </w:p>
+    <w:p>
+      <w:pPr>
+        <w:tabs>
+          <w:tab w:val="left" w:pos="916"/>
+          <w:tab w:val="left" w:pos="1832"/>
+          <w:tab w:val="left" w:pos="2748"/>
+          <w:tab w:val="left" w:pos="3664"/>
+          <w:tab w:val="left" w:pos="4580"/>
+          <w:tab w:val="left" w:pos="5496"/>
+          <w:tab w:val="left" w:pos="6412"/>
+          <w:tab w:val="left" w:pos="7328"/>
+          <w:tab w:val="left" w:pos="8244"/>
+          <w:tab w:val="left" w:pos="9160"/>
+          <w:tab w:val="left" w:pos="10076"/>
+          <w:tab w:val="left" w:pos="10992"/>
+          <w:tab w:val="left" w:pos="11908"/>
+          <w:tab w:val="left" w:pos="12824"/>
+          <w:tab w:val="left" w:pos="13740"/>
+          <w:tab w:val="left" w:pos="14656"/>
+        </w:tabs>
+        <w:spacing w:after="0" w:line="240" w:lineRule="auto"/>
+        <w:rPr>
+          <w:rFonts w:ascii="Courier New" w:eastAsia="Times New Roman" w:hAnsi="Courier New" w:cs="Courier New"/>
+          <w:color w:val="000000"/>
+          <w:kern w:val="0"/>
+          <w:sz w:val="20"/>
+          <w:szCs w:val="20"/>
+          <w:lang w:eastAsia="en-GB"/>
+          <w14:ligatures w14:val="none"/>
+        </w:rPr>
+      </w:pPr>
+      <w:r>
+        <w:rPr>
+          <w:rFonts w:ascii="Courier New" w:eastAsia="Times New Roman" w:hAnsi="Courier New" w:cs="Courier New"/>
+          <w:color w:val="000000"/>
+          <w:kern w:val="0"/>
+          <w:sz w:val="20"/>
+          <w:szCs w:val="20"/>
+          <w:lang w:eastAsia="en-GB"/>
+          <w14:ligatures w14:val="none"/>
+        </w:rPr>
+        <w:t>Java   → Programming language/runtime</w:t>
+      </w:r>
+    </w:p>
+    <w:p>
+      <w:pPr>
+        <w:tabs>
+          <w:tab w:val="left" w:pos="916"/>
+          <w:tab w:val="left" w:pos="1832"/>
+          <w:tab w:val="left" w:pos="2748"/>
+          <w:tab w:val="left" w:pos="3664"/>
+          <w:tab w:val="left" w:pos="4580"/>
+          <w:tab w:val="left" w:pos="5496"/>
+          <w:tab w:val="left" w:pos="6412"/>
+          <w:tab w:val="left" w:pos="7328"/>
+          <w:tab w:val="left" w:pos="8244"/>
+          <w:tab w:val="left" w:pos="9160"/>
+          <w:tab w:val="left" w:pos="10076"/>
+          <w:tab w:val="left" w:pos="10992"/>
+          <w:tab w:val="left" w:pos="11908"/>
+          <w:tab w:val="left" w:pos="12824"/>
+          <w:tab w:val="left" w:pos="13740"/>
+          <w:tab w:val="left" w:pos="14656"/>
+        </w:tabs>
+        <w:spacing w:after="0" w:line="240" w:lineRule="auto"/>
+        <w:rPr>
+          <w:rFonts w:ascii="Courier New" w:eastAsia="Times New Roman" w:hAnsi="Courier New" w:cs="Courier New"/>
+          <w:color w:val="000000"/>
+          <w:kern w:val="0"/>
+          <w:sz w:val="20"/>
+          <w:szCs w:val="20"/>
+          <w:lang w:eastAsia="en-GB"/>
+          <w14:ligatures w14:val="none"/>
+        </w:rPr>
+      </w:pPr>
+      <w:r>
+        <w:rPr>
+          <w:rFonts w:ascii="Courier New" w:eastAsia="Times New Roman" w:hAnsi="Courier New" w:cs="Courier New"/>
+          <w:color w:val="000000"/>
+          <w:kern w:val="0"/>
+          <w:sz w:val="20"/>
+          <w:szCs w:val="20"/>
+          <w:lang w:eastAsia="en-GB"/>
+          <w14:ligatures w14:val="none"/>
+        </w:rPr>
+        <w:t>Maven  → Build + dependency management</w:t>
+      </w:r>
+    </w:p>
+    <w:p>
+      <w:pPr>
+        <w:tabs>
+          <w:tab w:val="left" w:pos="916"/>
+          <w:tab w:val="left" w:pos="1832"/>
+          <w:tab w:val="left" w:pos="2748"/>
+          <w:tab w:val="left" w:pos="3664"/>
+          <w:tab w:val="left" w:pos="4580"/>
+          <w:tab w:val="left" w:pos="5496"/>
+          <w:tab w:val="left" w:pos="6412"/>
+          <w:tab w:val="left" w:pos="7328"/>
+          <w:tab w:val="left" w:pos="8244"/>
+          <w:tab w:val="left" w:pos="9160"/>
+          <w:tab w:val="left" w:pos="10076"/>
+          <w:tab w:val="left" w:pos="10992"/>
+          <w:tab w:val="left" w:pos="11908"/>
+          <w:tab w:val="left" w:pos="12824"/>
+          <w:tab w:val="left" w:pos="13740"/>
+          <w:tab w:val="left" w:pos="14656"/>
+        </w:tabs>
+        <w:spacing w:after="0" w:line="240" w:lineRule="auto"/>
+        <w:rPr>
+          <w:rFonts w:ascii="Courier New" w:eastAsia="Times New Roman" w:hAnsi="Courier New" w:cs="Courier New"/>
+          <w:color w:val="000000"/>
+          <w:kern w:val="0"/>
+          <w:sz w:val="20"/>
+          <w:szCs w:val="20"/>
+          <w:lang w:eastAsia="en-GB"/>
+          <w14:ligatures w14:val="none"/>
+        </w:rPr>
+      </w:pPr>
+      <w:r>
+        <w:rPr>
+          <w:rFonts w:ascii="Courier New" w:eastAsia="Times New Roman" w:hAnsi="Courier New" w:cs="Courier New"/>
+          <w:color w:val="000000"/>
+          <w:kern w:val="0"/>
+          <w:sz w:val="20"/>
+          <w:szCs w:val="20"/>
+          <w:lang w:eastAsia="en-GB"/>
+          <w14:ligatures w14:val="none"/>
+        </w:rPr>
+        <w:t>Eclipse → IDE where we develop</w:t>
+      </w:r>
+    </w:p>
+    <w:p>
+      <w:pPr>
+        <w:spacing w:after="0" w:line="240" w:lineRule="auto"/>
+        <w:rPr>
+          <w:rFonts w:ascii="Times New Roman" w:eastAsia="Times New Roman" w:hAnsi="Times New Roman" w:cs="Times New Roman"/>
+          <w:kern w:val="0"/>
+          <w:lang w:eastAsia="en-GB"/>
+          <w14:ligatures w14:val="none"/>
+        </w:rPr>
+      </w:pPr>
+      <w:r>
+        <w:rPr>
+          <w:rFonts w:ascii="Times New Roman" w:eastAsia="Times New Roman" w:hAnsi="Times New Roman" w:cs="Times New Roman"/>
+          <w:noProof/>
+          <w:kern w:val="0"/>
+          <w:lang w:eastAsia="en-GB"/>
+        </w:rPr>
+        <w:pict w14:anchorId="5E649B63">
+          <v:rect id="_x0000_i1027" alt="" style="width:451.3pt;height:.05pt;mso-width-percent:0;mso-height-percent:0;mso-width-percent:0;mso-height-percent:0" o:hralign="center" o:hrstd="t" o:hr="t" fillcolor="#a0a0a0" stroked="f"/>
+        </w:pict>
+      </w:r>
+    </w:p>
+    <w:p>
+      <w:pPr>
+        <w:spacing w:before="100" w:beforeAutospacing="1" w:after="100" w:afterAutospacing="1" w:line="240" w:lineRule="auto"/>
+        <w:outlineLvl w:val="0"/>
+        <w:rPr>
+          <w:rFonts w:ascii="Times New Roman" w:eastAsia="Times New Roman" w:hAnsi="Times New Roman" w:cs="Times New Roman"/>
+          <w:b/>
+          <w:bCs/>
+          <w:color w:val="000000"/>
+          <w:kern w:val="36"/>
+          <w:sz w:val="48"/>
+          <w:szCs w:val="48"/>
+          <w:lang w:eastAsia="en-GB"/>
+          <w14:ligatures w14:val="none"/>
+        </w:rPr>
+      </w:pPr>
+      <w:r>
+        <w:rPr>
+          <w:rFonts w:ascii="Times New Roman" w:eastAsia="Times New Roman" w:hAnsi="Times New Roman" w:cs="Times New Roman"/>
+          <w:b/>
+          <w:bCs/>
+          <w:color w:val="000000"/>
+          <w:kern w:val="36"/>
+          <w:sz w:val="48"/>
+          <w:szCs w:val="48"/>
+          <w:lang w:eastAsia="en-GB"/>
+          <w14:ligatures w14:val="none"/>
+        </w:rPr>
+        <w:t>4. Git</w:t>
+      </w:r>
+    </w:p>
+    <w:p>
+      <w:pPr>
+        <w:spacing w:before="100" w:beforeAutospacing="1" w:after="100" w:afterAutospacing="1" w:line="240" w:lineRule="auto"/>
+        <w:outlineLvl w:val="2"/>
+        <w:rPr>
+          <w:rFonts w:ascii="Times New Roman" w:eastAsia="Times New Roman" w:hAnsi="Times New Roman" w:cs="Times New Roman"/>
+          <w:b/>
+          <w:bCs/>
+          <w:color w:val="000000"/>
+          <w:kern w:val="0"/>
+          <w:sz w:val="27"/>
+          <w:szCs w:val="27"/>
+          <w:lang w:eastAsia="en-GB"/>
+          <w14:ligatures w14:val="none"/>
+        </w:rPr>
+      </w:pPr>
+      <w:r>
+        <w:rPr>
+          <w:rFonts w:ascii="Times New Roman" w:eastAsia="Times New Roman" w:hAnsi="Times New Roman" w:cs="Times New Roman"/>
+          <w:b/>
+          <w:bCs/>
+          <w:color w:val="000000"/>
+          <w:kern w:val="0"/>
+          <w:sz w:val="27"/>
+          <w:szCs w:val="27"/>
+          <w:lang w:eastAsia="en-GB"/>
+          <w14:ligatures w14:val="none"/>
+        </w:rPr>
+        <w:t>Why do we need Git?</w:t>
+      </w:r>
+    </w:p>
+    <w:p>
+      <w:pPr>
+        <w:spacing w:before="100" w:beforeAutospacing="1" w:after="100" w:afterAutospacing="1" w:line="240" w:lineRule="auto"/>
+        <w:rPr>
+          <w:rFonts w:ascii="Times New Roman" w:eastAsia="Times New Roman" w:hAnsi="Times New Roman" w:cs="Times New Roman"/>
+          <w:color w:val="000000"/>
+          <w:kern w:val="0"/>
+          <w:lang w:eastAsia="en-GB"/>
+          <w14:ligatures w14:val="none"/>
+        </w:rPr>
+      </w:pPr>
+      <w:r>
+        <w:rPr>
+          <w:rFonts w:ascii="Times New Roman" w:eastAsia="Times New Roman" w:hAnsi="Times New Roman" w:cs="Times New Roman"/>
+          <w:color w:val="000000"/>
+          <w:kern w:val="0"/>
+          <w:lang w:eastAsia="en-GB"/>
+          <w14:ligatures w14:val="none"/>
+        </w:rPr>
+        <w:t>Git is our </w:t>
+      </w:r>
+      <w:r>
+        <w:rPr>
+          <w:rFonts w:ascii="Times New Roman" w:eastAsia="Times New Roman" w:hAnsi="Times New Roman" w:cs="Times New Roman"/>
+          <w:b/>
+          <w:bCs/>
+          <w:color w:val="000000"/>
+          <w:kern w:val="0"/>
+          <w:lang w:eastAsia="en-GB"/>
+          <w14:ligatures w14:val="none"/>
+        </w:rPr>
+        <w:t>version control system</w:t>
+      </w:r>
+      <w:r>
+        <w:rPr>
+          <w:rFonts w:ascii="Times New Roman" w:eastAsia="Times New Roman" w:hAnsi="Times New Roman" w:cs="Times New Roman"/>
+          <w:color w:val="000000"/>
+          <w:kern w:val="0"/>
+          <w:lang w:eastAsia="en-GB"/>
+          <w14:ligatures w14:val="none"/>
+        </w:rPr>
+        <w:t>.</w:t>
+      </w:r>
+    </w:p>
+    <w:p>
+      <w:pPr>
+        <w:spacing w:before="100" w:beforeAutospacing="1" w:after="100" w:afterAutospacing="1" w:line="240" w:lineRule="auto"/>
+        <w:rPr>
+          <w:rFonts w:ascii="Times New Roman" w:eastAsia="Times New Roman" w:hAnsi="Times New Roman" w:cs="Times New Roman"/>
+          <w:color w:val="000000"/>
+          <w:kern w:val="0"/>
+          <w:lang w:eastAsia="en-GB"/>
+          <w14:ligatures w14:val="none"/>
+        </w:rPr>
+      </w:pPr>
+      <w:r>
+        <w:rPr>
+          <w:rFonts w:ascii="Times New Roman" w:eastAsia="Times New Roman" w:hAnsi="Times New Roman" w:cs="Times New Roman"/>
+          <w:color w:val="000000"/>
+          <w:kern w:val="0"/>
+          <w:lang w:eastAsia="en-GB"/>
+          <w14:ligatures w14:val="none"/>
+        </w:rPr>
+        <w:t>We'll use it to track changes to the automation framework.</w:t>
+      </w:r>
+    </w:p>
+    <w:p>
+      <w:pPr>
+        <w:spacing w:before="100" w:beforeAutospacing="1" w:after="100" w:afterAutospacing="1" w:line="240" w:lineRule="auto"/>
+        <w:rPr>
+          <w:rFonts w:ascii="Times New Roman" w:eastAsia="Times New Roman" w:hAnsi="Times New Roman" w:cs="Times New Roman"/>
+          <w:color w:val="000000"/>
+          <w:kern w:val="0"/>
+          <w:lang w:eastAsia="en-GB"/>
+          <w14:ligatures w14:val="none"/>
+        </w:rPr>
+      </w:pPr>
+      <w:r>
+        <w:rPr>
+          <w:rFonts w:ascii="Times New Roman" w:eastAsia="Times New Roman" w:hAnsi="Times New Roman" w:cs="Times New Roman"/>
+          <w:color w:val="000000"/>
+          <w:kern w:val="0"/>
+          <w:lang w:eastAsia="en-GB"/>
+          <w14:ligatures w14:val="none"/>
+        </w:rPr>
+        <w:t>For example:</w:t>
+      </w:r>
+    </w:p>
+    <w:p>
+      <w:pPr>
+        <w:tabs>
+          <w:tab w:val="left" w:pos="916"/>
+          <w:tab w:val="left" w:pos="1832"/>
+          <w:tab w:val="left" w:pos="2748"/>
+          <w:tab w:val="left" w:pos="3664"/>
+          <w:tab w:val="left" w:pos="4580"/>
+          <w:tab w:val="left" w:pos="5496"/>
+          <w:tab w:val="left" w:pos="6412"/>
+          <w:tab w:val="left" w:pos="7328"/>
+          <w:tab w:val="left" w:pos="8244"/>
+          <w:tab w:val="left" w:pos="9160"/>
+          <w:tab w:val="left" w:pos="10076"/>
+          <w:tab w:val="left" w:pos="10992"/>
+          <w:tab w:val="left" w:pos="11908"/>
+          <w:tab w:val="left" w:pos="12824"/>
+          <w:tab w:val="left" w:pos="13740"/>
+          <w:tab w:val="left" w:pos="14656"/>
+        </w:tabs>
+        <w:spacing w:after="0" w:line="240" w:lineRule="auto"/>
+        <w:rPr>
+          <w:rFonts w:ascii="Courier New" w:eastAsia="Times New Roman" w:hAnsi="Courier New" w:cs="Courier New"/>
+          <w:color w:val="000000"/>
+          <w:kern w:val="0"/>
+          <w:sz w:val="20"/>
+          <w:szCs w:val="20"/>
+          <w:lang w:eastAsia="en-GB"/>
+          <w14:ligatures w14:val="none"/>
+        </w:rPr>
+      </w:pPr>
+      <w:r>
+        <w:rPr>
+          <w:rFonts w:ascii="Courier New" w:eastAsia="Times New Roman" w:hAnsi="Courier New" w:cs="Courier New"/>
+          <w:color w:val="000000"/>
+          <w:kern w:val="0"/>
+          <w:sz w:val="20"/>
+          <w:szCs w:val="20"/>
+          <w:lang w:eastAsia="en-GB"/>
+          <w14:ligatures w14:val="none"/>
+        </w:rPr>
+        <w:t>Initial framework</w:t>
+      </w:r>
+    </w:p>
+    <w:p>
+      <w:pPr>
+        <w:tabs>
+          <w:tab w:val="left" w:pos="916"/>
+          <w:tab w:val="left" w:pos="1832"/>
+          <w:tab w:val="left" w:pos="2748"/>
+          <w:tab w:val="left" w:pos="3664"/>
+          <w:tab w:val="left" w:pos="4580"/>
+          <w:tab w:val="left" w:pos="5496"/>
+          <w:tab w:val="left" w:pos="6412"/>
+          <w:tab w:val="left" w:pos="7328"/>
+          <w:tab w:val="left" w:pos="8244"/>
+          <w:tab w:val="left" w:pos="9160"/>
+          <w:tab w:val="left" w:pos="10076"/>
+          <w:tab w:val="left" w:pos="10992"/>
+          <w:tab w:val="left" w:pos="11908"/>
+          <w:tab w:val="left" w:pos="12824"/>
+          <w:tab w:val="left" w:pos="13740"/>
+          <w:tab w:val="left" w:pos="14656"/>
+        </w:tabs>
+        <w:spacing w:after="0" w:line="240" w:lineRule="auto"/>
+        <w:rPr>
+          <w:rFonts w:ascii="Courier New" w:eastAsia="Times New Roman" w:hAnsi="Courier New" w:cs="Courier New"/>
+          <w:color w:val="000000"/>
+          <w:kern w:val="0"/>
+          <w:sz w:val="20"/>
+          <w:szCs w:val="20"/>
+          <w:lang w:eastAsia="en-GB"/>
+          <w14:ligatures w14:val="none"/>
+        </w:rPr>
+      </w:pPr>
+      <w:r>
+        <w:rPr>
+          <w:rFonts w:ascii="Courier New" w:eastAsia="Times New Roman" w:hAnsi="Courier New" w:cs="Courier New"/>
+          <w:color w:val="000000"/>
+          <w:kern w:val="0"/>
+          <w:sz w:val="20"/>
+          <w:szCs w:val="20"/>
+          <w:lang w:eastAsia="en-GB"/>
+          <w14:ligatures w14:val="none"/>
+        </w:rPr>
+        <w:t xml:space="preserve">       ↓</w:t>
+      </w:r>
+    </w:p>
+    <w:p>
+      <w:pPr>
+        <w:tabs>
+          <w:tab w:val="left" w:pos="916"/>
+          <w:tab w:val="left" w:pos="1832"/>
+          <w:tab w:val="left" w:pos="2748"/>
+          <w:tab w:val="left" w:pos="3664"/>
+          <w:tab w:val="left" w:pos="4580"/>
+          <w:tab w:val="left" w:pos="5496"/>
+          <w:tab w:val="left" w:pos="6412"/>
+          <w:tab w:val="left" w:pos="7328"/>
+          <w:tab w:val="left" w:pos="8244"/>
+          <w:tab w:val="left" w:pos="9160"/>
+          <w:tab w:val="left" w:pos="10076"/>
+          <w:tab w:val="left" w:pos="10992"/>
+          <w:tab w:val="left" w:pos="11908"/>
+          <w:tab w:val="left" w:pos="12824"/>
+          <w:tab w:val="left" w:pos="13740"/>
+          <w:tab w:val="left" w:pos="14656"/>
+        </w:tabs>
+        <w:spacing w:after="0" w:line="240" w:lineRule="auto"/>
+        <w:rPr>
+          <w:rFonts w:ascii="Courier New" w:eastAsia="Times New Roman" w:hAnsi="Courier New" w:cs="Courier New"/>
+          <w:color w:val="000000"/>
+          <w:kern w:val="0"/>
+          <w:sz w:val="20"/>
+          <w:szCs w:val="20"/>
+          <w:lang w:eastAsia="en-GB"/>
+          <w14:ligatures w14:val="none"/>
+        </w:rPr>
+      </w:pPr>
+      <w:r>
+        <w:rPr>
+          <w:rFonts w:ascii="Courier New" w:eastAsia="Times New Roman" w:hAnsi="Courier New" w:cs="Courier New"/>
+          <w:color w:val="000000"/>
+          <w:kern w:val="0"/>
+          <w:sz w:val="20"/>
+          <w:szCs w:val="20"/>
+          <w:lang w:eastAsia="en-GB"/>
+          <w14:ligatures w14:val="none"/>
+        </w:rPr>
+        <w:t>Add LoginPage</w:t>
+      </w:r>
+    </w:p>
+    <w:p>
+      <w:pPr>
+        <w:tabs>
+          <w:tab w:val="left" w:pos="916"/>
+          <w:tab w:val="left" w:pos="1832"/>
+          <w:tab w:val="left" w:pos="2748"/>
+          <w:tab w:val="left" w:pos="3664"/>
+          <w:tab w:val="left" w:pos="4580"/>
+          <w:tab w:val="left" w:pos="5496"/>
+          <w:tab w:val="left" w:pos="6412"/>
+          <w:tab w:val="left" w:pos="7328"/>
+          <w:tab w:val="left" w:pos="8244"/>
+          <w:tab w:val="left" w:pos="9160"/>
+          <w:tab w:val="left" w:pos="10076"/>
+          <w:tab w:val="left" w:pos="10992"/>
+          <w:tab w:val="left" w:pos="11908"/>
+          <w:tab w:val="left" w:pos="12824"/>
+          <w:tab w:val="left" w:pos="13740"/>
+          <w:tab w:val="left" w:pos="14656"/>
+        </w:tabs>
+        <w:spacing w:after="0" w:line="240" w:lineRule="auto"/>
+        <w:rPr>
+          <w:rFonts w:ascii="Courier New" w:eastAsia="Times New Roman" w:hAnsi="Courier New" w:cs="Courier New"/>
+          <w:color w:val="000000"/>
+          <w:kern w:val="0"/>
+          <w:sz w:val="20"/>
+          <w:szCs w:val="20"/>
+          <w:lang w:eastAsia="en-GB"/>
+          <w14:ligatures w14:val="none"/>
+        </w:rPr>
+      </w:pPr>
+      <w:r>
+        <w:rPr>
+          <w:rFonts w:ascii="Courier New" w:eastAsia="Times New Roman" w:hAnsi="Courier New" w:cs="Courier New"/>
+          <w:color w:val="000000"/>
+          <w:kern w:val="0"/>
+          <w:sz w:val="20"/>
+          <w:szCs w:val="20"/>
+          <w:lang w:eastAsia="en-GB"/>
+          <w14:ligatures w14:val="none"/>
+        </w:rPr>
+        <w:t xml:space="preserve">       ↓</w:t>
+      </w:r>
+    </w:p>
+    <w:p>
+      <w:pPr>
+        <w:tabs>
+          <w:tab w:val="left" w:pos="916"/>
+          <w:tab w:val="left" w:pos="1832"/>
+          <w:tab w:val="left" w:pos="2748"/>
+          <w:tab w:val="left" w:pos="3664"/>
+          <w:tab w:val="left" w:pos="4580"/>
+          <w:tab w:val="left" w:pos="5496"/>
+          <w:tab w:val="left" w:pos="6412"/>
+          <w:tab w:val="left" w:pos="7328"/>
+          <w:tab w:val="left" w:pos="8244"/>
+          <w:tab w:val="left" w:pos="9160"/>
+          <w:tab w:val="left" w:pos="10076"/>
+          <w:tab w:val="left" w:pos="10992"/>
+          <w:tab w:val="left" w:pos="11908"/>
+          <w:tab w:val="left" w:pos="12824"/>
+          <w:tab w:val="left" w:pos="13740"/>
+          <w:tab w:val="left" w:pos="14656"/>
+        </w:tabs>
+        <w:spacing w:after="0" w:line="240" w:lineRule="auto"/>
+        <w:rPr>
+          <w:rFonts w:ascii="Courier New" w:eastAsia="Times New Roman" w:hAnsi="Courier New" w:cs="Courier New"/>
+          <w:color w:val="000000"/>
+          <w:kern w:val="0"/>
+          <w:sz w:val="20"/>
+          <w:szCs w:val="20"/>
+          <w:lang w:eastAsia="en-GB"/>
+          <w14:ligatures w14:val="none"/>
+        </w:rPr>
+      </w:pPr>
+      <w:r>
+        <w:rPr>
+          <w:rFonts w:ascii="Courier New" w:eastAsia="Times New Roman" w:hAnsi="Courier New" w:cs="Courier New"/>
+          <w:color w:val="000000"/>
+          <w:kern w:val="0"/>
+          <w:sz w:val="20"/>
+          <w:szCs w:val="20"/>
+          <w:lang w:eastAsia="en-GB"/>
+          <w14:ligatures w14:val="none"/>
+        </w:rPr>
+        <w:t>Add LoginTests</w:t>
+      </w:r>
+    </w:p>
+    <w:p>
+      <w:pPr>
+        <w:tabs>
+          <w:tab w:val="left" w:pos="916"/>
+          <w:tab w:val="left" w:pos="1832"/>
+          <w:tab w:val="left" w:pos="2748"/>
+          <w:tab w:val="left" w:pos="3664"/>
+          <w:tab w:val="left" w:pos="4580"/>
+          <w:tab w:val="left" w:pos="5496"/>
+          <w:tab w:val="left" w:pos="6412"/>
+          <w:tab w:val="left" w:pos="7328"/>
+          <w:tab w:val="left" w:pos="8244"/>
+          <w:tab w:val="left" w:pos="9160"/>
+          <w:tab w:val="left" w:pos="10076"/>
+          <w:tab w:val="left" w:pos="10992"/>
+          <w:tab w:val="left" w:pos="11908"/>
+          <w:tab w:val="left" w:pos="12824"/>
+          <w:tab w:val="left" w:pos="13740"/>
+          <w:tab w:val="left" w:pos="14656"/>
+        </w:tabs>
+        <w:spacing w:after="0" w:line="240" w:lineRule="auto"/>
+        <w:rPr>
+          <w:rFonts w:ascii="Courier New" w:eastAsia="Times New Roman" w:hAnsi="Courier New" w:cs="Courier New"/>
+          <w:color w:val="000000"/>
+          <w:kern w:val="0"/>
+          <w:sz w:val="20"/>
+          <w:szCs w:val="20"/>
+          <w:lang w:eastAsia="en-GB"/>
+          <w14:ligatures w14:val="none"/>
+        </w:rPr>
+      </w:pPr>
+      <w:r>
+        <w:rPr>
+          <w:rFonts w:ascii="Courier New" w:eastAsia="Times New Roman" w:hAnsi="Courier New" w:cs="Courier New"/>
+          <w:color w:val="000000"/>
+          <w:kern w:val="0"/>
+          <w:sz w:val="20"/>
+          <w:szCs w:val="20"/>
+          <w:lang w:eastAsia="en-GB"/>
+          <w14:ligatures w14:val="none"/>
+        </w:rPr>
+        <w:t xml:space="preserve">       ↓</w:t>
+      </w:r>
+    </w:p>
+    <w:p>
+      <w:pPr>
+        <w:tabs>
+          <w:tab w:val="left" w:pos="916"/>
+          <w:tab w:val="left" w:pos="1832"/>
+          <w:tab w:val="left" w:pos="2748"/>
+          <w:tab w:val="left" w:pos="3664"/>
+          <w:tab w:val="left" w:pos="4580"/>
+          <w:tab w:val="left" w:pos="5496"/>
+          <w:tab w:val="left" w:pos="6412"/>
+          <w:tab w:val="left" w:pos="7328"/>
+          <w:tab w:val="left" w:pos="8244"/>
+          <w:tab w:val="left" w:pos="9160"/>
+          <w:tab w:val="left" w:pos="10076"/>
+          <w:tab w:val="left" w:pos="10992"/>
+          <w:tab w:val="left" w:pos="11908"/>
+          <w:tab w:val="left" w:pos="12824"/>
+          <w:tab w:val="left" w:pos="13740"/>
+          <w:tab w:val="left" w:pos="14656"/>
+        </w:tabs>
+        <w:spacing w:after="0" w:line="240" w:lineRule="auto"/>
+        <w:rPr>
+          <w:rFonts w:ascii="Courier New" w:eastAsia="Times New Roman" w:hAnsi="Courier New" w:cs="Courier New"/>
+          <w:color w:val="000000"/>
+          <w:kern w:val="0"/>
+          <w:sz w:val="20"/>
+          <w:szCs w:val="20"/>
+          <w:lang w:eastAsia="en-GB"/>
+          <w14:ligatures w14:val="none"/>
+        </w:rPr>
+      </w:pPr>
+      <w:r>
+        <w:rPr>
+          <w:rFonts w:ascii="Courier New" w:eastAsia="Times New Roman" w:hAnsi="Courier New" w:cs="Courier New"/>
+          <w:color w:val="000000"/>
+          <w:kern w:val="0"/>
+          <w:sz w:val="20"/>
+          <w:szCs w:val="20"/>
+          <w:lang w:eastAsia="en-GB"/>
+          <w14:ligatures w14:val="none"/>
+        </w:rPr>
+        <w:t>Add CartPage</w:t>
+      </w:r>
+    </w:p>
+    <w:p>
+      <w:pPr>
+        <w:tabs>
+          <w:tab w:val="left" w:pos="916"/>
+          <w:tab w:val="left" w:pos="1832"/>
+          <w:tab w:val="left" w:pos="2748"/>
+          <w:tab w:val="left" w:pos="3664"/>
+          <w:tab w:val="left" w:pos="4580"/>
+          <w:tab w:val="left" w:pos="5496"/>
+          <w:tab w:val="left" w:pos="6412"/>
+          <w:tab w:val="left" w:pos="7328"/>
+          <w:tab w:val="left" w:pos="8244"/>
+          <w:tab w:val="left" w:pos="9160"/>
+          <w:tab w:val="left" w:pos="10076"/>
+          <w:tab w:val="left" w:pos="10992"/>
+          <w:tab w:val="left" w:pos="11908"/>
+          <w:tab w:val="left" w:pos="12824"/>
+          <w:tab w:val="left" w:pos="13740"/>
+          <w:tab w:val="left" w:pos="14656"/>
+        </w:tabs>
+        <w:spacing w:after="0" w:line="240" w:lineRule="auto"/>
+        <w:rPr>
+          <w:rFonts w:ascii="Courier New" w:eastAsia="Times New Roman" w:hAnsi="Courier New" w:cs="Courier New"/>
+          <w:color w:val="000000"/>
+          <w:kern w:val="0"/>
+          <w:sz w:val="20"/>
+          <w:szCs w:val="20"/>
+          <w:lang w:eastAsia="en-GB"/>
+          <w14:ligatures w14:val="none"/>
+        </w:rPr>
+      </w:pPr>
+      <w:r>
+        <w:rPr>
+          <w:rFonts w:ascii="Courier New" w:eastAsia="Times New Roman" w:hAnsi="Courier New" w:cs="Courier New"/>
+          <w:color w:val="000000"/>
+          <w:kern w:val="0"/>
+          <w:sz w:val="20"/>
+          <w:szCs w:val="20"/>
+          <w:lang w:eastAsia="en-GB"/>
+          <w14:ligatures w14:val="none"/>
+        </w:rPr>
+        <w:t xml:space="preserve">       ↓</w:t>
+      </w:r>
+    </w:p>
+    <w:p>
+      <w:pPr>
+        <w:tabs>
+          <w:tab w:val="left" w:pos="916"/>
+          <w:tab w:val="left" w:pos="1832"/>
+          <w:tab w:val="left" w:pos="2748"/>
+          <w:tab w:val="left" w:pos="3664"/>
+          <w:tab w:val="left" w:pos="4580"/>
+          <w:tab w:val="left" w:pos="5496"/>
+          <w:tab w:val="left" w:pos="6412"/>
+          <w:tab w:val="left" w:pos="7328"/>
+          <w:tab w:val="left" w:pos="8244"/>
+          <w:tab w:val="left" w:pos="9160"/>
+          <w:tab w:val="left" w:pos="10076"/>
+          <w:tab w:val="left" w:pos="10992"/>
+          <w:tab w:val="left" w:pos="11908"/>
+          <w:tab w:val="left" w:pos="12824"/>
+          <w:tab w:val="left" w:pos="13740"/>
+          <w:tab w:val="left" w:pos="14656"/>
+        </w:tabs>
+        <w:spacing w:after="0" w:line="240" w:lineRule="auto"/>
+        <w:rPr>
+          <w:rFonts w:ascii="Courier New" w:eastAsia="Times New Roman" w:hAnsi="Courier New" w:cs="Courier New"/>
+          <w:color w:val="000000"/>
+          <w:kern w:val="0"/>
+          <w:sz w:val="20"/>
+          <w:szCs w:val="20"/>
+          <w:lang w:eastAsia="en-GB"/>
+          <w14:ligatures w14:val="none"/>
+        </w:rPr>
+      </w:pPr>
+      <w:r>
+        <w:rPr>
+          <w:rFonts w:ascii="Courier New" w:eastAsia="Times New Roman" w:hAnsi="Courier New" w:cs="Courier New"/>
+          <w:color w:val="000000"/>
+          <w:kern w:val="0"/>
+          <w:sz w:val="20"/>
+          <w:szCs w:val="20"/>
+          <w:lang w:eastAsia="en-GB"/>
+          <w14:ligatures w14:val="none"/>
+        </w:rPr>
+        <w:t>Add CheckoutTests</w:t>
+      </w:r>
+    </w:p>
+    <w:p>
+      <w:pPr>
+        <w:spacing w:before="100" w:beforeAutospacing="1" w:after="100" w:afterAutospacing="1" w:line="240" w:lineRule="auto"/>
+        <w:rPr>
+          <w:rFonts w:ascii="Times New Roman" w:eastAsia="Times New Roman" w:hAnsi="Times New Roman" w:cs="Times New Roman"/>
+          <w:color w:val="000000"/>
+          <w:kern w:val="0"/>
+          <w:lang w:eastAsia="en-GB"/>
+          <w14:ligatures w14:val="none"/>
+        </w:rPr>
+      </w:pPr>
+      <w:r>
+        <w:rPr>
+          <w:rFonts w:ascii="Times New Roman" w:eastAsia="Times New Roman" w:hAnsi="Times New Roman" w:cs="Times New Roman"/>
+          <w:color w:val="000000"/>
+          <w:kern w:val="0"/>
+          <w:lang w:eastAsia="en-GB"/>
+          <w14:ligatures w14:val="none"/>
+        </w:rPr>
+        <w:t>Git allows us to see what changed and maintain the history of the project.</w:t>
+      </w:r>
+    </w:p>
+    <w:p>
+      <w:pPr>
+        <w:spacing w:before="100" w:beforeAutospacing="1" w:after="100" w:afterAutospacing="1" w:line="240" w:lineRule="auto"/>
+        <w:rPr>
+          <w:rFonts w:ascii="Times New Roman" w:eastAsia="Times New Roman" w:hAnsi="Times New Roman" w:cs="Times New Roman"/>
+          <w:color w:val="000000"/>
+          <w:kern w:val="0"/>
+          <w:lang w:eastAsia="en-GB"/>
+          <w14:ligatures w14:val="none"/>
+        </w:rPr>
+      </w:pPr>
+      <w:r>
+        <w:rPr>
+          <w:rFonts w:ascii="Times New Roman" w:eastAsia="Times New Roman" w:hAnsi="Times New Roman" w:cs="Times New Roman"/>
+          <w:color w:val="000000"/>
+          <w:kern w:val="0"/>
+          <w:lang w:eastAsia="en-GB"/>
+          <w14:ligatures w14:val="none"/>
+        </w:rPr>
+        <w:t>Later we'll use commands such as:</w:t>
+      </w:r>
+    </w:p>
+    <w:p>
+      <w:pPr>
+        <w:tabs>
+          <w:tab w:val="left" w:pos="916"/>
+          <w:tab w:val="left" w:pos="1832"/>
+          <w:tab w:val="left" w:pos="2748"/>
+          <w:tab w:val="left" w:pos="3664"/>
+          <w:tab w:val="left" w:pos="4580"/>
+          <w:tab w:val="left" w:pos="5496"/>
+          <w:tab w:val="left" w:pos="6412"/>
+          <w:tab w:val="left" w:pos="7328"/>
+          <w:tab w:val="left" w:pos="8244"/>
+          <w:tab w:val="left" w:pos="9160"/>
+          <w:tab w:val="left" w:pos="10076"/>
+          <w:tab w:val="left" w:pos="10992"/>
+          <w:tab w:val="left" w:pos="11908"/>
+          <w:tab w:val="left" w:pos="12824"/>
+          <w:tab w:val="left" w:pos="13740"/>
+          <w:tab w:val="left" w:pos="14656"/>
+        </w:tabs>
+        <w:spacing w:after="0" w:line="240" w:lineRule="auto"/>
+        <w:rPr>
+          <w:rFonts w:ascii="Courier New" w:eastAsia="Times New Roman" w:hAnsi="Courier New" w:cs="Courier New"/>
+          <w:color w:val="000000"/>
+          <w:kern w:val="0"/>
+          <w:sz w:val="20"/>
+          <w:szCs w:val="20"/>
+          <w:lang w:eastAsia="en-GB"/>
+          <w14:ligatures w14:val="none"/>
+        </w:rPr>
+      </w:pPr>
+      <w:r>
+        <w:rPr>
+          <w:rFonts w:ascii="Courier New" w:eastAsia="Times New Roman" w:hAnsi="Courier New" w:cs="Courier New"/>
+          <w:color w:val="000000"/>
+          <w:kern w:val="0"/>
+          <w:sz w:val="20"/>
+          <w:szCs w:val="20"/>
+          <w:lang w:eastAsia="en-GB"/>
+          <w14:ligatures w14:val="none"/>
+        </w:rPr>
+        <w:t>git add .</w:t>
+      </w:r>
+    </w:p>
+    <w:p>
+      <w:pPr>
+        <w:tabs>
+          <w:tab w:val="left" w:pos="916"/>
+          <w:tab w:val="left" w:pos="1832"/>
+          <w:tab w:val="left" w:pos="2748"/>
+          <w:tab w:val="left" w:pos="3664"/>
+          <w:tab w:val="left" w:pos="4580"/>
+          <w:tab w:val="left" w:pos="5496"/>
+          <w:tab w:val="left" w:pos="6412"/>
+          <w:tab w:val="left" w:pos="7328"/>
+          <w:tab w:val="left" w:pos="8244"/>
+          <w:tab w:val="left" w:pos="9160"/>
+          <w:tab w:val="left" w:pos="10076"/>
+          <w:tab w:val="left" w:pos="10992"/>
+          <w:tab w:val="left" w:pos="11908"/>
+          <w:tab w:val="left" w:pos="12824"/>
+          <w:tab w:val="left" w:pos="13740"/>
+          <w:tab w:val="left" w:pos="14656"/>
+        </w:tabs>
+        <w:spacing w:after="0" w:line="240" w:lineRule="auto"/>
+        <w:rPr>
+          <w:rFonts w:ascii="Courier New" w:eastAsia="Times New Roman" w:hAnsi="Courier New" w:cs="Courier New"/>
+          <w:color w:val="000000"/>
+          <w:kern w:val="0"/>
+          <w:sz w:val="20"/>
+          <w:szCs w:val="20"/>
+          <w:lang w:eastAsia="en-GB"/>
+          <w14:ligatures w14:val="none"/>
+        </w:rPr>
+      </w:pPr>
+      <w:r>
+        <w:rPr>
+          <w:rFonts w:ascii="Courier New" w:eastAsia="Times New Roman" w:hAnsi="Courier New" w:cs="Courier New"/>
+          <w:color w:val="000000"/>
+          <w:kern w:val="0"/>
+          <w:sz w:val="20"/>
+          <w:szCs w:val="20"/>
+          <w:lang w:eastAsia="en-GB"/>
+          <w14:ligatures w14:val="none"/>
+        </w:rPr>
+        <w:t>git commit -m "Add login page"</w:t>
+      </w:r>
+    </w:p>
+    <w:p>
+      <w:pPr>
+        <w:tabs>
+          <w:tab w:val="left" w:pos="916"/>
+          <w:tab w:val="left" w:pos="1832"/>
+          <w:tab w:val="left" w:pos="2748"/>
+          <w:tab w:val="left" w:pos="3664"/>
+          <w:tab w:val="left" w:pos="4580"/>
+          <w:tab w:val="left" w:pos="5496"/>
+          <w:tab w:val="left" w:pos="6412"/>
+          <w:tab w:val="left" w:pos="7328"/>
+          <w:tab w:val="left" w:pos="8244"/>
+          <w:tab w:val="left" w:pos="9160"/>
+          <w:tab w:val="left" w:pos="10076"/>
+          <w:tab w:val="left" w:pos="10992"/>
+          <w:tab w:val="left" w:pos="11908"/>
+          <w:tab w:val="left" w:pos="12824"/>
+          <w:tab w:val="left" w:pos="13740"/>
+          <w:tab w:val="left" w:pos="14656"/>
+        </w:tabs>
+        <w:spacing w:after="0" w:line="240" w:lineRule="auto"/>
+        <w:rPr>
+          <w:rFonts w:ascii="Courier New" w:eastAsia="Times New Roman" w:hAnsi="Courier New" w:cs="Courier New"/>
+          <w:color w:val="000000"/>
+          <w:kern w:val="0"/>
+          <w:sz w:val="20"/>
+          <w:szCs w:val="20"/>
+          <w:lang w:eastAsia="en-GB"/>
+          <w14:ligatures w14:val="none"/>
+        </w:rPr>
+      </w:pPr>
+      <w:r>
+        <w:rPr>
+          <w:rFonts w:ascii="Courier New" w:eastAsia="Times New Roman" w:hAnsi="Courier New" w:cs="Courier New"/>
+          <w:color w:val="000000"/>
+          <w:kern w:val="0"/>
+          <w:sz w:val="20"/>
+          <w:szCs w:val="20"/>
+          <w:lang w:eastAsia="en-GB"/>
+          <w14:ligatures w14:val="none"/>
+        </w:rPr>
+        <w:t>git push</w:t>
+      </w:r>
+    </w:p>
+    <w:p>
+      <w:pPr>
+        <w:spacing w:before="100" w:beforeAutospacing="1" w:after="100" w:afterAutospacing="1" w:line="240" w:lineRule="auto"/>
+        <w:outlineLvl w:val="2"/>
+        <w:rPr>
+          <w:rFonts w:ascii="Times New Roman" w:eastAsia="Times New Roman" w:hAnsi="Times New Roman" w:cs="Times New Roman"/>
+          <w:b/>
+          <w:bCs/>
+          <w:color w:val="000000"/>
+          <w:kern w:val="0"/>
+          <w:sz w:val="27"/>
+          <w:szCs w:val="27"/>
+          <w:lang w:eastAsia="en-GB"/>
+          <w14:ligatures w14:val="none"/>
+        </w:rPr>
+      </w:pPr>
+      <w:r>
+        <w:rPr>
+          <w:rFonts w:ascii="Times New Roman" w:eastAsia="Times New Roman" w:hAnsi="Times New Roman" w:cs="Times New Roman"/>
+          <w:b/>
+          <w:bCs/>
+          <w:color w:val="000000"/>
+          <w:kern w:val="0"/>
+          <w:sz w:val="27"/>
+          <w:szCs w:val="27"/>
+          <w:lang w:eastAsia="en-GB"/>
+          <w14:ligatures w14:val="none"/>
+        </w:rPr>
+        <w:t>Step 1 — Check Git</w:t>
+      </w:r>
+    </w:p>
+    <w:p>
+      <w:pPr>
+        <w:spacing w:before="100" w:beforeAutospacing="1" w:after="100" w:afterAutospacing="1" w:line="240" w:lineRule="auto"/>
+        <w:rPr>
+          <w:rFonts w:ascii="Times New Roman" w:eastAsia="Times New Roman" w:hAnsi="Times New Roman" w:cs="Times New Roman"/>
+          <w:color w:val="000000"/>
+          <w:kern w:val="0"/>
+          <w:lang w:eastAsia="en-GB"/>
+          <w14:ligatures w14:val="none"/>
+        </w:rPr>
+      </w:pPr>
+      <w:r>
+        <w:rPr>
+          <w:rFonts w:ascii="Times New Roman" w:eastAsia="Times New Roman" w:hAnsi="Times New Roman" w:cs="Times New Roman"/>
+          <w:color w:val="000000"/>
+          <w:kern w:val="0"/>
+          <w:lang w:eastAsia="en-GB"/>
+          <w14:ligatures w14:val="none"/>
+        </w:rPr>
+        <w:t>Run:</w:t>
+      </w:r>
+    </w:p>
+    <w:p>
+      <w:pPr>
+        <w:tabs>
+          <w:tab w:val="left" w:pos="916"/>
+          <w:tab w:val="left" w:pos="1832"/>
+          <w:tab w:val="left" w:pos="2748"/>
+          <w:tab w:val="left" w:pos="3664"/>
+          <w:tab w:val="left" w:pos="4580"/>
+          <w:tab w:val="left" w:pos="5496"/>
+          <w:tab w:val="left" w:pos="6412"/>
+          <w:tab w:val="left" w:pos="7328"/>
+          <w:tab w:val="left" w:pos="8244"/>
+          <w:tab w:val="left" w:pos="9160"/>
+          <w:tab w:val="left" w:pos="10076"/>
+          <w:tab w:val="left" w:pos="10992"/>
+          <w:tab w:val="left" w:pos="11908"/>
+          <w:tab w:val="left" w:pos="12824"/>
+          <w:tab w:val="left" w:pos="13740"/>
+          <w:tab w:val="left" w:pos="14656"/>
+        </w:tabs>
+        <w:spacing w:after="0" w:line="240" w:lineRule="auto"/>
+        <w:rPr>
+          <w:rFonts w:ascii="Courier New" w:eastAsia="Times New Roman" w:hAnsi="Courier New" w:cs="Courier New"/>
+          <w:color w:val="000000"/>
+          <w:kern w:val="0"/>
+          <w:sz w:val="20"/>
+          <w:szCs w:val="20"/>
+          <w:lang w:eastAsia="en-GB"/>
+          <w14:ligatures w14:val="none"/>
+        </w:rPr>
+      </w:pPr>
+      <w:r>
+        <w:rPr>
+          <w:rFonts w:ascii="Courier New" w:eastAsia="Times New Roman" w:hAnsi="Courier New" w:cs="Courier New"/>
+          <w:color w:val="000000"/>
+          <w:kern w:val="0"/>
+          <w:sz w:val="20"/>
+          <w:szCs w:val="20"/>
+          <w:lang w:eastAsia="en-GB"/>
+          <w14:ligatures w14:val="none"/>
+        </w:rPr>
+        <w:t>git --version</w:t>
+      </w:r>
+    </w:p>
+    <w:p>
+      <w:pPr>
+        <w:spacing w:before="100" w:beforeAutospacing="1" w:after="100" w:afterAutospacing="1" w:line="240" w:lineRule="auto"/>
+        <w:outlineLvl w:val="2"/>
+        <w:rPr>
+          <w:rFonts w:ascii="Times New Roman" w:eastAsia="Times New Roman" w:hAnsi="Times New Roman" w:cs="Times New Roman"/>
+          <w:b/>
+          <w:bCs/>
+          <w:color w:val="000000"/>
+          <w:kern w:val="0"/>
+          <w:sz w:val="27"/>
+          <w:szCs w:val="27"/>
+          <w:lang w:eastAsia="en-GB"/>
+          <w14:ligatures w14:val="none"/>
+        </w:rPr>
+      </w:pPr>
+      <w:r>
+        <w:rPr>
+          <w:rFonts w:ascii="Times New Roman" w:eastAsia="Times New Roman" w:hAnsi="Times New Roman" w:cs="Times New Roman"/>
+          <w:b/>
+          <w:bCs/>
+          <w:color w:val="000000"/>
+          <w:kern w:val="0"/>
+          <w:sz w:val="27"/>
+          <w:szCs w:val="27"/>
+          <w:lang w:eastAsia="en-GB"/>
+          <w14:ligatures w14:val="none"/>
+        </w:rPr>
+        <w:t>Our current configuration</w:t>
+      </w:r>
+    </w:p>
+    <w:p>
+      <w:pPr>
+        <w:tabs>
+          <w:tab w:val="left" w:pos="916"/>
+          <w:tab w:val="left" w:pos="1832"/>
+          <w:tab w:val="left" w:pos="2748"/>
+          <w:tab w:val="left" w:pos="3664"/>
+          <w:tab w:val="left" w:pos="4580"/>
+          <w:tab w:val="left" w:pos="5496"/>
+          <w:tab w:val="left" w:pos="6412"/>
+          <w:tab w:val="left" w:pos="7328"/>
+          <w:tab w:val="left" w:pos="8244"/>
+          <w:tab w:val="left" w:pos="9160"/>
+          <w:tab w:val="left" w:pos="10076"/>
+          <w:tab w:val="left" w:pos="10992"/>
+          <w:tab w:val="left" w:pos="11908"/>
+          <w:tab w:val="left" w:pos="12824"/>
+          <w:tab w:val="left" w:pos="13740"/>
+          <w:tab w:val="left" w:pos="14656"/>
+        </w:tabs>
+        <w:spacing w:after="0" w:line="240" w:lineRule="auto"/>
+        <w:rPr>
+          <w:rFonts w:ascii="Courier New" w:eastAsia="Times New Roman" w:hAnsi="Courier New" w:cs="Courier New"/>
+          <w:color w:val="000000"/>
+          <w:kern w:val="0"/>
+          <w:sz w:val="20"/>
+          <w:szCs w:val="20"/>
+          <w:lang w:eastAsia="en-GB"/>
+          <w14:ligatures w14:val="none"/>
+        </w:rPr>
+      </w:pPr>
+      <w:r>
+        <w:rPr>
+          <w:rFonts w:ascii="Courier New" w:eastAsia="Times New Roman" w:hAnsi="Courier New" w:cs="Courier New"/>
+          <w:color w:val="000000"/>
+          <w:kern w:val="0"/>
+          <w:sz w:val="20"/>
+          <w:szCs w:val="20"/>
+          <w:lang w:eastAsia="en-GB"/>
+          <w14:ligatures w14:val="none"/>
+        </w:rPr>
+        <w:lastRenderedPageBreak/>
+        <w:t>Git: 2.50.1</w:t>
+      </w:r>
+    </w:p>
+    <w:p>
+      <w:pPr>
+        <w:tabs>
+          <w:tab w:val="left" w:pos="916"/>
+          <w:tab w:val="left" w:pos="1832"/>
+          <w:tab w:val="left" w:pos="2748"/>
+          <w:tab w:val="left" w:pos="3664"/>
+          <w:tab w:val="left" w:pos="4580"/>
+          <w:tab w:val="left" w:pos="5496"/>
+          <w:tab w:val="left" w:pos="6412"/>
+          <w:tab w:val="left" w:pos="7328"/>
+          <w:tab w:val="left" w:pos="8244"/>
+          <w:tab w:val="left" w:pos="9160"/>
+          <w:tab w:val="left" w:pos="10076"/>
+          <w:tab w:val="left" w:pos="10992"/>
+          <w:tab w:val="left" w:pos="11908"/>
+          <w:tab w:val="left" w:pos="12824"/>
+          <w:tab w:val="left" w:pos="13740"/>
+          <w:tab w:val="left" w:pos="14656"/>
+        </w:tabs>
+        <w:spacing w:after="0" w:line="240" w:lineRule="auto"/>
+        <w:rPr>
+          <w:rFonts w:ascii="Courier New" w:eastAsia="Times New Roman" w:hAnsi="Courier New" w:cs="Courier New"/>
+          <w:color w:val="000000"/>
+          <w:kern w:val="0"/>
+          <w:sz w:val="20"/>
+          <w:szCs w:val="20"/>
+          <w:lang w:eastAsia="en-GB"/>
+          <w14:ligatures w14:val="none"/>
+        </w:rPr>
+      </w:pPr>
+      <w:r>
+        <w:rPr>
+          <w:rFonts w:ascii="Courier New" w:eastAsia="Times New Roman" w:hAnsi="Courier New" w:cs="Courier New"/>
+          <w:color w:val="000000"/>
+          <w:kern w:val="0"/>
+          <w:sz w:val="20"/>
+          <w:szCs w:val="20"/>
+          <w:lang w:eastAsia="en-GB"/>
+          <w14:ligatures w14:val="none"/>
+        </w:rPr>
+        <w:t>Apple Git-155</w:t>
+      </w:r>
+    </w:p>
+    <w:p>
+      <w:pPr>
+        <w:spacing w:after="0" w:line="240" w:lineRule="auto"/>
+        <w:rPr>
+          <w:rFonts w:ascii="Times New Roman" w:eastAsia="Times New Roman" w:hAnsi="Times New Roman" w:cs="Times New Roman"/>
+          <w:kern w:val="0"/>
+          <w:lang w:eastAsia="en-GB"/>
+          <w14:ligatures w14:val="none"/>
+        </w:rPr>
+      </w:pPr>
+      <w:r>
+        <w:rPr>
+          <w:rFonts w:ascii="Times New Roman" w:eastAsia="Times New Roman" w:hAnsi="Times New Roman" w:cs="Times New Roman"/>
+          <w:noProof/>
+          <w:kern w:val="0"/>
+          <w:lang w:eastAsia="en-GB"/>
+        </w:rPr>
+        <w:pict w14:anchorId="54AA18A7">
+          <v:rect id="_x0000_i1026" alt="" style="width:451.3pt;height:.05pt;mso-width-percent:0;mso-height-percent:0;mso-width-percent:0;mso-height-percent:0" o:hralign="center" o:hrstd="t" o:hr="t" fillcolor="#a0a0a0" stroked="f"/>
+        </w:pict>
+      </w:r>
+    </w:p>
+    <w:p>
+      <w:pPr>
+        <w:spacing w:before="100" w:beforeAutospacing="1" w:after="100" w:afterAutospacing="1" w:line="240" w:lineRule="auto"/>
+        <w:outlineLvl w:val="0"/>
+        <w:rPr>
+          <w:rFonts w:ascii="Times New Roman" w:eastAsia="Times New Roman" w:hAnsi="Times New Roman" w:cs="Times New Roman"/>
+          <w:b/>
+          <w:bCs/>
+          <w:color w:val="000000"/>
+          <w:kern w:val="36"/>
+          <w:sz w:val="48"/>
+          <w:szCs w:val="48"/>
+          <w:lang w:eastAsia="en-GB"/>
+          <w14:ligatures w14:val="none"/>
+        </w:rPr>
+      </w:pPr>
+      <w:r>
+        <w:rPr>
+          <w:rFonts w:ascii="Times New Roman" w:eastAsia="Times New Roman" w:hAnsi="Times New Roman" w:cs="Times New Roman"/>
+          <w:b/>
+          <w:bCs/>
+          <w:color w:val="000000"/>
+          <w:kern w:val="36"/>
+          <w:sz w:val="48"/>
+          <w:szCs w:val="48"/>
+          <w:lang w:eastAsia="en-GB"/>
+          <w14:ligatures w14:val="none"/>
+        </w:rPr>
+        <w:t>5. GitHub</w:t>
+      </w:r>
+    </w:p>
+    <w:p>
+      <w:pPr>
+        <w:spacing w:before="100" w:beforeAutospacing="1" w:after="100" w:afterAutospacing="1" w:line="240" w:lineRule="auto"/>
+        <w:outlineLvl w:val="2"/>
+        <w:rPr>
+          <w:rFonts w:ascii="Times New Roman" w:eastAsia="Times New Roman" w:hAnsi="Times New Roman" w:cs="Times New Roman"/>
+          <w:b/>
+          <w:bCs/>
+          <w:color w:val="000000"/>
+          <w:kern w:val="0"/>
+          <w:sz w:val="27"/>
+          <w:szCs w:val="27"/>
+          <w:lang w:eastAsia="en-GB"/>
+          <w14:ligatures w14:val="none"/>
+        </w:rPr>
+      </w:pPr>
+      <w:r>
+        <w:rPr>
+          <w:rFonts w:ascii="Times New Roman" w:eastAsia="Times New Roman" w:hAnsi="Times New Roman" w:cs="Times New Roman"/>
+          <w:b/>
+          <w:bCs/>
+          <w:color w:val="000000"/>
+          <w:kern w:val="0"/>
+          <w:sz w:val="27"/>
+          <w:szCs w:val="27"/>
+          <w:lang w:eastAsia="en-GB"/>
+          <w14:ligatures w14:val="none"/>
+        </w:rPr>
+        <w:t>Why do we need GitHub?</w:t>
+      </w:r>
+    </w:p>
+    <w:p>
+      <w:pPr>
+        <w:spacing w:before="100" w:beforeAutospacing="1" w:after="100" w:afterAutospacing="1" w:line="240" w:lineRule="auto"/>
+        <w:rPr>
+          <w:rFonts w:ascii="Times New Roman" w:eastAsia="Times New Roman" w:hAnsi="Times New Roman" w:cs="Times New Roman"/>
+          <w:color w:val="000000"/>
+          <w:kern w:val="0"/>
+          <w:lang w:eastAsia="en-GB"/>
+          <w14:ligatures w14:val="none"/>
+        </w:rPr>
+      </w:pPr>
+      <w:r>
+        <w:rPr>
+          <w:rFonts w:ascii="Times New Roman" w:eastAsia="Times New Roman" w:hAnsi="Times New Roman" w:cs="Times New Roman"/>
+          <w:color w:val="000000"/>
+          <w:kern w:val="0"/>
+          <w:lang w:eastAsia="en-GB"/>
+          <w14:ligatures w14:val="none"/>
+        </w:rPr>
+        <w:t>GitHub is where we'll host our Git repository.</w:t>
+      </w:r>
+    </w:p>
+    <w:p>
+      <w:pPr>
+        <w:spacing w:before="100" w:beforeAutospacing="1" w:after="100" w:afterAutospacing="1" w:line="240" w:lineRule="auto"/>
+        <w:rPr>
+          <w:rFonts w:ascii="Times New Roman" w:eastAsia="Times New Roman" w:hAnsi="Times New Roman" w:cs="Times New Roman"/>
+          <w:color w:val="000000"/>
+          <w:kern w:val="0"/>
+          <w:lang w:eastAsia="en-GB"/>
+          <w14:ligatures w14:val="none"/>
+        </w:rPr>
+      </w:pPr>
+      <w:r>
+        <w:rPr>
+          <w:rFonts w:ascii="Times New Roman" w:eastAsia="Times New Roman" w:hAnsi="Times New Roman" w:cs="Times New Roman"/>
+          <w:color w:val="000000"/>
+          <w:kern w:val="0"/>
+          <w:lang w:eastAsia="en-GB"/>
+          <w14:ligatures w14:val="none"/>
+        </w:rPr>
+        <w:t>Our local development will look like:</w:t>
+      </w:r>
+    </w:p>
+    <w:p>
+      <w:pPr>
+        <w:tabs>
+          <w:tab w:val="left" w:pos="916"/>
+          <w:tab w:val="left" w:pos="1832"/>
+          <w:tab w:val="left" w:pos="2748"/>
+          <w:tab w:val="left" w:pos="3664"/>
+          <w:tab w:val="left" w:pos="4580"/>
+          <w:tab w:val="left" w:pos="5496"/>
+          <w:tab w:val="left" w:pos="6412"/>
+          <w:tab w:val="left" w:pos="7328"/>
+          <w:tab w:val="left" w:pos="8244"/>
+          <w:tab w:val="left" w:pos="9160"/>
+          <w:tab w:val="left" w:pos="10076"/>
+          <w:tab w:val="left" w:pos="10992"/>
+          <w:tab w:val="left" w:pos="11908"/>
+          <w:tab w:val="left" w:pos="12824"/>
+          <w:tab w:val="left" w:pos="13740"/>
+          <w:tab w:val="left" w:pos="14656"/>
+        </w:tabs>
+        <w:spacing w:after="0" w:line="240" w:lineRule="auto"/>
+        <w:rPr>
+          <w:rFonts w:ascii="Courier New" w:eastAsia="Times New Roman" w:hAnsi="Courier New" w:cs="Courier New"/>
+          <w:color w:val="000000"/>
+          <w:kern w:val="0"/>
+          <w:sz w:val="20"/>
+          <w:szCs w:val="20"/>
+          <w:lang w:eastAsia="en-GB"/>
+          <w14:ligatures w14:val="none"/>
+        </w:rPr>
+      </w:pPr>
+      <w:r>
+        <w:rPr>
+          <w:rFonts w:ascii="Courier New" w:eastAsia="Times New Roman" w:hAnsi="Courier New" w:cs="Courier New"/>
+          <w:color w:val="000000"/>
+          <w:kern w:val="0"/>
+          <w:sz w:val="20"/>
+          <w:szCs w:val="20"/>
+          <w:lang w:eastAsia="en-GB"/>
+          <w14:ligatures w14:val="none"/>
+        </w:rPr>
+        <w:t>Eclipse</w:t>
+      </w:r>
+    </w:p>
+    <w:p>
+      <w:pPr>
+        <w:tabs>
+          <w:tab w:val="left" w:pos="916"/>
+          <w:tab w:val="left" w:pos="1832"/>
+          <w:tab w:val="left" w:pos="2748"/>
+          <w:tab w:val="left" w:pos="3664"/>
+          <w:tab w:val="left" w:pos="4580"/>
+          <w:tab w:val="left" w:pos="5496"/>
+          <w:tab w:val="left" w:pos="6412"/>
+          <w:tab w:val="left" w:pos="7328"/>
+          <w:tab w:val="left" w:pos="8244"/>
+          <w:tab w:val="left" w:pos="9160"/>
+          <w:tab w:val="left" w:pos="10076"/>
+          <w:tab w:val="left" w:pos="10992"/>
+          <w:tab w:val="left" w:pos="11908"/>
+          <w:tab w:val="left" w:pos="12824"/>
+          <w:tab w:val="left" w:pos="13740"/>
+          <w:tab w:val="left" w:pos="14656"/>
+        </w:tabs>
+        <w:spacing w:after="0" w:line="240" w:lineRule="auto"/>
+        <w:rPr>
+          <w:rFonts w:ascii="Courier New" w:eastAsia="Times New Roman" w:hAnsi="Courier New" w:cs="Courier New"/>
+          <w:color w:val="000000"/>
+          <w:kern w:val="0"/>
+          <w:sz w:val="20"/>
+          <w:szCs w:val="20"/>
+          <w:lang w:eastAsia="en-GB"/>
+          <w14:ligatures w14:val="none"/>
+        </w:rPr>
+      </w:pPr>
+      <w:r>
+        <w:rPr>
+          <w:rFonts w:ascii="Courier New" w:eastAsia="Times New Roman" w:hAnsi="Courier New" w:cs="Courier New"/>
+          <w:color w:val="000000"/>
+          <w:kern w:val="0"/>
+          <w:sz w:val="20"/>
+          <w:szCs w:val="20"/>
+          <w:lang w:eastAsia="en-GB"/>
+          <w14:ligatures w14:val="none"/>
+        </w:rPr>
+        <w:t xml:space="preserve">   ↓</w:t>
+      </w:r>
+    </w:p>
+    <w:p>
+      <w:pPr>
+        <w:tabs>
+          <w:tab w:val="left" w:pos="916"/>
+          <w:tab w:val="left" w:pos="1832"/>
+          <w:tab w:val="left" w:pos="2748"/>
+          <w:tab w:val="left" w:pos="3664"/>
+          <w:tab w:val="left" w:pos="4580"/>
+          <w:tab w:val="left" w:pos="5496"/>
+          <w:tab w:val="left" w:pos="6412"/>
+          <w:tab w:val="left" w:pos="7328"/>
+          <w:tab w:val="left" w:pos="8244"/>
+          <w:tab w:val="left" w:pos="9160"/>
+          <w:tab w:val="left" w:pos="10076"/>
+          <w:tab w:val="left" w:pos="10992"/>
+          <w:tab w:val="left" w:pos="11908"/>
+          <w:tab w:val="left" w:pos="12824"/>
+          <w:tab w:val="left" w:pos="13740"/>
+          <w:tab w:val="left" w:pos="14656"/>
+        </w:tabs>
+        <w:spacing w:after="0" w:line="240" w:lineRule="auto"/>
+        <w:rPr>
+          <w:rFonts w:ascii="Courier New" w:eastAsia="Times New Roman" w:hAnsi="Courier New" w:cs="Courier New"/>
+          <w:color w:val="000000"/>
+          <w:kern w:val="0"/>
+          <w:sz w:val="20"/>
+          <w:szCs w:val="20"/>
+          <w:lang w:eastAsia="en-GB"/>
+          <w14:ligatures w14:val="none"/>
+        </w:rPr>
+      </w:pPr>
+      <w:r>
+        <w:rPr>
+          <w:rFonts w:ascii="Courier New" w:eastAsia="Times New Roman" w:hAnsi="Courier New" w:cs="Courier New"/>
+          <w:color w:val="000000"/>
+          <w:kern w:val="0"/>
+          <w:sz w:val="20"/>
+          <w:szCs w:val="20"/>
+          <w:lang w:eastAsia="en-GB"/>
+          <w14:ligatures w14:val="none"/>
+        </w:rPr>
+        <w:t>Java code</w:t>
+      </w:r>
+    </w:p>
+    <w:p>
+      <w:pPr>
+        <w:tabs>
+          <w:tab w:val="left" w:pos="916"/>
+          <w:tab w:val="left" w:pos="1832"/>
+          <w:tab w:val="left" w:pos="2748"/>
+          <w:tab w:val="left" w:pos="3664"/>
+          <w:tab w:val="left" w:pos="4580"/>
+          <w:tab w:val="left" w:pos="5496"/>
+          <w:tab w:val="left" w:pos="6412"/>
+          <w:tab w:val="left" w:pos="7328"/>
+          <w:tab w:val="left" w:pos="8244"/>
+          <w:tab w:val="left" w:pos="9160"/>
+          <w:tab w:val="left" w:pos="10076"/>
+          <w:tab w:val="left" w:pos="10992"/>
+          <w:tab w:val="left" w:pos="11908"/>
+          <w:tab w:val="left" w:pos="12824"/>
+          <w:tab w:val="left" w:pos="13740"/>
+          <w:tab w:val="left" w:pos="14656"/>
+        </w:tabs>
+        <w:spacing w:after="0" w:line="240" w:lineRule="auto"/>
+        <w:rPr>
+          <w:rFonts w:ascii="Courier New" w:eastAsia="Times New Roman" w:hAnsi="Courier New" w:cs="Courier New"/>
+          <w:color w:val="000000"/>
+          <w:kern w:val="0"/>
+          <w:sz w:val="20"/>
+          <w:szCs w:val="20"/>
+          <w:lang w:eastAsia="en-GB"/>
+          <w14:ligatures w14:val="none"/>
+        </w:rPr>
+      </w:pPr>
+      <w:r>
+        <w:rPr>
+          <w:rFonts w:ascii="Courier New" w:eastAsia="Times New Roman" w:hAnsi="Courier New" w:cs="Courier New"/>
+          <w:color w:val="000000"/>
+          <w:kern w:val="0"/>
+          <w:sz w:val="20"/>
+          <w:szCs w:val="20"/>
+          <w:lang w:eastAsia="en-GB"/>
+          <w14:ligatures w14:val="none"/>
+        </w:rPr>
+        <w:t xml:space="preserve">   ↓</w:t>
+      </w:r>
+    </w:p>
+    <w:p>
+      <w:pPr>
+        <w:tabs>
+          <w:tab w:val="left" w:pos="916"/>
+          <w:tab w:val="left" w:pos="1832"/>
+          <w:tab w:val="left" w:pos="2748"/>
+          <w:tab w:val="left" w:pos="3664"/>
+          <w:tab w:val="left" w:pos="4580"/>
+          <w:tab w:val="left" w:pos="5496"/>
+          <w:tab w:val="left" w:pos="6412"/>
+          <w:tab w:val="left" w:pos="7328"/>
+          <w:tab w:val="left" w:pos="8244"/>
+          <w:tab w:val="left" w:pos="9160"/>
+          <w:tab w:val="left" w:pos="10076"/>
+          <w:tab w:val="left" w:pos="10992"/>
+          <w:tab w:val="left" w:pos="11908"/>
+          <w:tab w:val="left" w:pos="12824"/>
+          <w:tab w:val="left" w:pos="13740"/>
+          <w:tab w:val="left" w:pos="14656"/>
+        </w:tabs>
+        <w:spacing w:after="0" w:line="240" w:lineRule="auto"/>
+        <w:rPr>
+          <w:rFonts w:ascii="Courier New" w:eastAsia="Times New Roman" w:hAnsi="Courier New" w:cs="Courier New"/>
+          <w:color w:val="000000"/>
+          <w:kern w:val="0"/>
+          <w:sz w:val="20"/>
+          <w:szCs w:val="20"/>
+          <w:lang w:eastAsia="en-GB"/>
+          <w14:ligatures w14:val="none"/>
+        </w:rPr>
+      </w:pPr>
+      <w:r>
+        <w:rPr>
+          <w:rFonts w:ascii="Courier New" w:eastAsia="Times New Roman" w:hAnsi="Courier New" w:cs="Courier New"/>
+          <w:color w:val="000000"/>
+          <w:kern w:val="0"/>
+          <w:sz w:val="20"/>
+          <w:szCs w:val="20"/>
+          <w:lang w:eastAsia="en-GB"/>
+          <w14:ligatures w14:val="none"/>
+        </w:rPr>
+        <w:t>Maven project</w:t>
+      </w:r>
+    </w:p>
+    <w:p>
+      <w:pPr>
+        <w:tabs>
+          <w:tab w:val="left" w:pos="916"/>
+          <w:tab w:val="left" w:pos="1832"/>
+          <w:tab w:val="left" w:pos="2748"/>
+          <w:tab w:val="left" w:pos="3664"/>
+          <w:tab w:val="left" w:pos="4580"/>
+          <w:tab w:val="left" w:pos="5496"/>
+          <w:tab w:val="left" w:pos="6412"/>
+          <w:tab w:val="left" w:pos="7328"/>
+          <w:tab w:val="left" w:pos="8244"/>
+          <w:tab w:val="left" w:pos="9160"/>
+          <w:tab w:val="left" w:pos="10076"/>
+          <w:tab w:val="left" w:pos="10992"/>
+          <w:tab w:val="left" w:pos="11908"/>
+          <w:tab w:val="left" w:pos="12824"/>
+          <w:tab w:val="left" w:pos="13740"/>
+          <w:tab w:val="left" w:pos="14656"/>
+        </w:tabs>
+        <w:spacing w:after="0" w:line="240" w:lineRule="auto"/>
+        <w:rPr>
+          <w:rFonts w:ascii="Courier New" w:eastAsia="Times New Roman" w:hAnsi="Courier New" w:cs="Courier New"/>
+          <w:color w:val="000000"/>
+          <w:kern w:val="0"/>
+          <w:sz w:val="20"/>
+          <w:szCs w:val="20"/>
+          <w:lang w:eastAsia="en-GB"/>
+          <w14:ligatures w14:val="none"/>
+        </w:rPr>
+      </w:pPr>
+      <w:r>
+        <w:rPr>
+          <w:rFonts w:ascii="Courier New" w:eastAsia="Times New Roman" w:hAnsi="Courier New" w:cs="Courier New"/>
+          <w:color w:val="000000"/>
+          <w:kern w:val="0"/>
+          <w:sz w:val="20"/>
+          <w:szCs w:val="20"/>
+          <w:lang w:eastAsia="en-GB"/>
+          <w14:ligatures w14:val="none"/>
+        </w:rPr>
+        <w:t xml:space="preserve">   ↓</w:t>
+      </w:r>
+    </w:p>
+    <w:p>
+      <w:pPr>
+        <w:tabs>
+          <w:tab w:val="left" w:pos="916"/>
+          <w:tab w:val="left" w:pos="1832"/>
+          <w:tab w:val="left" w:pos="2748"/>
+          <w:tab w:val="left" w:pos="3664"/>
+          <w:tab w:val="left" w:pos="4580"/>
+          <w:tab w:val="left" w:pos="5496"/>
+          <w:tab w:val="left" w:pos="6412"/>
+          <w:tab w:val="left" w:pos="7328"/>
+          <w:tab w:val="left" w:pos="8244"/>
+          <w:tab w:val="left" w:pos="9160"/>
+          <w:tab w:val="left" w:pos="10076"/>
+          <w:tab w:val="left" w:pos="10992"/>
+          <w:tab w:val="left" w:pos="11908"/>
+          <w:tab w:val="left" w:pos="12824"/>
+          <w:tab w:val="left" w:pos="13740"/>
+          <w:tab w:val="left" w:pos="14656"/>
+        </w:tabs>
+        <w:spacing w:after="0" w:line="240" w:lineRule="auto"/>
+        <w:rPr>
+          <w:rFonts w:ascii="Courier New" w:eastAsia="Times New Roman" w:hAnsi="Courier New" w:cs="Courier New"/>
+          <w:color w:val="000000"/>
+          <w:kern w:val="0"/>
+          <w:sz w:val="20"/>
+          <w:szCs w:val="20"/>
+          <w:lang w:eastAsia="en-GB"/>
+          <w14:ligatures w14:val="none"/>
+        </w:rPr>
+      </w:pPr>
+      <w:r>
+        <w:rPr>
+          <w:rFonts w:ascii="Courier New" w:eastAsia="Times New Roman" w:hAnsi="Courier New" w:cs="Courier New"/>
+          <w:color w:val="000000"/>
+          <w:kern w:val="0"/>
+          <w:sz w:val="20"/>
+          <w:szCs w:val="20"/>
+          <w:lang w:eastAsia="en-GB"/>
+          <w14:ligatures w14:val="none"/>
+        </w:rPr>
+        <w:t>Git</w:t>
+      </w:r>
+    </w:p>
+    <w:p>
+      <w:pPr>
+        <w:tabs>
+          <w:tab w:val="left" w:pos="916"/>
+          <w:tab w:val="left" w:pos="1832"/>
+          <w:tab w:val="left" w:pos="2748"/>
+          <w:tab w:val="left" w:pos="3664"/>
+          <w:tab w:val="left" w:pos="4580"/>
+          <w:tab w:val="left" w:pos="5496"/>
+          <w:tab w:val="left" w:pos="6412"/>
+          <w:tab w:val="left" w:pos="7328"/>
+          <w:tab w:val="left" w:pos="8244"/>
+          <w:tab w:val="left" w:pos="9160"/>
+          <w:tab w:val="left" w:pos="10076"/>
+          <w:tab w:val="left" w:pos="10992"/>
+          <w:tab w:val="left" w:pos="11908"/>
+          <w:tab w:val="left" w:pos="12824"/>
+          <w:tab w:val="left" w:pos="13740"/>
+          <w:tab w:val="left" w:pos="14656"/>
+        </w:tabs>
+        <w:spacing w:after="0" w:line="240" w:lineRule="auto"/>
+        <w:rPr>
+          <w:rFonts w:ascii="Courier New" w:eastAsia="Times New Roman" w:hAnsi="Courier New" w:cs="Courier New"/>
+          <w:color w:val="000000"/>
+          <w:kern w:val="0"/>
+          <w:sz w:val="20"/>
+          <w:szCs w:val="20"/>
+          <w:lang w:eastAsia="en-GB"/>
+          <w14:ligatures w14:val="none"/>
+        </w:rPr>
+      </w:pPr>
+      <w:r>
+        <w:rPr>
+          <w:rFonts w:ascii="Courier New" w:eastAsia="Times New Roman" w:hAnsi="Courier New" w:cs="Courier New"/>
+          <w:color w:val="000000"/>
+          <w:kern w:val="0"/>
+          <w:sz w:val="20"/>
+          <w:szCs w:val="20"/>
+          <w:lang w:eastAsia="en-GB"/>
+          <w14:ligatures w14:val="none"/>
+        </w:rPr>
+        <w:t xml:space="preserve">   ↓</w:t>
+      </w:r>
+    </w:p>
+    <w:p>
+      <w:pPr>
+        <w:tabs>
+          <w:tab w:val="left" w:pos="916"/>
+          <w:tab w:val="left" w:pos="1832"/>
+          <w:tab w:val="left" w:pos="2748"/>
+          <w:tab w:val="left" w:pos="3664"/>
+          <w:tab w:val="left" w:pos="4580"/>
+          <w:tab w:val="left" w:pos="5496"/>
+          <w:tab w:val="left" w:pos="6412"/>
+          <w:tab w:val="left" w:pos="7328"/>
+          <w:tab w:val="left" w:pos="8244"/>
+          <w:tab w:val="left" w:pos="9160"/>
+          <w:tab w:val="left" w:pos="10076"/>
+          <w:tab w:val="left" w:pos="10992"/>
+          <w:tab w:val="left" w:pos="11908"/>
+          <w:tab w:val="left" w:pos="12824"/>
+          <w:tab w:val="left" w:pos="13740"/>
+          <w:tab w:val="left" w:pos="14656"/>
+        </w:tabs>
+        <w:spacing w:after="0" w:line="240" w:lineRule="auto"/>
+        <w:rPr>
+          <w:rFonts w:ascii="Courier New" w:eastAsia="Times New Roman" w:hAnsi="Courier New" w:cs="Courier New"/>
+          <w:color w:val="000000"/>
+          <w:kern w:val="0"/>
+          <w:sz w:val="20"/>
+          <w:szCs w:val="20"/>
+          <w:lang w:eastAsia="en-GB"/>
+          <w14:ligatures w14:val="none"/>
+        </w:rPr>
+      </w:pPr>
+      <w:r>
+        <w:rPr>
+          <w:rFonts w:ascii="Courier New" w:eastAsia="Times New Roman" w:hAnsi="Courier New" w:cs="Courier New"/>
+          <w:color w:val="000000"/>
+          <w:kern w:val="0"/>
+          <w:sz w:val="20"/>
+          <w:szCs w:val="20"/>
+          <w:lang w:eastAsia="en-GB"/>
+          <w14:ligatures w14:val="none"/>
+        </w:rPr>
+        <w:t>GitHub</w:t>
+      </w:r>
+    </w:p>
+    <w:p>
+      <w:pPr>
+        <w:spacing w:before="100" w:beforeAutospacing="1" w:after="100" w:afterAutospacing="1" w:line="240" w:lineRule="auto"/>
+        <w:rPr>
+          <w:rFonts w:ascii="Times New Roman" w:eastAsia="Times New Roman" w:hAnsi="Times New Roman" w:cs="Times New Roman"/>
+          <w:color w:val="000000"/>
+          <w:kern w:val="0"/>
+          <w:lang w:eastAsia="en-GB"/>
+          <w14:ligatures w14:val="none"/>
+        </w:rPr>
+      </w:pPr>
+      <w:r>
+        <w:rPr>
+          <w:rFonts w:ascii="Times New Roman" w:eastAsia="Times New Roman" w:hAnsi="Times New Roman" w:cs="Times New Roman"/>
+          <w:color w:val="000000"/>
+          <w:kern w:val="0"/>
+          <w:lang w:eastAsia="en-GB"/>
+          <w14:ligatures w14:val="none"/>
+        </w:rPr>
+        <w:t>Eventually:</w:t>
+      </w:r>
+    </w:p>
+    <w:p>
+      <w:pPr>
+        <w:tabs>
+          <w:tab w:val="left" w:pos="916"/>
+          <w:tab w:val="left" w:pos="1832"/>
+          <w:tab w:val="left" w:pos="2748"/>
+          <w:tab w:val="left" w:pos="3664"/>
+          <w:tab w:val="left" w:pos="4580"/>
+          <w:tab w:val="left" w:pos="5496"/>
+          <w:tab w:val="left" w:pos="6412"/>
+          <w:tab w:val="left" w:pos="7328"/>
+          <w:tab w:val="left" w:pos="8244"/>
+          <w:tab w:val="left" w:pos="9160"/>
+          <w:tab w:val="left" w:pos="10076"/>
+          <w:tab w:val="left" w:pos="10992"/>
+          <w:tab w:val="left" w:pos="11908"/>
+          <w:tab w:val="left" w:pos="12824"/>
+          <w:tab w:val="left" w:pos="13740"/>
+          <w:tab w:val="left" w:pos="14656"/>
+        </w:tabs>
+        <w:spacing w:after="0" w:line="240" w:lineRule="auto"/>
+        <w:rPr>
+          <w:rFonts w:ascii="Courier New" w:eastAsia="Times New Roman" w:hAnsi="Courier New" w:cs="Courier New"/>
+          <w:color w:val="000000"/>
+          <w:kern w:val="0"/>
+          <w:sz w:val="20"/>
+          <w:szCs w:val="20"/>
+          <w:lang w:eastAsia="en-GB"/>
+          <w14:ligatures w14:val="none"/>
+        </w:rPr>
+      </w:pPr>
+      <w:r>
+        <w:rPr>
+          <w:rFonts w:ascii="Courier New" w:eastAsia="Times New Roman" w:hAnsi="Courier New" w:cs="Courier New"/>
+          <w:color w:val="000000"/>
+          <w:kern w:val="0"/>
+          <w:sz w:val="20"/>
+          <w:szCs w:val="20"/>
+          <w:lang w:eastAsia="en-GB"/>
+          <w14:ligatures w14:val="none"/>
+        </w:rPr>
+        <w:t>GitHub</w:t>
+      </w:r>
+    </w:p>
+    <w:p>
+      <w:pPr>
+        <w:tabs>
+          <w:tab w:val="left" w:pos="916"/>
+          <w:tab w:val="left" w:pos="1832"/>
+          <w:tab w:val="left" w:pos="2748"/>
+          <w:tab w:val="left" w:pos="3664"/>
+          <w:tab w:val="left" w:pos="4580"/>
+          <w:tab w:val="left" w:pos="5496"/>
+          <w:tab w:val="left" w:pos="6412"/>
+          <w:tab w:val="left" w:pos="7328"/>
+          <w:tab w:val="left" w:pos="8244"/>
+          <w:tab w:val="left" w:pos="9160"/>
+          <w:tab w:val="left" w:pos="10076"/>
+          <w:tab w:val="left" w:pos="10992"/>
+          <w:tab w:val="left" w:pos="11908"/>
+          <w:tab w:val="left" w:pos="12824"/>
+          <w:tab w:val="left" w:pos="13740"/>
+          <w:tab w:val="left" w:pos="14656"/>
+        </w:tabs>
+        <w:spacing w:after="0" w:line="240" w:lineRule="auto"/>
+        <w:rPr>
+          <w:rFonts w:ascii="Courier New" w:eastAsia="Times New Roman" w:hAnsi="Courier New" w:cs="Courier New"/>
+          <w:color w:val="000000"/>
+          <w:kern w:val="0"/>
+          <w:sz w:val="20"/>
+          <w:szCs w:val="20"/>
+          <w:lang w:eastAsia="en-GB"/>
+          <w14:ligatures w14:val="none"/>
+        </w:rPr>
+      </w:pPr>
+      <w:r>
+        <w:rPr>
+          <w:rFonts w:ascii="Courier New" w:eastAsia="Times New Roman" w:hAnsi="Courier New" w:cs="Courier New"/>
+          <w:color w:val="000000"/>
+          <w:kern w:val="0"/>
+          <w:sz w:val="20"/>
+          <w:szCs w:val="20"/>
+          <w:lang w:eastAsia="en-GB"/>
+          <w14:ligatures w14:val="none"/>
+        </w:rPr>
+        <w:t xml:space="preserve">   ↓</w:t>
+      </w:r>
+    </w:p>
+    <w:p>
+      <w:pPr>
+        <w:tabs>
+          <w:tab w:val="left" w:pos="916"/>
+          <w:tab w:val="left" w:pos="1832"/>
+          <w:tab w:val="left" w:pos="2748"/>
+          <w:tab w:val="left" w:pos="3664"/>
+          <w:tab w:val="left" w:pos="4580"/>
+          <w:tab w:val="left" w:pos="5496"/>
+          <w:tab w:val="left" w:pos="6412"/>
+          <w:tab w:val="left" w:pos="7328"/>
+          <w:tab w:val="left" w:pos="8244"/>
+          <w:tab w:val="left" w:pos="9160"/>
+          <w:tab w:val="left" w:pos="10076"/>
+          <w:tab w:val="left" w:pos="10992"/>
+          <w:tab w:val="left" w:pos="11908"/>
+          <w:tab w:val="left" w:pos="12824"/>
+          <w:tab w:val="left" w:pos="13740"/>
+          <w:tab w:val="left" w:pos="14656"/>
+        </w:tabs>
+        <w:spacing w:after="0" w:line="240" w:lineRule="auto"/>
+        <w:rPr>
+          <w:rFonts w:ascii="Courier New" w:eastAsia="Times New Roman" w:hAnsi="Courier New" w:cs="Courier New"/>
+          <w:color w:val="000000"/>
+          <w:kern w:val="0"/>
+          <w:sz w:val="20"/>
+          <w:szCs w:val="20"/>
+          <w:lang w:eastAsia="en-GB"/>
+          <w14:ligatures w14:val="none"/>
+        </w:rPr>
+      </w:pPr>
+      <w:r>
+        <w:rPr>
+          <w:rFonts w:ascii="Courier New" w:eastAsia="Times New Roman" w:hAnsi="Courier New" w:cs="Courier New"/>
+          <w:color w:val="000000"/>
+          <w:kern w:val="0"/>
+          <w:sz w:val="20"/>
+          <w:szCs w:val="20"/>
+          <w:lang w:eastAsia="en-GB"/>
+          <w14:ligatures w14:val="none"/>
+        </w:rPr>
+        <w:t>GitHub Actions</w:t>
+      </w:r>
+    </w:p>
+    <w:p>
+      <w:pPr>
+        <w:tabs>
+          <w:tab w:val="left" w:pos="916"/>
+          <w:tab w:val="left" w:pos="1832"/>
+          <w:tab w:val="left" w:pos="2748"/>
+          <w:tab w:val="left" w:pos="3664"/>
+          <w:tab w:val="left" w:pos="4580"/>
+          <w:tab w:val="left" w:pos="5496"/>
+          <w:tab w:val="left" w:pos="6412"/>
+          <w:tab w:val="left" w:pos="7328"/>
+          <w:tab w:val="left" w:pos="8244"/>
+          <w:tab w:val="left" w:pos="9160"/>
+          <w:tab w:val="left" w:pos="10076"/>
+          <w:tab w:val="left" w:pos="10992"/>
+          <w:tab w:val="left" w:pos="11908"/>
+          <w:tab w:val="left" w:pos="12824"/>
+          <w:tab w:val="left" w:pos="13740"/>
+          <w:tab w:val="left" w:pos="14656"/>
+        </w:tabs>
+        <w:spacing w:after="0" w:line="240" w:lineRule="auto"/>
+        <w:rPr>
+          <w:rFonts w:ascii="Courier New" w:eastAsia="Times New Roman" w:hAnsi="Courier New" w:cs="Courier New"/>
+          <w:color w:val="000000"/>
+          <w:kern w:val="0"/>
+          <w:sz w:val="20"/>
+          <w:szCs w:val="20"/>
+          <w:lang w:eastAsia="en-GB"/>
+          <w14:ligatures w14:val="none"/>
+        </w:rPr>
+      </w:pPr>
+      <w:r>
+        <w:rPr>
+          <w:rFonts w:ascii="Courier New" w:eastAsia="Times New Roman" w:hAnsi="Courier New" w:cs="Courier New"/>
+          <w:color w:val="000000"/>
+          <w:kern w:val="0"/>
+          <w:sz w:val="20"/>
+          <w:szCs w:val="20"/>
+          <w:lang w:eastAsia="en-GB"/>
+          <w14:ligatures w14:val="none"/>
+        </w:rPr>
+        <w:t xml:space="preserve">   ↓</w:t>
+      </w:r>
+    </w:p>
+    <w:p>
+      <w:pPr>
+        <w:tabs>
+          <w:tab w:val="left" w:pos="916"/>
+          <w:tab w:val="left" w:pos="1832"/>
+          <w:tab w:val="left" w:pos="2748"/>
+          <w:tab w:val="left" w:pos="3664"/>
+          <w:tab w:val="left" w:pos="4580"/>
+          <w:tab w:val="left" w:pos="5496"/>
+          <w:tab w:val="left" w:pos="6412"/>
+          <w:tab w:val="left" w:pos="7328"/>
+          <w:tab w:val="left" w:pos="8244"/>
+          <w:tab w:val="left" w:pos="9160"/>
+          <w:tab w:val="left" w:pos="10076"/>
+          <w:tab w:val="left" w:pos="10992"/>
+          <w:tab w:val="left" w:pos="11908"/>
+          <w:tab w:val="left" w:pos="12824"/>
+          <w:tab w:val="left" w:pos="13740"/>
+          <w:tab w:val="left" w:pos="14656"/>
+        </w:tabs>
+        <w:spacing w:after="0" w:line="240" w:lineRule="auto"/>
+        <w:rPr>
+          <w:rFonts w:ascii="Courier New" w:eastAsia="Times New Roman" w:hAnsi="Courier New" w:cs="Courier New"/>
+          <w:color w:val="000000"/>
+          <w:kern w:val="0"/>
+          <w:sz w:val="20"/>
+          <w:szCs w:val="20"/>
+          <w:lang w:eastAsia="en-GB"/>
+          <w14:ligatures w14:val="none"/>
+        </w:rPr>
+      </w:pPr>
+      <w:r>
+        <w:rPr>
+          <w:rFonts w:ascii="Courier New" w:eastAsia="Times New Roman" w:hAnsi="Courier New" w:cs="Courier New"/>
+          <w:color w:val="000000"/>
+          <w:kern w:val="0"/>
+          <w:sz w:val="20"/>
+          <w:szCs w:val="20"/>
+          <w:lang w:eastAsia="en-GB"/>
+          <w14:ligatures w14:val="none"/>
+        </w:rPr>
+        <w:t>Maven</w:t>
+      </w:r>
+    </w:p>
+    <w:p>
+      <w:pPr>
+        <w:tabs>
+          <w:tab w:val="left" w:pos="916"/>
+          <w:tab w:val="left" w:pos="1832"/>
+          <w:tab w:val="left" w:pos="2748"/>
+          <w:tab w:val="left" w:pos="3664"/>
+          <w:tab w:val="left" w:pos="4580"/>
+          <w:tab w:val="left" w:pos="5496"/>
+          <w:tab w:val="left" w:pos="6412"/>
+          <w:tab w:val="left" w:pos="7328"/>
+          <w:tab w:val="left" w:pos="8244"/>
+          <w:tab w:val="left" w:pos="9160"/>
+          <w:tab w:val="left" w:pos="10076"/>
+          <w:tab w:val="left" w:pos="10992"/>
+          <w:tab w:val="left" w:pos="11908"/>
+          <w:tab w:val="left" w:pos="12824"/>
+          <w:tab w:val="left" w:pos="13740"/>
+          <w:tab w:val="left" w:pos="14656"/>
+        </w:tabs>
+        <w:spacing w:after="0" w:line="240" w:lineRule="auto"/>
+        <w:rPr>
+          <w:rFonts w:ascii="Courier New" w:eastAsia="Times New Roman" w:hAnsi="Courier New" w:cs="Courier New"/>
+          <w:color w:val="000000"/>
+          <w:kern w:val="0"/>
+          <w:sz w:val="20"/>
+          <w:szCs w:val="20"/>
+          <w:lang w:eastAsia="en-GB"/>
+          <w14:ligatures w14:val="none"/>
+        </w:rPr>
+      </w:pPr>
+      <w:r>
+        <w:rPr>
+          <w:rFonts w:ascii="Courier New" w:eastAsia="Times New Roman" w:hAnsi="Courier New" w:cs="Courier New"/>
+          <w:color w:val="000000"/>
+          <w:kern w:val="0"/>
+          <w:sz w:val="20"/>
+          <w:szCs w:val="20"/>
+          <w:lang w:eastAsia="en-GB"/>
+          <w14:ligatures w14:val="none"/>
+        </w:rPr>
+        <w:t xml:space="preserve">   ↓</w:t>
+      </w:r>
+    </w:p>
+    <w:p>
+      <w:pPr>
+        <w:tabs>
+          <w:tab w:val="left" w:pos="916"/>
+          <w:tab w:val="left" w:pos="1832"/>
+          <w:tab w:val="left" w:pos="2748"/>
+          <w:tab w:val="left" w:pos="3664"/>
+          <w:tab w:val="left" w:pos="4580"/>
+          <w:tab w:val="left" w:pos="5496"/>
+          <w:tab w:val="left" w:pos="6412"/>
+          <w:tab w:val="left" w:pos="7328"/>
+          <w:tab w:val="left" w:pos="8244"/>
+          <w:tab w:val="left" w:pos="9160"/>
+          <w:tab w:val="left" w:pos="10076"/>
+          <w:tab w:val="left" w:pos="10992"/>
+          <w:tab w:val="left" w:pos="11908"/>
+          <w:tab w:val="left" w:pos="12824"/>
+          <w:tab w:val="left" w:pos="13740"/>
+          <w:tab w:val="left" w:pos="14656"/>
+        </w:tabs>
+        <w:spacing w:after="0" w:line="240" w:lineRule="auto"/>
+        <w:rPr>
+          <w:rFonts w:ascii="Courier New" w:eastAsia="Times New Roman" w:hAnsi="Courier New" w:cs="Courier New"/>
+          <w:color w:val="000000"/>
+          <w:kern w:val="0"/>
+          <w:sz w:val="20"/>
+          <w:szCs w:val="20"/>
+          <w:lang w:eastAsia="en-GB"/>
+          <w14:ligatures w14:val="none"/>
+        </w:rPr>
+      </w:pPr>
+      <w:r>
+        <w:rPr>
+          <w:rFonts w:ascii="Courier New" w:eastAsia="Times New Roman" w:hAnsi="Courier New" w:cs="Courier New"/>
+          <w:color w:val="000000"/>
+          <w:kern w:val="0"/>
+          <w:sz w:val="20"/>
+          <w:szCs w:val="20"/>
+          <w:lang w:eastAsia="en-GB"/>
+          <w14:ligatures w14:val="none"/>
+        </w:rPr>
+        <w:t>Selenium tests</w:t>
+      </w:r>
+    </w:p>
+    <w:p>
+      <w:pPr>
+        <w:tabs>
+          <w:tab w:val="left" w:pos="916"/>
+          <w:tab w:val="left" w:pos="1832"/>
+          <w:tab w:val="left" w:pos="2748"/>
+          <w:tab w:val="left" w:pos="3664"/>
+          <w:tab w:val="left" w:pos="4580"/>
+          <w:tab w:val="left" w:pos="5496"/>
+          <w:tab w:val="left" w:pos="6412"/>
+          <w:tab w:val="left" w:pos="7328"/>
+          <w:tab w:val="left" w:pos="8244"/>
+          <w:tab w:val="left" w:pos="9160"/>
+          <w:tab w:val="left" w:pos="10076"/>
+          <w:tab w:val="left" w:pos="10992"/>
+          <w:tab w:val="left" w:pos="11908"/>
+          <w:tab w:val="left" w:pos="12824"/>
+          <w:tab w:val="left" w:pos="13740"/>
+          <w:tab w:val="left" w:pos="14656"/>
+        </w:tabs>
+        <w:spacing w:after="0" w:line="240" w:lineRule="auto"/>
+        <w:rPr>
+          <w:rFonts w:ascii="Courier New" w:eastAsia="Times New Roman" w:hAnsi="Courier New" w:cs="Courier New"/>
+          <w:color w:val="000000"/>
+          <w:kern w:val="0"/>
+          <w:sz w:val="20"/>
+          <w:szCs w:val="20"/>
+          <w:lang w:eastAsia="en-GB"/>
+          <w14:ligatures w14:val="none"/>
+        </w:rPr>
+      </w:pPr>
+      <w:r>
+        <w:rPr>
+          <w:rFonts w:ascii="Courier New" w:eastAsia="Times New Roman" w:hAnsi="Courier New" w:cs="Courier New"/>
+          <w:color w:val="000000"/>
+          <w:kern w:val="0"/>
+          <w:sz w:val="20"/>
+          <w:szCs w:val="20"/>
+          <w:lang w:eastAsia="en-GB"/>
+          <w14:ligatures w14:val="none"/>
+        </w:rPr>
+        <w:t xml:space="preserve">   ↓</w:t>
+      </w:r>
+    </w:p>
+    <w:p>
+      <w:pPr>
+        <w:tabs>
+          <w:tab w:val="left" w:pos="916"/>
+          <w:tab w:val="left" w:pos="1832"/>
+          <w:tab w:val="left" w:pos="2748"/>
+          <w:tab w:val="left" w:pos="3664"/>
+          <w:tab w:val="left" w:pos="4580"/>
+          <w:tab w:val="left" w:pos="5496"/>
+          <w:tab w:val="left" w:pos="6412"/>
+          <w:tab w:val="left" w:pos="7328"/>
+          <w:tab w:val="left" w:pos="8244"/>
+          <w:tab w:val="left" w:pos="9160"/>
+          <w:tab w:val="left" w:pos="10076"/>
+          <w:tab w:val="left" w:pos="10992"/>
+          <w:tab w:val="left" w:pos="11908"/>
+          <w:tab w:val="left" w:pos="12824"/>
+          <w:tab w:val="left" w:pos="13740"/>
+          <w:tab w:val="left" w:pos="14656"/>
+        </w:tabs>
+        <w:spacing w:after="0" w:line="240" w:lineRule="auto"/>
+        <w:rPr>
+          <w:rFonts w:ascii="Courier New" w:eastAsia="Times New Roman" w:hAnsi="Courier New" w:cs="Courier New"/>
+          <w:color w:val="000000"/>
+          <w:kern w:val="0"/>
+          <w:sz w:val="20"/>
+          <w:szCs w:val="20"/>
+          <w:lang w:eastAsia="en-GB"/>
+          <w14:ligatures w14:val="none"/>
+        </w:rPr>
+      </w:pPr>
+      <w:r>
+        <w:rPr>
+          <w:rFonts w:ascii="Courier New" w:eastAsia="Times New Roman" w:hAnsi="Courier New" w:cs="Courier New"/>
+          <w:color w:val="000000"/>
+          <w:kern w:val="0"/>
+          <w:sz w:val="20"/>
+          <w:szCs w:val="20"/>
+          <w:lang w:eastAsia="en-GB"/>
+          <w14:ligatures w14:val="none"/>
+        </w:rPr>
+        <w:t>Test report</w:t>
+      </w:r>
+    </w:p>
+    <w:p>
+      <w:pPr>
+        <w:spacing w:before="100" w:beforeAutospacing="1" w:after="100" w:afterAutospacing="1" w:line="240" w:lineRule="auto"/>
+        <w:rPr>
+          <w:rFonts w:ascii="Times New Roman" w:eastAsia="Times New Roman" w:hAnsi="Times New Roman" w:cs="Times New Roman"/>
+          <w:color w:val="000000"/>
+          <w:kern w:val="0"/>
+          <w:lang w:eastAsia="en-GB"/>
+          <w14:ligatures w14:val="none"/>
+        </w:rPr>
+      </w:pPr>
+      <w:r>
+        <w:rPr>
+          <w:rFonts w:ascii="Times New Roman" w:eastAsia="Times New Roman" w:hAnsi="Times New Roman" w:cs="Times New Roman"/>
+          <w:color w:val="000000"/>
+          <w:kern w:val="0"/>
+          <w:lang w:eastAsia="en-GB"/>
+          <w14:ligatures w14:val="none"/>
+        </w:rPr>
+        <w:t>This is important because our objective isn't just to write Selenium tests locally. We want to build a </w:t>
+      </w:r>
+      <w:r>
+        <w:rPr>
+          <w:rFonts w:ascii="Times New Roman" w:eastAsia="Times New Roman" w:hAnsi="Times New Roman" w:cs="Times New Roman"/>
+          <w:b/>
+          <w:bCs/>
+          <w:color w:val="000000"/>
+          <w:kern w:val="0"/>
+          <w:lang w:eastAsia="en-GB"/>
+          <w14:ligatures w14:val="none"/>
+        </w:rPr>
+        <w:t>professional portfolio automation framework</w:t>
+      </w:r>
+      <w:r>
+        <w:rPr>
+          <w:rFonts w:ascii="Times New Roman" w:eastAsia="Times New Roman" w:hAnsi="Times New Roman" w:cs="Times New Roman"/>
+          <w:color w:val="000000"/>
+          <w:kern w:val="0"/>
+          <w:lang w:eastAsia="en-GB"/>
+          <w14:ligatures w14:val="none"/>
+        </w:rPr>
+        <w:t> with version control and eventually CI/CD. Our original plan explicitly includes Git/GitHub in the framework foundation and GitHub Actions later.</w:t>
+      </w:r>
+    </w:p>
+    <w:p>
+      <w:pPr>
+        <w:spacing w:before="100" w:beforeAutospacing="1" w:after="100" w:afterAutospacing="1" w:line="240" w:lineRule="auto"/>
+        <w:outlineLvl w:val="2"/>
+        <w:rPr>
+          <w:rFonts w:ascii="Times New Roman" w:eastAsia="Times New Roman" w:hAnsi="Times New Roman" w:cs="Times New Roman"/>
+          <w:b/>
+          <w:bCs/>
+          <w:color w:val="000000"/>
+          <w:kern w:val="0"/>
+          <w:sz w:val="27"/>
+          <w:szCs w:val="27"/>
+          <w:lang w:eastAsia="en-GB"/>
+          <w14:ligatures w14:val="none"/>
+        </w:rPr>
+      </w:pPr>
+      <w:r>
+        <w:rPr>
+          <w:rFonts w:ascii="Times New Roman" w:eastAsia="Times New Roman" w:hAnsi="Times New Roman" w:cs="Times New Roman"/>
+          <w:b/>
+          <w:bCs/>
+          <w:color w:val="000000"/>
+          <w:kern w:val="0"/>
+          <w:sz w:val="27"/>
+          <w:szCs w:val="27"/>
+          <w:lang w:eastAsia="en-GB"/>
+          <w14:ligatures w14:val="none"/>
+        </w:rPr>
+        <w:t>Step 1 — Check GitHub</w:t>
+      </w:r>
+    </w:p>
+    <w:p>
+      <w:pPr>
+        <w:spacing w:before="100" w:beforeAutospacing="1" w:after="100" w:afterAutospacing="1" w:line="240" w:lineRule="auto"/>
+        <w:rPr>
+          <w:rFonts w:ascii="Times New Roman" w:eastAsia="Times New Roman" w:hAnsi="Times New Roman" w:cs="Times New Roman"/>
+          <w:color w:val="000000"/>
+          <w:kern w:val="0"/>
+          <w:lang w:eastAsia="en-GB"/>
+          <w14:ligatures w14:val="none"/>
+        </w:rPr>
+      </w:pPr>
+      <w:r>
+        <w:rPr>
+          <w:rFonts w:ascii="Times New Roman" w:eastAsia="Times New Roman" w:hAnsi="Times New Roman" w:cs="Times New Roman"/>
+          <w:color w:val="000000"/>
+          <w:kern w:val="0"/>
+          <w:lang w:eastAsia="en-GB"/>
+          <w14:ligatures w14:val="none"/>
+        </w:rPr>
+        <w:t>We already confirmed that you have a GitHub account.</w:t>
+      </w:r>
+    </w:p>
+    <w:p>
+      <w:pPr>
+        <w:spacing w:before="100" w:beforeAutospacing="1" w:after="100" w:afterAutospacing="1" w:line="240" w:lineRule="auto"/>
+        <w:rPr>
+          <w:rFonts w:ascii="Times New Roman" w:eastAsia="Times New Roman" w:hAnsi="Times New Roman" w:cs="Times New Roman"/>
+          <w:color w:val="000000"/>
+          <w:kern w:val="0"/>
+          <w:lang w:eastAsia="en-GB"/>
+          <w14:ligatures w14:val="none"/>
+        </w:rPr>
+      </w:pPr>
+      <w:r>
+        <w:rPr>
+          <w:rFonts w:ascii="Times New Roman" w:eastAsia="Times New Roman" w:hAnsi="Times New Roman" w:cs="Times New Roman"/>
+          <w:color w:val="000000"/>
+          <w:kern w:val="0"/>
+          <w:lang w:eastAsia="en-GB"/>
+          <w14:ligatures w14:val="none"/>
+        </w:rPr>
+        <w:t>Later we'll create the repository:</w:t>
+      </w:r>
+    </w:p>
+    <w:p>
+      <w:pPr>
+        <w:tabs>
+          <w:tab w:val="left" w:pos="916"/>
+          <w:tab w:val="left" w:pos="1832"/>
+          <w:tab w:val="left" w:pos="2748"/>
+          <w:tab w:val="left" w:pos="3664"/>
+          <w:tab w:val="left" w:pos="4580"/>
+          <w:tab w:val="left" w:pos="5496"/>
+          <w:tab w:val="left" w:pos="6412"/>
+          <w:tab w:val="left" w:pos="7328"/>
+          <w:tab w:val="left" w:pos="8244"/>
+          <w:tab w:val="left" w:pos="9160"/>
+          <w:tab w:val="left" w:pos="10076"/>
+          <w:tab w:val="left" w:pos="10992"/>
+          <w:tab w:val="left" w:pos="11908"/>
+          <w:tab w:val="left" w:pos="12824"/>
+          <w:tab w:val="left" w:pos="13740"/>
+          <w:tab w:val="left" w:pos="14656"/>
+        </w:tabs>
+        <w:spacing w:after="0" w:line="240" w:lineRule="auto"/>
+        <w:rPr>
+          <w:rFonts w:ascii="Courier New" w:eastAsia="Times New Roman" w:hAnsi="Courier New" w:cs="Courier New"/>
+          <w:color w:val="000000"/>
+          <w:kern w:val="0"/>
+          <w:sz w:val="20"/>
+          <w:szCs w:val="20"/>
+          <w:lang w:eastAsia="en-GB"/>
+          <w14:ligatures w14:val="none"/>
+        </w:rPr>
+      </w:pPr>
+      <w:r>
+        <w:rPr>
+          <w:rFonts w:ascii="Courier New" w:eastAsia="Times New Roman" w:hAnsi="Courier New" w:cs="Courier New"/>
+          <w:color w:val="000000"/>
+          <w:kern w:val="0"/>
+          <w:sz w:val="20"/>
+          <w:szCs w:val="20"/>
+          <w:lang w:eastAsia="en-GB"/>
+          <w14:ligatures w14:val="none"/>
+        </w:rPr>
+        <w:t>saucedemo-selenium-automation</w:t>
+      </w:r>
+    </w:p>
+    <w:p>
+      <w:pPr>
+        <w:spacing w:before="100" w:beforeAutospacing="1" w:after="100" w:afterAutospacing="1" w:line="240" w:lineRule="auto"/>
+        <w:rPr>
+          <w:rFonts w:ascii="Times New Roman" w:eastAsia="Times New Roman" w:hAnsi="Times New Roman" w:cs="Times New Roman"/>
+          <w:color w:val="000000"/>
+          <w:kern w:val="0"/>
+          <w:lang w:eastAsia="en-GB"/>
+          <w14:ligatures w14:val="none"/>
+        </w:rPr>
+      </w:pPr>
+      <w:r>
+        <w:rPr>
+          <w:rFonts w:ascii="Times New Roman" w:eastAsia="Times New Roman" w:hAnsi="Times New Roman" w:cs="Times New Roman"/>
+          <w:color w:val="000000"/>
+          <w:kern w:val="0"/>
+          <w:lang w:eastAsia="en-GB"/>
+          <w14:ligatures w14:val="none"/>
+        </w:rPr>
+        <w:t>and connect our local Maven project to it.</w:t>
+      </w:r>
+    </w:p>
+    <w:p>
+      <w:pPr>
+        <w:spacing w:after="0" w:line="240" w:lineRule="auto"/>
+        <w:rPr>
+          <w:rFonts w:ascii="Times New Roman" w:eastAsia="Times New Roman" w:hAnsi="Times New Roman" w:cs="Times New Roman"/>
+          <w:kern w:val="0"/>
+          <w:lang w:eastAsia="en-GB"/>
+          <w14:ligatures w14:val="none"/>
+        </w:rPr>
+      </w:pPr>
+      <w:r>
+        <w:rPr>
+          <w:rFonts w:ascii="Times New Roman" w:eastAsia="Times New Roman" w:hAnsi="Times New Roman" w:cs="Times New Roman"/>
+          <w:noProof/>
+          <w:kern w:val="0"/>
+          <w:lang w:eastAsia="en-GB"/>
+        </w:rPr>
+        <w:pict w14:anchorId="1C80A9E5">
+          <v:rect id="_x0000_i1025" alt="" style="width:451.3pt;height:.05pt;mso-width-percent:0;mso-height-percent:0;mso-width-percent:0;mso-height-percent:0" o:hralign="center" o:hrstd="t" o:hr="t" fillcolor="#a0a0a0" stroked="f"/>
+        </w:pict>
+      </w:r>
+    </w:p>
+    <w:p>
+      <w:pPr>
+        <w:spacing w:before="100" w:beforeAutospacing="1" w:after="100" w:afterAutospacing="1" w:line="240" w:lineRule="auto"/>
+        <w:outlineLvl w:val="0"/>
+        <w:rPr>
+          <w:rFonts w:ascii="Times New Roman" w:eastAsia="Times New Roman" w:hAnsi="Times New Roman" w:cs="Times New Roman"/>
+          <w:b/>
+          <w:bCs/>
+          <w:color w:val="000000"/>
+          <w:kern w:val="36"/>
+          <w:sz w:val="48"/>
+          <w:szCs w:val="48"/>
+          <w:lang w:eastAsia="en-GB"/>
+          <w14:ligatures w14:val="none"/>
+        </w:rPr>
+      </w:pPr>
+      <w:r>
+        <w:rPr>
+          <w:rFonts w:ascii="Times New Roman" w:eastAsia="Times New Roman" w:hAnsi="Times New Roman" w:cs="Times New Roman"/>
+          <w:b/>
+          <w:bCs/>
+          <w:color w:val="000000"/>
+          <w:kern w:val="36"/>
+          <w:sz w:val="48"/>
+          <w:szCs w:val="48"/>
+          <w:lang w:eastAsia="en-GB"/>
+          <w14:ligatures w14:val="none"/>
+        </w:rPr>
+        <w:lastRenderedPageBreak/>
+        <w:t>Environment Setup — Quick Checklist</w:t>
+      </w:r>
+    </w:p>
+    <w:p>
+      <w:pPr>
+        <w:spacing w:before="100" w:beforeAutospacing="1" w:after="100" w:afterAutospacing="1" w:line="240" w:lineRule="auto"/>
+        <w:rPr>
+          <w:rFonts w:ascii="Times New Roman" w:eastAsia="Times New Roman" w:hAnsi="Times New Roman" w:cs="Times New Roman"/>
+          <w:color w:val="000000"/>
+          <w:kern w:val="0"/>
+          <w:lang w:eastAsia="en-GB"/>
+          <w14:ligatures w14:val="none"/>
+        </w:rPr>
+      </w:pPr>
+      <w:r>
+        <w:rPr>
+          <w:rFonts w:ascii="Times New Roman" w:eastAsia="Times New Roman" w:hAnsi="Times New Roman" w:cs="Times New Roman"/>
+          <w:color w:val="000000"/>
+          <w:kern w:val="0"/>
+          <w:lang w:eastAsia="en-GB"/>
+          <w14:ligatures w14:val="none"/>
+        </w:rPr>
+        <w:t>When setting up Selenium automation on a </w:t>
+      </w:r>
+      <w:r>
+        <w:rPr>
+          <w:rFonts w:ascii="Times New Roman" w:eastAsia="Times New Roman" w:hAnsi="Times New Roman" w:cs="Times New Roman"/>
+          <w:b/>
+          <w:bCs/>
+          <w:color w:val="000000"/>
+          <w:kern w:val="0"/>
+          <w:lang w:eastAsia="en-GB"/>
+          <w14:ligatures w14:val="none"/>
+        </w:rPr>
+        <w:t>new machine</w:t>
+      </w:r>
+      <w:r>
+        <w:rPr>
+          <w:rFonts w:ascii="Times New Roman" w:eastAsia="Times New Roman" w:hAnsi="Times New Roman" w:cs="Times New Roman"/>
+          <w:color w:val="000000"/>
+          <w:kern w:val="0"/>
+          <w:lang w:eastAsia="en-GB"/>
+          <w14:ligatures w14:val="none"/>
+        </w:rPr>
+        <w:t>, use this checklist:</w:t>
+      </w:r>
+    </w:p>
+    <w:tbl>
+      <w:tblPr>
+        <w:tblW w:w="0" w:type="auto"/>
+        <w:tblCellSpacing w:w="15" w:type="dxa"/>
+        <w:tblCellMar>
+          <w:top w:w="15" w:type="dxa"/>
+          <w:left w:w="15" w:type="dxa"/>
+          <w:bottom w:w="15" w:type="dxa"/>
+          <w:right w:w="15" w:type="dxa"/>
+        </w:tblCellMar>
+        <w:tblLook w:val="04A0" w:firstRow="1" w:lastRow="0" w:firstColumn="1" w:lastColumn="0" w:noHBand="0" w:noVBand="1"/>
+      </w:tblPr>
+      <w:tblGrid>
+        <w:gridCol w:w="1276"/>
+        <w:gridCol w:w="4557"/>
+        <w:gridCol w:w="3193"/>
+      </w:tblGrid>
+      <w:tr>
+        <w:trPr>
+          <w:tblHeader/>
+          <w:tblCellSpacing w:w="15" w:type="dxa"/>
+        </w:trPr>
+        <w:tc>
+          <w:tcPr>
+            <w:tcW w:w="0" w:type="auto"/>
+            <w:vAlign w:val="center"/>
+            <w:hideMark/>
+          </w:tcPr>
+          <w:p>
+            <w:pPr>
+              <w:spacing w:after="0" w:line="240" w:lineRule="auto"/>
+              <w:jc w:val="center"/>
+              <w:rPr>
+                <w:rFonts w:ascii="Times New Roman" w:eastAsia="Times New Roman" w:hAnsi="Times New Roman" w:cs="Times New Roman"/>
+                <w:b/>
+                <w:bCs/>
+                <w:color w:val="000000"/>
+                <w:kern w:val="0"/>
+                <w:lang w:eastAsia="en-GB"/>
+                <w14:ligatures w14:val="none"/>
+              </w:rPr>
+            </w:pPr>
+            <w:r>
+              <w:rPr>
+                <w:rFonts w:ascii="Times New Roman" w:eastAsia="Times New Roman" w:hAnsi="Times New Roman" w:cs="Times New Roman"/>
+                <w:b/>
+                <w:bCs/>
+                <w:color w:val="000000"/>
+                <w:kern w:val="0"/>
+                <w:lang w:eastAsia="en-GB"/>
+                <w14:ligatures w14:val="none"/>
+              </w:rPr>
+              <w:t>Component</w:t>
+            </w:r>
+          </w:p>
+        </w:tc>
+        <w:tc>
+          <w:tcPr>
+            <w:tcW w:w="0" w:type="auto"/>
+            <w:vAlign w:val="center"/>
+            <w:hideMark/>
+          </w:tcPr>
+          <w:p>
+            <w:pPr>
+              <w:spacing w:after="0" w:line="240" w:lineRule="auto"/>
+              <w:jc w:val="center"/>
+              <w:rPr>
+                <w:rFonts w:ascii="Times New Roman" w:eastAsia="Times New Roman" w:hAnsi="Times New Roman" w:cs="Times New Roman"/>
+                <w:b/>
+                <w:bCs/>
+                <w:color w:val="000000"/>
+                <w:kern w:val="0"/>
+                <w:lang w:eastAsia="en-GB"/>
+                <w14:ligatures w14:val="none"/>
+              </w:rPr>
+            </w:pPr>
+            <w:r>
+              <w:rPr>
+                <w:rFonts w:ascii="Times New Roman" w:eastAsia="Times New Roman" w:hAnsi="Times New Roman" w:cs="Times New Roman"/>
+                <w:b/>
+                <w:bCs/>
+                <w:color w:val="000000"/>
+                <w:kern w:val="0"/>
+                <w:lang w:eastAsia="en-GB"/>
+                <w14:ligatures w14:val="none"/>
+              </w:rPr>
+              <w:t>Why we need it</w:t>
+            </w:r>
+          </w:p>
+        </w:tc>
+        <w:tc>
+          <w:tcPr>
+            <w:tcW w:w="0" w:type="auto"/>
+            <w:vAlign w:val="center"/>
+            <w:hideMark/>
+          </w:tcPr>
+          <w:p>
+            <w:pPr>
+              <w:spacing w:after="0" w:line="240" w:lineRule="auto"/>
+              <w:jc w:val="center"/>
+              <w:rPr>
+                <w:rFonts w:ascii="Times New Roman" w:eastAsia="Times New Roman" w:hAnsi="Times New Roman" w:cs="Times New Roman"/>
+                <w:b/>
+                <w:bCs/>
+                <w:color w:val="000000"/>
+                <w:kern w:val="0"/>
+                <w:lang w:eastAsia="en-GB"/>
+                <w14:ligatures w14:val="none"/>
+              </w:rPr>
+            </w:pPr>
+            <w:r>
+              <w:rPr>
+                <w:rFonts w:ascii="Times New Roman" w:eastAsia="Times New Roman" w:hAnsi="Times New Roman" w:cs="Times New Roman"/>
+                <w:b/>
+                <w:bCs/>
+                <w:color w:val="000000"/>
+                <w:kern w:val="0"/>
+                <w:lang w:eastAsia="en-GB"/>
+                <w14:ligatures w14:val="none"/>
+              </w:rPr>
+              <w:t>Check</w:t>
+            </w:r>
+          </w:p>
+        </w:tc>
+      </w:tr>
+      <w:tr>
+        <w:trPr>
+          <w:tblCellSpacing w:w="15" w:type="dxa"/>
+        </w:trPr>
+        <w:tc>
+          <w:tcPr>
+            <w:tcW w:w="0" w:type="auto"/>
+            <w:vAlign w:val="center"/>
+            <w:hideMark/>
+          </w:tcPr>
+          <w:p>
+            <w:pPr>
+              <w:spacing w:after="0" w:line="240" w:lineRule="auto"/>
+              <w:rPr>
+                <w:rFonts w:ascii="Times New Roman" w:eastAsia="Times New Roman" w:hAnsi="Times New Roman" w:cs="Times New Roman"/>
+                <w:color w:val="000000"/>
+                <w:kern w:val="0"/>
+                <w:lang w:eastAsia="en-GB"/>
+                <w14:ligatures w14:val="none"/>
+              </w:rPr>
+            </w:pPr>
+            <w:r>
+              <w:rPr>
+                <w:rFonts w:ascii="Times New Roman" w:eastAsia="Times New Roman" w:hAnsi="Times New Roman" w:cs="Times New Roman"/>
+                <w:b/>
+                <w:bCs/>
+                <w:color w:val="000000"/>
+                <w:kern w:val="0"/>
+                <w:lang w:eastAsia="en-GB"/>
+                <w14:ligatures w14:val="none"/>
+              </w:rPr>
+              <w:t>Java/JDK</w:t>
+            </w:r>
+          </w:p>
+        </w:tc>
+        <w:tc>
+          <w:tcPr>
+            <w:tcW w:w="0" w:type="auto"/>
+            <w:vAlign w:val="center"/>
+            <w:hideMark/>
+          </w:tcPr>
+          <w:p>
+            <w:pPr>
+              <w:spacing w:after="0" w:line="240" w:lineRule="auto"/>
+              <w:rPr>
+                <w:rFonts w:ascii="Times New Roman" w:eastAsia="Times New Roman" w:hAnsi="Times New Roman" w:cs="Times New Roman"/>
+                <w:color w:val="000000"/>
+                <w:kern w:val="0"/>
+                <w:lang w:eastAsia="en-GB"/>
+                <w14:ligatures w14:val="none"/>
+              </w:rPr>
+            </w:pPr>
+            <w:r>
+              <w:rPr>
+                <w:rFonts w:ascii="Times New Roman" w:eastAsia="Times New Roman" w:hAnsi="Times New Roman" w:cs="Times New Roman"/>
+                <w:color w:val="000000"/>
+                <w:kern w:val="0"/>
+                <w:lang w:eastAsia="en-GB"/>
+                <w14:ligatures w14:val="none"/>
+              </w:rPr>
+              <w:t>Write, compile and run Java automation</w:t>
+            </w:r>
+          </w:p>
+        </w:tc>
+        <w:tc>
+          <w:tcPr>
+            <w:tcW w:w="0" w:type="auto"/>
+            <w:vAlign w:val="center"/>
+            <w:hideMark/>
+          </w:tcPr>
+          <w:p>
+            <w:pPr>
+              <w:spacing w:after="0" w:line="240" w:lineRule="auto"/>
+              <w:rPr>
+                <w:rFonts w:ascii="Times New Roman" w:eastAsia="Times New Roman" w:hAnsi="Times New Roman" w:cs="Times New Roman"/>
+                <w:color w:val="000000"/>
+                <w:kern w:val="0"/>
+                <w:lang w:eastAsia="en-GB"/>
+                <w14:ligatures w14:val="none"/>
+              </w:rPr>
+            </w:pPr>
+            <w:r>
+              <w:rPr>
+                <w:rFonts w:ascii="Courier New" w:eastAsia="Times New Roman" w:hAnsi="Courier New" w:cs="Courier New"/>
+                <w:color w:val="000000"/>
+                <w:kern w:val="0"/>
+                <w:sz w:val="20"/>
+                <w:szCs w:val="20"/>
+                <w:lang w:eastAsia="en-GB"/>
+                <w14:ligatures w14:val="none"/>
+              </w:rPr>
+              <w:t>java -version</w:t>
+            </w:r>
+            <w:r>
+              <w:rPr>
+                <w:rFonts w:ascii="Times New Roman" w:eastAsia="Times New Roman" w:hAnsi="Times New Roman" w:cs="Times New Roman"/>
+                <w:color w:val="000000"/>
+                <w:kern w:val="0"/>
+                <w:lang w:eastAsia="en-GB"/>
+                <w14:ligatures w14:val="none"/>
+              </w:rPr>
+              <w:t> / </w:t>
+            </w:r>
+            <w:r>
+              <w:rPr>
+                <w:rFonts w:ascii="Courier New" w:eastAsia="Times New Roman" w:hAnsi="Courier New" w:cs="Courier New"/>
+                <w:color w:val="000000"/>
+                <w:kern w:val="0"/>
+                <w:sz w:val="20"/>
+                <w:szCs w:val="20"/>
+                <w:lang w:eastAsia="en-GB"/>
+                <w14:ligatures w14:val="none"/>
+              </w:rPr>
+              <w:t>javac -version</w:t>
+            </w:r>
+          </w:p>
+        </w:tc>
+      </w:tr>
+      <w:tr>
+        <w:trPr>
+          <w:tblCellSpacing w:w="15" w:type="dxa"/>
+        </w:trPr>
+        <w:tc>
+          <w:tcPr>
+            <w:tcW w:w="0" w:type="auto"/>
+            <w:vAlign w:val="center"/>
+            <w:hideMark/>
+          </w:tcPr>
+          <w:p>
+            <w:pPr>
+              <w:spacing w:after="0" w:line="240" w:lineRule="auto"/>
+              <w:rPr>
+                <w:rFonts w:ascii="Times New Roman" w:eastAsia="Times New Roman" w:hAnsi="Times New Roman" w:cs="Times New Roman"/>
+                <w:color w:val="000000"/>
+                <w:kern w:val="0"/>
+                <w:lang w:eastAsia="en-GB"/>
+                <w14:ligatures w14:val="none"/>
+              </w:rPr>
+            </w:pPr>
+            <w:r>
+              <w:rPr>
+                <w:rFonts w:ascii="Times New Roman" w:eastAsia="Times New Roman" w:hAnsi="Times New Roman" w:cs="Times New Roman"/>
+                <w:b/>
+                <w:bCs/>
+                <w:color w:val="000000"/>
+                <w:kern w:val="0"/>
+                <w:lang w:eastAsia="en-GB"/>
+                <w14:ligatures w14:val="none"/>
+              </w:rPr>
+              <w:t>Maven</w:t>
+            </w:r>
+          </w:p>
+        </w:tc>
+        <w:tc>
+          <w:tcPr>
+            <w:tcW w:w="0" w:type="auto"/>
+            <w:vAlign w:val="center"/>
+            <w:hideMark/>
+          </w:tcPr>
+          <w:p>
+            <w:pPr>
+              <w:spacing w:after="0" w:line="240" w:lineRule="auto"/>
+              <w:rPr>
+                <w:rFonts w:ascii="Times New Roman" w:eastAsia="Times New Roman" w:hAnsi="Times New Roman" w:cs="Times New Roman"/>
+                <w:color w:val="000000"/>
+                <w:kern w:val="0"/>
+                <w:lang w:eastAsia="en-GB"/>
+                <w14:ligatures w14:val="none"/>
+              </w:rPr>
+            </w:pPr>
+            <w:r>
+              <w:rPr>
+                <w:rFonts w:ascii="Times New Roman" w:eastAsia="Times New Roman" w:hAnsi="Times New Roman" w:cs="Times New Roman"/>
+                <w:color w:val="000000"/>
+                <w:kern w:val="0"/>
+                <w:lang w:eastAsia="en-GB"/>
+                <w14:ligatures w14:val="none"/>
+              </w:rPr>
+              <w:t>Manage dependencies, build project and execute tests</w:t>
+            </w:r>
+          </w:p>
+        </w:tc>
+        <w:tc>
+          <w:tcPr>
+            <w:tcW w:w="0" w:type="auto"/>
+            <w:vAlign w:val="center"/>
+            <w:hideMark/>
+          </w:tcPr>
+          <w:p>
+            <w:pPr>
+              <w:spacing w:after="0" w:line="240" w:lineRule="auto"/>
+              <w:rPr>
+                <w:rFonts w:ascii="Times New Roman" w:eastAsia="Times New Roman" w:hAnsi="Times New Roman" w:cs="Times New Roman"/>
+                <w:color w:val="000000"/>
+                <w:kern w:val="0"/>
+                <w:lang w:eastAsia="en-GB"/>
+                <w14:ligatures w14:val="none"/>
+              </w:rPr>
+            </w:pPr>
+            <w:r>
+              <w:rPr>
+                <w:rFonts w:ascii="Courier New" w:eastAsia="Times New Roman" w:hAnsi="Courier New" w:cs="Courier New"/>
+                <w:color w:val="000000"/>
+                <w:kern w:val="0"/>
+                <w:sz w:val="20"/>
+                <w:szCs w:val="20"/>
+                <w:lang w:eastAsia="en-GB"/>
+                <w14:ligatures w14:val="none"/>
+              </w:rPr>
+              <w:t>mvn -version</w:t>
+            </w:r>
+          </w:p>
+        </w:tc>
+      </w:tr>
+      <w:tr>
+        <w:trPr>
+          <w:tblCellSpacing w:w="15" w:type="dxa"/>
+        </w:trPr>
+        <w:tc>
+          <w:tcPr>
+            <w:tcW w:w="0" w:type="auto"/>
+            <w:vAlign w:val="center"/>
+            <w:hideMark/>
+          </w:tcPr>
+          <w:p>
+            <w:pPr>
+              <w:spacing w:after="0" w:line="240" w:lineRule="auto"/>
+              <w:rPr>
+                <w:rFonts w:ascii="Times New Roman" w:eastAsia="Times New Roman" w:hAnsi="Times New Roman" w:cs="Times New Roman"/>
+                <w:color w:val="000000"/>
+                <w:kern w:val="0"/>
+                <w:lang w:eastAsia="en-GB"/>
+                <w14:ligatures w14:val="none"/>
+              </w:rPr>
+            </w:pPr>
+            <w:r>
+              <w:rPr>
+                <w:rFonts w:ascii="Times New Roman" w:eastAsia="Times New Roman" w:hAnsi="Times New Roman" w:cs="Times New Roman"/>
+                <w:b/>
+                <w:bCs/>
+                <w:color w:val="000000"/>
+                <w:kern w:val="0"/>
+                <w:lang w:eastAsia="en-GB"/>
+                <w14:ligatures w14:val="none"/>
+              </w:rPr>
+              <w:t>Eclipse</w:t>
+            </w:r>
+          </w:p>
+        </w:tc>
+        <w:tc>
+          <w:tcPr>
+            <w:tcW w:w="0" w:type="auto"/>
+            <w:vAlign w:val="center"/>
+            <w:hideMark/>
+          </w:tcPr>
+          <w:p>
+            <w:pPr>
+              <w:spacing w:after="0" w:line="240" w:lineRule="auto"/>
+              <w:rPr>
+                <w:rFonts w:ascii="Times New Roman" w:eastAsia="Times New Roman" w:hAnsi="Times New Roman" w:cs="Times New Roman"/>
+                <w:color w:val="000000"/>
+                <w:kern w:val="0"/>
+                <w:lang w:eastAsia="en-GB"/>
+                <w14:ligatures w14:val="none"/>
+              </w:rPr>
+            </w:pPr>
+            <w:r>
+              <w:rPr>
+                <w:rFonts w:ascii="Times New Roman" w:eastAsia="Times New Roman" w:hAnsi="Times New Roman" w:cs="Times New Roman"/>
+                <w:color w:val="000000"/>
+                <w:kern w:val="0"/>
+                <w:lang w:eastAsia="en-GB"/>
+                <w14:ligatures w14:val="none"/>
+              </w:rPr>
+              <w:t>Develop and debug Java automation</w:t>
+            </w:r>
+          </w:p>
+        </w:tc>
+        <w:tc>
+          <w:tcPr>
+            <w:tcW w:w="0" w:type="auto"/>
+            <w:vAlign w:val="center"/>
+            <w:hideMark/>
+          </w:tcPr>
+          <w:p>
+            <w:pPr>
+              <w:spacing w:after="0" w:line="240" w:lineRule="auto"/>
+              <w:rPr>
+                <w:rFonts w:ascii="Times New Roman" w:eastAsia="Times New Roman" w:hAnsi="Times New Roman" w:cs="Times New Roman"/>
+                <w:color w:val="000000"/>
+                <w:kern w:val="0"/>
+                <w:lang w:eastAsia="en-GB"/>
+                <w14:ligatures w14:val="none"/>
+              </w:rPr>
+            </w:pPr>
+            <w:r>
+              <w:rPr>
+                <w:rFonts w:ascii="Times New Roman" w:eastAsia="Times New Roman" w:hAnsi="Times New Roman" w:cs="Times New Roman"/>
+                <w:color w:val="000000"/>
+                <w:kern w:val="0"/>
+                <w:lang w:eastAsia="en-GB"/>
+                <w14:ligatures w14:val="none"/>
+              </w:rPr>
+              <w:t>Eclipse → About</w:t>
+            </w:r>
+          </w:p>
+        </w:tc>
+      </w:tr>
+      <w:tr>
+        <w:trPr>
+          <w:tblCellSpacing w:w="15" w:type="dxa"/>
+        </w:trPr>
+        <w:tc>
+          <w:tcPr>
+            <w:tcW w:w="0" w:type="auto"/>
+            <w:vAlign w:val="center"/>
+            <w:hideMark/>
+          </w:tcPr>
+          <w:p>
+            <w:pPr>
+              <w:spacing w:after="0" w:line="240" w:lineRule="auto"/>
+              <w:rPr>
+                <w:rFonts w:ascii="Times New Roman" w:eastAsia="Times New Roman" w:hAnsi="Times New Roman" w:cs="Times New Roman"/>
+                <w:color w:val="000000"/>
+                <w:kern w:val="0"/>
+                <w:lang w:eastAsia="en-GB"/>
+                <w14:ligatures w14:val="none"/>
+              </w:rPr>
+            </w:pPr>
+            <w:r>
+              <w:rPr>
+                <w:rFonts w:ascii="Times New Roman" w:eastAsia="Times New Roman" w:hAnsi="Times New Roman" w:cs="Times New Roman"/>
+                <w:b/>
+                <w:bCs/>
+                <w:color w:val="000000"/>
+                <w:kern w:val="0"/>
+                <w:lang w:eastAsia="en-GB"/>
+                <w14:ligatures w14:val="none"/>
+              </w:rPr>
+              <w:t>Git</w:t>
+            </w:r>
+          </w:p>
+        </w:tc>
+        <w:tc>
+          <w:tcPr>
+            <w:tcW w:w="0" w:type="auto"/>
+            <w:vAlign w:val="center"/>
+            <w:hideMark/>
+          </w:tcPr>
+          <w:p>
+            <w:pPr>
+              <w:spacing w:after="0" w:line="240" w:lineRule="auto"/>
+              <w:rPr>
+                <w:rFonts w:ascii="Times New Roman" w:eastAsia="Times New Roman" w:hAnsi="Times New Roman" w:cs="Times New Roman"/>
+                <w:color w:val="000000"/>
+                <w:kern w:val="0"/>
+                <w:lang w:eastAsia="en-GB"/>
+                <w14:ligatures w14:val="none"/>
+              </w:rPr>
+            </w:pPr>
+            <w:r>
+              <w:rPr>
+                <w:rFonts w:ascii="Times New Roman" w:eastAsia="Times New Roman" w:hAnsi="Times New Roman" w:cs="Times New Roman"/>
+                <w:color w:val="000000"/>
+                <w:kern w:val="0"/>
+                <w:lang w:eastAsia="en-GB"/>
+                <w14:ligatures w14:val="none"/>
+              </w:rPr>
+              <w:t>Version control</w:t>
+            </w:r>
+          </w:p>
+        </w:tc>
+        <w:tc>
+          <w:tcPr>
+            <w:tcW w:w="0" w:type="auto"/>
+            <w:vAlign w:val="center"/>
+            <w:hideMark/>
+          </w:tcPr>
+          <w:p>
+            <w:pPr>
+              <w:spacing w:after="0" w:line="240" w:lineRule="auto"/>
+              <w:rPr>
+                <w:rFonts w:ascii="Times New Roman" w:eastAsia="Times New Roman" w:hAnsi="Times New Roman" w:cs="Times New Roman"/>
+                <w:color w:val="000000"/>
+                <w:kern w:val="0"/>
+                <w:lang w:eastAsia="en-GB"/>
+                <w14:ligatures w14:val="none"/>
+              </w:rPr>
+            </w:pPr>
+            <w:r>
+              <w:rPr>
+                <w:rFonts w:ascii="Courier New" w:eastAsia="Times New Roman" w:hAnsi="Courier New" w:cs="Courier New"/>
+                <w:color w:val="000000"/>
+                <w:kern w:val="0"/>
+                <w:sz w:val="20"/>
+                <w:szCs w:val="20"/>
+                <w:lang w:eastAsia="en-GB"/>
+                <w14:ligatures w14:val="none"/>
+              </w:rPr>
+              <w:t>git --version</w:t>
+            </w:r>
+          </w:p>
+        </w:tc>
+      </w:tr>
+      <w:tr>
+        <w:trPr>
+          <w:tblCellSpacing w:w="15" w:type="dxa"/>
+        </w:trPr>
+        <w:tc>
+          <w:tcPr>
+            <w:tcW w:w="0" w:type="auto"/>
+            <w:vAlign w:val="center"/>
+            <w:hideMark/>
+          </w:tcPr>
+          <w:p>
+            <w:pPr>
+              <w:spacing w:after="0" w:line="240" w:lineRule="auto"/>
+              <w:rPr>
+                <w:rFonts w:ascii="Times New Roman" w:eastAsia="Times New Roman" w:hAnsi="Times New Roman" w:cs="Times New Roman"/>
+                <w:color w:val="000000"/>
+                <w:kern w:val="0"/>
+                <w:lang w:eastAsia="en-GB"/>
+                <w14:ligatures w14:val="none"/>
+              </w:rPr>
+            </w:pPr>
+            <w:r>
+              <w:rPr>
+                <w:rFonts w:ascii="Times New Roman" w:eastAsia="Times New Roman" w:hAnsi="Times New Roman" w:cs="Times New Roman"/>
+                <w:b/>
+                <w:bCs/>
+                <w:color w:val="000000"/>
+                <w:kern w:val="0"/>
+                <w:lang w:eastAsia="en-GB"/>
+                <w14:ligatures w14:val="none"/>
+              </w:rPr>
+              <w:t>GitHub</w:t>
+            </w:r>
+          </w:p>
+        </w:tc>
+        <w:tc>
+          <w:tcPr>
+            <w:tcW w:w="0" w:type="auto"/>
+            <w:vAlign w:val="center"/>
+            <w:hideMark/>
+          </w:tcPr>
+          <w:p>
+            <w:pPr>
+              <w:spacing w:after="0" w:line="240" w:lineRule="auto"/>
+              <w:rPr>
+                <w:rFonts w:ascii="Times New Roman" w:eastAsia="Times New Roman" w:hAnsi="Times New Roman" w:cs="Times New Roman"/>
+                <w:color w:val="000000"/>
+                <w:kern w:val="0"/>
+                <w:lang w:eastAsia="en-GB"/>
+                <w14:ligatures w14:val="none"/>
+              </w:rPr>
+            </w:pPr>
+            <w:r>
+              <w:rPr>
+                <w:rFonts w:ascii="Times New Roman" w:eastAsia="Times New Roman" w:hAnsi="Times New Roman" w:cs="Times New Roman"/>
+                <w:color w:val="000000"/>
+                <w:kern w:val="0"/>
+                <w:lang w:eastAsia="en-GB"/>
+                <w14:ligatures w14:val="none"/>
+              </w:rPr>
+              <w:t>Remote repository / portfolio / CI later</w:t>
+            </w:r>
+          </w:p>
+        </w:tc>
+        <w:tc>
+          <w:tcPr>
+            <w:tcW w:w="0" w:type="auto"/>
+            <w:vAlign w:val="center"/>
+            <w:hideMark/>
+          </w:tcPr>
+          <w:p>
+            <w:pPr>
+              <w:spacing w:after="0" w:line="240" w:lineRule="auto"/>
+              <w:rPr>
+                <w:rFonts w:ascii="Times New Roman" w:eastAsia="Times New Roman" w:hAnsi="Times New Roman" w:cs="Times New Roman"/>
+                <w:color w:val="000000"/>
+                <w:kern w:val="0"/>
+                <w:lang w:eastAsia="en-GB"/>
+                <w14:ligatures w14:val="none"/>
+              </w:rPr>
+            </w:pPr>
+            <w:r>
+              <w:rPr>
+                <w:rFonts w:ascii="Times New Roman" w:eastAsia="Times New Roman" w:hAnsi="Times New Roman" w:cs="Times New Roman"/>
+                <w:color w:val="000000"/>
+                <w:kern w:val="0"/>
+                <w:lang w:eastAsia="en-GB"/>
+                <w14:ligatures w14:val="none"/>
+              </w:rPr>
+              <w:t>Log in to GitHub</w:t>
+            </w:r>
+          </w:p>
+        </w:tc>
+      </w:tr>
+    </w:tbl>
+    <w:p>
+      <w:pPr>
+        <w:spacing w:before="100" w:beforeAutospacing="1" w:after="100" w:afterAutospacing="1" w:line="240" w:lineRule="auto"/>
+        <w:outlineLvl w:val="2"/>
+        <w:rPr>
+          <w:rFonts w:ascii="Times New Roman" w:eastAsia="Times New Roman" w:hAnsi="Times New Roman" w:cs="Times New Roman"/>
+          <w:b/>
+          <w:bCs/>
+          <w:color w:val="000000"/>
+          <w:kern w:val="0"/>
+          <w:sz w:val="27"/>
+          <w:szCs w:val="27"/>
+          <w:lang w:eastAsia="en-GB"/>
+          <w14:ligatures w14:val="none"/>
+        </w:rPr>
+      </w:pPr>
+      <w:r>
+        <w:rPr>
+          <w:rFonts w:ascii="Times New Roman" w:eastAsia="Times New Roman" w:hAnsi="Times New Roman" w:cs="Times New Roman"/>
+          <w:b/>
+          <w:bCs/>
+          <w:color w:val="000000"/>
+          <w:kern w:val="0"/>
+          <w:sz w:val="27"/>
+          <w:szCs w:val="27"/>
+          <w:lang w:eastAsia="en-GB"/>
+          <w14:ligatures w14:val="none"/>
+        </w:rPr>
+        <w:t>Our current machine</w:t>
+      </w:r>
+    </w:p>
+    <w:p>
+      <w:pPr>
+        <w:tabs>
+          <w:tab w:val="left" w:pos="916"/>
+          <w:tab w:val="left" w:pos="1832"/>
+          <w:tab w:val="left" w:pos="2748"/>
+          <w:tab w:val="left" w:pos="3664"/>
+          <w:tab w:val="left" w:pos="4580"/>
+          <w:tab w:val="left" w:pos="5496"/>
+          <w:tab w:val="left" w:pos="6412"/>
+          <w:tab w:val="left" w:pos="7328"/>
+          <w:tab w:val="left" w:pos="8244"/>
+          <w:tab w:val="left" w:pos="9160"/>
+          <w:tab w:val="left" w:pos="10076"/>
+          <w:tab w:val="left" w:pos="10992"/>
+          <w:tab w:val="left" w:pos="11908"/>
+          <w:tab w:val="left" w:pos="12824"/>
+          <w:tab w:val="left" w:pos="13740"/>
+          <w:tab w:val="left" w:pos="14656"/>
+        </w:tabs>
+        <w:spacing w:after="0" w:line="240" w:lineRule="auto"/>
+        <w:rPr>
+          <w:rFonts w:ascii="Courier New" w:eastAsia="Times New Roman" w:hAnsi="Courier New" w:cs="Courier New"/>
+          <w:color w:val="000000"/>
+          <w:kern w:val="0"/>
+          <w:sz w:val="20"/>
+          <w:szCs w:val="20"/>
+          <w:lang w:eastAsia="en-GB"/>
+          <w14:ligatures w14:val="none"/>
+        </w:rPr>
+      </w:pPr>
+      <w:r>
+        <w:rPr>
+          <w:rFonts w:ascii="Courier New" w:eastAsia="Times New Roman" w:hAnsi="Courier New" w:cs="Courier New"/>
+          <w:color w:val="000000"/>
+          <w:kern w:val="0"/>
+          <w:sz w:val="20"/>
+          <w:szCs w:val="20"/>
+          <w:lang w:eastAsia="en-GB"/>
+          <w14:ligatures w14:val="none"/>
+        </w:rPr>
+        <w:t xml:space="preserve">Java       → 17.0.9       </w:t>
+      </w:r>
+      <w:r>
+        <w:rPr>
+          <w:rFonts w:ascii="Apple Color Emoji" w:eastAsia="Times New Roman" w:hAnsi="Apple Color Emoji" w:cs="Apple Color Emoji"/>
+          <w:color w:val="000000"/>
+          <w:kern w:val="0"/>
+          <w:sz w:val="20"/>
+          <w:szCs w:val="20"/>
+          <w:lang w:eastAsia="en-GB"/>
+          <w14:ligatures w14:val="none"/>
+        </w:rPr>
+        <w:t>✅</w:t>
+      </w:r>
+    </w:p>
+    <w:p>
+      <w:pPr>
+        <w:tabs>
+          <w:tab w:val="left" w:pos="916"/>
+          <w:tab w:val="left" w:pos="1832"/>
+          <w:tab w:val="left" w:pos="2748"/>
+          <w:tab w:val="left" w:pos="3664"/>
+          <w:tab w:val="left" w:pos="4580"/>
+          <w:tab w:val="left" w:pos="5496"/>
+          <w:tab w:val="left" w:pos="6412"/>
+          <w:tab w:val="left" w:pos="7328"/>
+          <w:tab w:val="left" w:pos="8244"/>
+          <w:tab w:val="left" w:pos="9160"/>
+          <w:tab w:val="left" w:pos="10076"/>
+          <w:tab w:val="left" w:pos="10992"/>
+          <w:tab w:val="left" w:pos="11908"/>
+          <w:tab w:val="left" w:pos="12824"/>
+          <w:tab w:val="left" w:pos="13740"/>
+          <w:tab w:val="left" w:pos="14656"/>
+        </w:tabs>
+        <w:spacing w:after="0" w:line="240" w:lineRule="auto"/>
+        <w:rPr>
+          <w:rFonts w:ascii="Courier New" w:eastAsia="Times New Roman" w:hAnsi="Courier New" w:cs="Courier New"/>
+          <w:color w:val="000000"/>
+          <w:kern w:val="0"/>
+          <w:sz w:val="20"/>
+          <w:szCs w:val="20"/>
+          <w:lang w:eastAsia="en-GB"/>
+          <w14:ligatures w14:val="none"/>
+        </w:rPr>
+      </w:pPr>
+      <w:r>
+        <w:rPr>
+          <w:rFonts w:ascii="Courier New" w:eastAsia="Times New Roman" w:hAnsi="Courier New" w:cs="Courier New"/>
+          <w:color w:val="000000"/>
+          <w:kern w:val="0"/>
+          <w:sz w:val="20"/>
+          <w:szCs w:val="20"/>
+          <w:lang w:eastAsia="en-GB"/>
+          <w14:ligatures w14:val="none"/>
+        </w:rPr>
+        <w:t xml:space="preserve">Maven      → 3.10.0       </w:t>
+      </w:r>
+      <w:r>
+        <w:rPr>
+          <w:rFonts w:ascii="Apple Color Emoji" w:eastAsia="Times New Roman" w:hAnsi="Apple Color Emoji" w:cs="Apple Color Emoji"/>
+          <w:color w:val="000000"/>
+          <w:kern w:val="0"/>
+          <w:sz w:val="20"/>
+          <w:szCs w:val="20"/>
+          <w:lang w:eastAsia="en-GB"/>
+          <w14:ligatures w14:val="none"/>
+        </w:rPr>
+        <w:t>✅</w:t>
+      </w:r>
+    </w:p>
+    <w:p>
+      <w:pPr>
+        <w:tabs>
+          <w:tab w:val="left" w:pos="916"/>
+          <w:tab w:val="left" w:pos="1832"/>
+          <w:tab w:val="left" w:pos="2748"/>
+          <w:tab w:val="left" w:pos="3664"/>
+          <w:tab w:val="left" w:pos="4580"/>
+          <w:tab w:val="left" w:pos="5496"/>
+          <w:tab w:val="left" w:pos="6412"/>
+          <w:tab w:val="left" w:pos="7328"/>
+          <w:tab w:val="left" w:pos="8244"/>
+          <w:tab w:val="left" w:pos="9160"/>
+          <w:tab w:val="left" w:pos="10076"/>
+          <w:tab w:val="left" w:pos="10992"/>
+          <w:tab w:val="left" w:pos="11908"/>
+          <w:tab w:val="left" w:pos="12824"/>
+          <w:tab w:val="left" w:pos="13740"/>
+          <w:tab w:val="left" w:pos="14656"/>
+        </w:tabs>
+        <w:spacing w:after="0" w:line="240" w:lineRule="auto"/>
+        <w:rPr>
+          <w:rFonts w:ascii="Courier New" w:eastAsia="Times New Roman" w:hAnsi="Courier New" w:cs="Courier New"/>
+          <w:color w:val="000000"/>
+          <w:kern w:val="0"/>
+          <w:sz w:val="20"/>
+          <w:szCs w:val="20"/>
+          <w:lang w:eastAsia="en-GB"/>
+          <w14:ligatures w14:val="none"/>
+        </w:rPr>
+      </w:pPr>
+      <w:r>
+        <w:rPr>
+          <w:rFonts w:ascii="Courier New" w:eastAsia="Times New Roman" w:hAnsi="Courier New" w:cs="Courier New"/>
+          <w:color w:val="000000"/>
+          <w:kern w:val="0"/>
+          <w:sz w:val="20"/>
+          <w:szCs w:val="20"/>
+          <w:lang w:eastAsia="en-GB"/>
+          <w14:ligatures w14:val="none"/>
+        </w:rPr>
+        <w:t xml:space="preserve">Eclipse    → 2024-03      </w:t>
+      </w:r>
+      <w:r>
+        <w:rPr>
+          <w:rFonts w:ascii="Apple Color Emoji" w:eastAsia="Times New Roman" w:hAnsi="Apple Color Emoji" w:cs="Apple Color Emoji"/>
+          <w:color w:val="000000"/>
+          <w:kern w:val="0"/>
+          <w:sz w:val="20"/>
+          <w:szCs w:val="20"/>
+          <w:lang w:eastAsia="en-GB"/>
+          <w14:ligatures w14:val="none"/>
+        </w:rPr>
+        <w:t>✅</w:t>
+      </w:r>
+    </w:p>
+    <w:p>
+      <w:pPr>
+        <w:tabs>
+          <w:tab w:val="left" w:pos="916"/>
+          <w:tab w:val="left" w:pos="1832"/>
+          <w:tab w:val="left" w:pos="2748"/>
+          <w:tab w:val="left" w:pos="3664"/>
+          <w:tab w:val="left" w:pos="4580"/>
+          <w:tab w:val="left" w:pos="5496"/>
+          <w:tab w:val="left" w:pos="6412"/>
+          <w:tab w:val="left" w:pos="7328"/>
+          <w:tab w:val="left" w:pos="8244"/>
+          <w:tab w:val="left" w:pos="9160"/>
+          <w:tab w:val="left" w:pos="10076"/>
+          <w:tab w:val="left" w:pos="10992"/>
+          <w:tab w:val="left" w:pos="11908"/>
+          <w:tab w:val="left" w:pos="12824"/>
+          <w:tab w:val="left" w:pos="13740"/>
+          <w:tab w:val="left" w:pos="14656"/>
+        </w:tabs>
+        <w:spacing w:after="0" w:line="240" w:lineRule="auto"/>
+        <w:rPr>
+          <w:rFonts w:ascii="Courier New" w:eastAsia="Times New Roman" w:hAnsi="Courier New" w:cs="Courier New"/>
+          <w:color w:val="000000"/>
+          <w:kern w:val="0"/>
+          <w:sz w:val="20"/>
+          <w:szCs w:val="20"/>
+          <w:lang w:eastAsia="en-GB"/>
+          <w14:ligatures w14:val="none"/>
+        </w:rPr>
+      </w:pPr>
+      <w:r>
+        <w:rPr>
+          <w:rFonts w:ascii="Courier New" w:eastAsia="Times New Roman" w:hAnsi="Courier New" w:cs="Courier New"/>
+          <w:color w:val="000000"/>
+          <w:kern w:val="0"/>
+          <w:sz w:val="20"/>
+          <w:szCs w:val="20"/>
+          <w:lang w:eastAsia="en-GB"/>
+          <w14:ligatures w14:val="none"/>
+        </w:rPr>
+        <w:t xml:space="preserve">Git        → 2.50.1       </w:t>
+      </w:r>
+      <w:r>
+        <w:rPr>
+          <w:rFonts w:ascii="Apple Color Emoji" w:eastAsia="Times New Roman" w:hAnsi="Apple Color Emoji" w:cs="Apple Color Emoji"/>
+          <w:color w:val="000000"/>
+          <w:kern w:val="0"/>
+          <w:sz w:val="20"/>
+          <w:szCs w:val="20"/>
+          <w:lang w:eastAsia="en-GB"/>
+          <w14:ligatures w14:val="none"/>
+        </w:rPr>
+        <w:t>✅</w:t>
+      </w:r>
+    </w:p>
+    <w:p>
+      <w:pPr>
+        <w:tabs>
+          <w:tab w:val="left" w:pos="916"/>
+          <w:tab w:val="left" w:pos="1832"/>
+          <w:tab w:val="left" w:pos="2748"/>
+          <w:tab w:val="left" w:pos="3664"/>
+          <w:tab w:val="left" w:pos="4580"/>
+          <w:tab w:val="left" w:pos="5496"/>
+          <w:tab w:val="left" w:pos="6412"/>
+          <w:tab w:val="left" w:pos="7328"/>
+          <w:tab w:val="left" w:pos="8244"/>
+          <w:tab w:val="left" w:pos="9160"/>
+          <w:tab w:val="left" w:pos="10076"/>
+          <w:tab w:val="left" w:pos="10992"/>
+          <w:tab w:val="left" w:pos="11908"/>
+          <w:tab w:val="left" w:pos="12824"/>
+          <w:tab w:val="left" w:pos="13740"/>
+          <w:tab w:val="left" w:pos="14656"/>
+        </w:tabs>
+        <w:spacing w:after="0" w:line="240" w:lineRule="auto"/>
+        <w:rPr>
+          <w:rFonts w:ascii="Courier New" w:eastAsia="Times New Roman" w:hAnsi="Courier New" w:cs="Courier New"/>
+          <w:color w:val="000000"/>
+          <w:kern w:val="0"/>
+          <w:sz w:val="20"/>
+          <w:szCs w:val="20"/>
+          <w:lang w:eastAsia="en-GB"/>
+          <w14:ligatures w14:val="none"/>
+        </w:rPr>
+      </w:pPr>
+      <w:r>
+        <w:rPr>
+          <w:rFonts w:ascii="Courier New" w:eastAsia="Times New Roman" w:hAnsi="Courier New" w:cs="Courier New"/>
+          <w:color w:val="000000"/>
+          <w:kern w:val="0"/>
+          <w:sz w:val="20"/>
+          <w:szCs w:val="20"/>
+          <w:lang w:eastAsia="en-GB"/>
+          <w14:ligatures w14:val="none"/>
+        </w:rPr>
+        <w:t xml:space="preserve">GitHub     → Account      </w:t>
+      </w:r>
+      <w:r>
+        <w:rPr>
+          <w:rFonts w:ascii="Apple Color Emoji" w:eastAsia="Times New Roman" w:hAnsi="Apple Color Emoji" w:cs="Apple Color Emoji"/>
+          <w:color w:val="000000"/>
+          <w:kern w:val="0"/>
+          <w:sz w:val="20"/>
+          <w:szCs w:val="20"/>
+          <w:lang w:eastAsia="en-GB"/>
+          <w14:ligatures w14:val="none"/>
+        </w:rPr>
+        <w:t>✅</w:t>
+      </w:r>
+    </w:p>
+    <w:p>
+      <w:pPr>
+        <w:jc w:val="center"/>
+        <w:rPr>
+          <w:b/>
+          <w:bCs/>
+        </w:rPr>
+      </w:pPr>
     </w:p>
     <w:sectPr>
       <w:pgSz w:w="11906" w:h="16838"/>
@@ -30,6 +7607,619 @@
     </w:sectPr>
   </w:body>
 </w:document>
+</file>
+
+<file path=word/numbering.xml><?xml version="1.0" encoding="utf-8"?>
+<w:numbering xmlns:wpc="http://schemas.microsoft.com/office/word/2010/wordprocessingCanvas" xmlns:cx="http://schemas.microsoft.com/office/drawing/2014/chartex" xmlns:cx1="http://schemas.microsoft.com/office/drawing/2015/9/8/chartex" xmlns:cx2="http://schemas.microsoft.com/office/drawing/2015/10/21/chartex" xmlns:cx3="http://schemas.microsoft.com/office/drawing/2016/5/9/chartex" xmlns:cx4="http://schemas.microsoft.com/office/drawing/2016/5/10/chartex" xmlns:cx5="http://schemas.microsoft.com/office/drawing/2016/5/11/chartex" xmlns:cx6="http://schemas.microsoft.com/office/drawing/2016/5/12/chartex" xmlns:cx7="http://schemas.microsoft.com/office/drawing/2016/5/13/chartex" xmlns:cx8="http://schemas.microsoft.com/office/drawing/2016/5/14/chartex" xmlns:mc="http://schemas.openxmlformats.org/markup-compatibility/2006" xmlns:aink="http://schemas.microsoft.com/office/drawing/2016/ink" xmlns:am3d="http://schemas.microsoft.com/office/drawing/2017/model3d" xmlns:o="urn:schemas-microsoft-com:office:office" xmlns:oel="http://schemas.microsoft.com/office/2019/extlst" xmlns:r="http://schemas.openxmlformats.org/officeDocument/2006/relationships" xmlns:m="http://schemas.openxmlformats.org/officeDocument/2006/math" xmlns:v="urn:schemas-microsoft-com:vml" xmlns:wp14="http://schemas.microsoft.com/office/word/2010/wordprocessingDrawing" xmlns:wp="http://schemas.openxmlformats.org/drawingml/2006/wordprocessingDrawing" xmlns:w10="urn:schemas-microsoft-com:office:word" xmlns:w="http://schemas.openxmlformats.org/wordprocessingml/2006/main" xmlns:w14="http://schemas.microsoft.com/office/word/2010/wordml" xmlns:w15="http://schemas.microsoft.com/office/word/2012/wordml" xmlns:w16cex="http://schemas.microsoft.com/office/word/2018/wordml/cex" xmlns:w16cid="http://schemas.microsoft.com/office/word/2016/wordml/cid" xmlns:w16="http://schemas.microsoft.com/office/word/2018/wordml" xmlns:w16du="http://schemas.microsoft.com/office/word/2023/wordml/word16du" xmlns:w16sdtdh="http://schemas.microsoft.com/office/word/2020/wordml/sdtdatahash" xmlns:w16sdtfl="http://schemas.microsoft.com/office/word/2024/wordml/sdtformatlock" xmlns:w16se="http://schemas.microsoft.com/office/word/2015/wordml/symex" xmlns:wpg="http://schemas.microsoft.com/office/word/2010/wordprocessingGroup" xmlns:wpi="http://schemas.microsoft.com/office/word/2010/wordprocessingInk" xmlns:wne="http://schemas.microsoft.com/office/word/2006/wordml" xmlns:wps="http://schemas.microsoft.com/office/word/2010/wordprocessingShape" mc:Ignorable="w14 w15 w16se w16cid w16 w16cex w16sdtdh w16sdtfl w16du wp14">
+  <w:abstractNum w:abstractNumId="0" w15:restartNumberingAfterBreak="0">
+    <w:nsid w:val="239669CC"/>
+    <w:multiLevelType w:val="multilevel"/>
+    <w:tmpl w:val="09DC9770"/>
+    <w:lvl w:ilvl="0">
+      <w:start w:val="1"/>
+      <w:numFmt w:val="bullet"/>
+      <w:lvlText w:val=""/>
+      <w:lvlJc w:val="left"/>
+      <w:pPr>
+        <w:tabs>
+          <w:tab w:val="num" w:pos="720"/>
+        </w:tabs>
+        <w:ind w:left="720" w:hanging="360"/>
+      </w:pPr>
+      <w:rPr>
+        <w:rFonts w:ascii="Symbol" w:hAnsi="Symbol" w:hint="default"/>
+        <w:sz w:val="20"/>
+      </w:rPr>
+    </w:lvl>
+    <w:lvl w:ilvl="1" w:tentative="1">
+      <w:start w:val="1"/>
+      <w:numFmt w:val="bullet"/>
+      <w:lvlText w:val="o"/>
+      <w:lvlJc w:val="left"/>
+      <w:pPr>
+        <w:tabs>
+          <w:tab w:val="num" w:pos="1440"/>
+        </w:tabs>
+        <w:ind w:left="1440" w:hanging="360"/>
+      </w:pPr>
+      <w:rPr>
+        <w:rFonts w:ascii="Courier New" w:hAnsi="Courier New" w:hint="default"/>
+        <w:sz w:val="20"/>
+      </w:rPr>
+    </w:lvl>
+    <w:lvl w:ilvl="2" w:tentative="1">
+      <w:start w:val="1"/>
+      <w:numFmt w:val="bullet"/>
+      <w:lvlText w:val=""/>
+      <w:lvlJc w:val="left"/>
+      <w:pPr>
+        <w:tabs>
+          <w:tab w:val="num" w:pos="2160"/>
+        </w:tabs>
+        <w:ind w:left="2160" w:hanging="360"/>
+      </w:pPr>
+      <w:rPr>
+        <w:rFonts w:ascii="Wingdings" w:hAnsi="Wingdings" w:hint="default"/>
+        <w:sz w:val="20"/>
+      </w:rPr>
+    </w:lvl>
+    <w:lvl w:ilvl="3" w:tentative="1">
+      <w:start w:val="1"/>
+      <w:numFmt w:val="bullet"/>
+      <w:lvlText w:val=""/>
+      <w:lvlJc w:val="left"/>
+      <w:pPr>
+        <w:tabs>
+          <w:tab w:val="num" w:pos="2880"/>
+        </w:tabs>
+        <w:ind w:left="2880" w:hanging="360"/>
+      </w:pPr>
+      <w:rPr>
+        <w:rFonts w:ascii="Wingdings" w:hAnsi="Wingdings" w:hint="default"/>
+        <w:sz w:val="20"/>
+      </w:rPr>
+    </w:lvl>
+    <w:lvl w:ilvl="4" w:tentative="1">
+      <w:start w:val="1"/>
+      <w:numFmt w:val="bullet"/>
+      <w:lvlText w:val=""/>
+      <w:lvlJc w:val="left"/>
+      <w:pPr>
+        <w:tabs>
+          <w:tab w:val="num" w:pos="3600"/>
+        </w:tabs>
+        <w:ind w:left="3600" w:hanging="360"/>
+      </w:pPr>
+      <w:rPr>
+        <w:rFonts w:ascii="Wingdings" w:hAnsi="Wingdings" w:hint="default"/>
+        <w:sz w:val="20"/>
+      </w:rPr>
+    </w:lvl>
+    <w:lvl w:ilvl="5" w:tentative="1">
+      <w:start w:val="1"/>
+      <w:numFmt w:val="bullet"/>
+      <w:lvlText w:val=""/>
+      <w:lvlJc w:val="left"/>
+      <w:pPr>
+        <w:tabs>
+          <w:tab w:val="num" w:pos="4320"/>
+        </w:tabs>
+        <w:ind w:left="4320" w:hanging="360"/>
+      </w:pPr>
+      <w:rPr>
+        <w:rFonts w:ascii="Wingdings" w:hAnsi="Wingdings" w:hint="default"/>
+        <w:sz w:val="20"/>
+      </w:rPr>
+    </w:lvl>
+    <w:lvl w:ilvl="6" w:tentative="1">
+      <w:start w:val="1"/>
+      <w:numFmt w:val="bullet"/>
+      <w:lvlText w:val=""/>
+      <w:lvlJc w:val="left"/>
+      <w:pPr>
+        <w:tabs>
+          <w:tab w:val="num" w:pos="5040"/>
+        </w:tabs>
+        <w:ind w:left="5040" w:hanging="360"/>
+      </w:pPr>
+      <w:rPr>
+        <w:rFonts w:ascii="Wingdings" w:hAnsi="Wingdings" w:hint="default"/>
+        <w:sz w:val="20"/>
+      </w:rPr>
+    </w:lvl>
+    <w:lvl w:ilvl="7" w:tentative="1">
+      <w:start w:val="1"/>
+      <w:numFmt w:val="bullet"/>
+      <w:lvlText w:val=""/>
+      <w:lvlJc w:val="left"/>
+      <w:pPr>
+        <w:tabs>
+          <w:tab w:val="num" w:pos="5760"/>
+        </w:tabs>
+        <w:ind w:left="5760" w:hanging="360"/>
+      </w:pPr>
+      <w:rPr>
+        <w:rFonts w:ascii="Wingdings" w:hAnsi="Wingdings" w:hint="default"/>
+        <w:sz w:val="20"/>
+      </w:rPr>
+    </w:lvl>
+    <w:lvl w:ilvl="8" w:tentative="1">
+      <w:start w:val="1"/>
+      <w:numFmt w:val="bullet"/>
+      <w:lvlText w:val=""/>
+      <w:lvlJc w:val="left"/>
+      <w:pPr>
+        <w:tabs>
+          <w:tab w:val="num" w:pos="6480"/>
+        </w:tabs>
+        <w:ind w:left="6480" w:hanging="360"/>
+      </w:pPr>
+      <w:rPr>
+        <w:rFonts w:ascii="Wingdings" w:hAnsi="Wingdings" w:hint="default"/>
+        <w:sz w:val="20"/>
+      </w:rPr>
+    </w:lvl>
+  </w:abstractNum>
+  <w:abstractNum w:abstractNumId="1" w15:restartNumberingAfterBreak="0">
+    <w:nsid w:val="3A020D12"/>
+    <w:multiLevelType w:val="multilevel"/>
+    <w:tmpl w:val="2A8A4D7A"/>
+    <w:lvl w:ilvl="0">
+      <w:start w:val="1"/>
+      <w:numFmt w:val="bullet"/>
+      <w:lvlText w:val=""/>
+      <w:lvlJc w:val="left"/>
+      <w:pPr>
+        <w:tabs>
+          <w:tab w:val="num" w:pos="720"/>
+        </w:tabs>
+        <w:ind w:left="720" w:hanging="360"/>
+      </w:pPr>
+      <w:rPr>
+        <w:rFonts w:ascii="Symbol" w:hAnsi="Symbol" w:hint="default"/>
+        <w:sz w:val="20"/>
+      </w:rPr>
+    </w:lvl>
+    <w:lvl w:ilvl="1" w:tentative="1">
+      <w:start w:val="1"/>
+      <w:numFmt w:val="bullet"/>
+      <w:lvlText w:val="o"/>
+      <w:lvlJc w:val="left"/>
+      <w:pPr>
+        <w:tabs>
+          <w:tab w:val="num" w:pos="1440"/>
+        </w:tabs>
+        <w:ind w:left="1440" w:hanging="360"/>
+      </w:pPr>
+      <w:rPr>
+        <w:rFonts w:ascii="Courier New" w:hAnsi="Courier New" w:hint="default"/>
+        <w:sz w:val="20"/>
+      </w:rPr>
+    </w:lvl>
+    <w:lvl w:ilvl="2" w:tentative="1">
+      <w:start w:val="1"/>
+      <w:numFmt w:val="bullet"/>
+      <w:lvlText w:val=""/>
+      <w:lvlJc w:val="left"/>
+      <w:pPr>
+        <w:tabs>
+          <w:tab w:val="num" w:pos="2160"/>
+        </w:tabs>
+        <w:ind w:left="2160" w:hanging="360"/>
+      </w:pPr>
+      <w:rPr>
+        <w:rFonts w:ascii="Wingdings" w:hAnsi="Wingdings" w:hint="default"/>
+        <w:sz w:val="20"/>
+      </w:rPr>
+    </w:lvl>
+    <w:lvl w:ilvl="3" w:tentative="1">
+      <w:start w:val="1"/>
+      <w:numFmt w:val="bullet"/>
+      <w:lvlText w:val=""/>
+      <w:lvlJc w:val="left"/>
+      <w:pPr>
+        <w:tabs>
+          <w:tab w:val="num" w:pos="2880"/>
+        </w:tabs>
+        <w:ind w:left="2880" w:hanging="360"/>
+      </w:pPr>
+      <w:rPr>
+        <w:rFonts w:ascii="Wingdings" w:hAnsi="Wingdings" w:hint="default"/>
+        <w:sz w:val="20"/>
+      </w:rPr>
+    </w:lvl>
+    <w:lvl w:ilvl="4" w:tentative="1">
+      <w:start w:val="1"/>
+      <w:numFmt w:val="bullet"/>
+      <w:lvlText w:val=""/>
+      <w:lvlJc w:val="left"/>
+      <w:pPr>
+        <w:tabs>
+          <w:tab w:val="num" w:pos="3600"/>
+        </w:tabs>
+        <w:ind w:left="3600" w:hanging="360"/>
+      </w:pPr>
+      <w:rPr>
+        <w:rFonts w:ascii="Wingdings" w:hAnsi="Wingdings" w:hint="default"/>
+        <w:sz w:val="20"/>
+      </w:rPr>
+    </w:lvl>
+    <w:lvl w:ilvl="5" w:tentative="1">
+      <w:start w:val="1"/>
+      <w:numFmt w:val="bullet"/>
+      <w:lvlText w:val=""/>
+      <w:lvlJc w:val="left"/>
+      <w:pPr>
+        <w:tabs>
+          <w:tab w:val="num" w:pos="4320"/>
+        </w:tabs>
+        <w:ind w:left="4320" w:hanging="360"/>
+      </w:pPr>
+      <w:rPr>
+        <w:rFonts w:ascii="Wingdings" w:hAnsi="Wingdings" w:hint="default"/>
+        <w:sz w:val="20"/>
+      </w:rPr>
+    </w:lvl>
+    <w:lvl w:ilvl="6" w:tentative="1">
+      <w:start w:val="1"/>
+      <w:numFmt w:val="bullet"/>
+      <w:lvlText w:val=""/>
+      <w:lvlJc w:val="left"/>
+      <w:pPr>
+        <w:tabs>
+          <w:tab w:val="num" w:pos="5040"/>
+        </w:tabs>
+        <w:ind w:left="5040" w:hanging="360"/>
+      </w:pPr>
+      <w:rPr>
+        <w:rFonts w:ascii="Wingdings" w:hAnsi="Wingdings" w:hint="default"/>
+        <w:sz w:val="20"/>
+      </w:rPr>
+    </w:lvl>
+    <w:lvl w:ilvl="7" w:tentative="1">
+      <w:start w:val="1"/>
+      <w:numFmt w:val="bullet"/>
+      <w:lvlText w:val=""/>
+      <w:lvlJc w:val="left"/>
+      <w:pPr>
+        <w:tabs>
+          <w:tab w:val="num" w:pos="5760"/>
+        </w:tabs>
+        <w:ind w:left="5760" w:hanging="360"/>
+      </w:pPr>
+      <w:rPr>
+        <w:rFonts w:ascii="Wingdings" w:hAnsi="Wingdings" w:hint="default"/>
+        <w:sz w:val="20"/>
+      </w:rPr>
+    </w:lvl>
+    <w:lvl w:ilvl="8" w:tentative="1">
+      <w:start w:val="1"/>
+      <w:numFmt w:val="bullet"/>
+      <w:lvlText w:val=""/>
+      <w:lvlJc w:val="left"/>
+      <w:pPr>
+        <w:tabs>
+          <w:tab w:val="num" w:pos="6480"/>
+        </w:tabs>
+        <w:ind w:left="6480" w:hanging="360"/>
+      </w:pPr>
+      <w:rPr>
+        <w:rFonts w:ascii="Wingdings" w:hAnsi="Wingdings" w:hint="default"/>
+        <w:sz w:val="20"/>
+      </w:rPr>
+    </w:lvl>
+  </w:abstractNum>
+  <w:abstractNum w:abstractNumId="2" w15:restartNumberingAfterBreak="0">
+    <w:nsid w:val="4E526859"/>
+    <w:multiLevelType w:val="multilevel"/>
+    <w:tmpl w:val="E26C0604"/>
+    <w:lvl w:ilvl="0">
+      <w:start w:val="1"/>
+      <w:numFmt w:val="bullet"/>
+      <w:lvlText w:val=""/>
+      <w:lvlJc w:val="left"/>
+      <w:pPr>
+        <w:tabs>
+          <w:tab w:val="num" w:pos="720"/>
+        </w:tabs>
+        <w:ind w:left="720" w:hanging="360"/>
+      </w:pPr>
+      <w:rPr>
+        <w:rFonts w:ascii="Symbol" w:hAnsi="Symbol" w:hint="default"/>
+        <w:sz w:val="20"/>
+      </w:rPr>
+    </w:lvl>
+    <w:lvl w:ilvl="1" w:tentative="1">
+      <w:start w:val="1"/>
+      <w:numFmt w:val="bullet"/>
+      <w:lvlText w:val="o"/>
+      <w:lvlJc w:val="left"/>
+      <w:pPr>
+        <w:tabs>
+          <w:tab w:val="num" w:pos="1440"/>
+        </w:tabs>
+        <w:ind w:left="1440" w:hanging="360"/>
+      </w:pPr>
+      <w:rPr>
+        <w:rFonts w:ascii="Courier New" w:hAnsi="Courier New" w:hint="default"/>
+        <w:sz w:val="20"/>
+      </w:rPr>
+    </w:lvl>
+    <w:lvl w:ilvl="2" w:tentative="1">
+      <w:start w:val="1"/>
+      <w:numFmt w:val="bullet"/>
+      <w:lvlText w:val=""/>
+      <w:lvlJc w:val="left"/>
+      <w:pPr>
+        <w:tabs>
+          <w:tab w:val="num" w:pos="2160"/>
+        </w:tabs>
+        <w:ind w:left="2160" w:hanging="360"/>
+      </w:pPr>
+      <w:rPr>
+        <w:rFonts w:ascii="Wingdings" w:hAnsi="Wingdings" w:hint="default"/>
+        <w:sz w:val="20"/>
+      </w:rPr>
+    </w:lvl>
+    <w:lvl w:ilvl="3" w:tentative="1">
+      <w:start w:val="1"/>
+      <w:numFmt w:val="bullet"/>
+      <w:lvlText w:val=""/>
+      <w:lvlJc w:val="left"/>
+      <w:pPr>
+        <w:tabs>
+          <w:tab w:val="num" w:pos="2880"/>
+        </w:tabs>
+        <w:ind w:left="2880" w:hanging="360"/>
+      </w:pPr>
+      <w:rPr>
+        <w:rFonts w:ascii="Wingdings" w:hAnsi="Wingdings" w:hint="default"/>
+        <w:sz w:val="20"/>
+      </w:rPr>
+    </w:lvl>
+    <w:lvl w:ilvl="4" w:tentative="1">
+      <w:start w:val="1"/>
+      <w:numFmt w:val="bullet"/>
+      <w:lvlText w:val=""/>
+      <w:lvlJc w:val="left"/>
+      <w:pPr>
+        <w:tabs>
+          <w:tab w:val="num" w:pos="3600"/>
+        </w:tabs>
+        <w:ind w:left="3600" w:hanging="360"/>
+      </w:pPr>
+      <w:rPr>
+        <w:rFonts w:ascii="Wingdings" w:hAnsi="Wingdings" w:hint="default"/>
+        <w:sz w:val="20"/>
+      </w:rPr>
+    </w:lvl>
+    <w:lvl w:ilvl="5" w:tentative="1">
+      <w:start w:val="1"/>
+      <w:numFmt w:val="bullet"/>
+      <w:lvlText w:val=""/>
+      <w:lvlJc w:val="left"/>
+      <w:pPr>
+        <w:tabs>
+          <w:tab w:val="num" w:pos="4320"/>
+        </w:tabs>
+        <w:ind w:left="4320" w:hanging="360"/>
+      </w:pPr>
+      <w:rPr>
+        <w:rFonts w:ascii="Wingdings" w:hAnsi="Wingdings" w:hint="default"/>
+        <w:sz w:val="20"/>
+      </w:rPr>
+    </w:lvl>
+    <w:lvl w:ilvl="6" w:tentative="1">
+      <w:start w:val="1"/>
+      <w:numFmt w:val="bullet"/>
+      <w:lvlText w:val=""/>
+      <w:lvlJc w:val="left"/>
+      <w:pPr>
+        <w:tabs>
+          <w:tab w:val="num" w:pos="5040"/>
+        </w:tabs>
+        <w:ind w:left="5040" w:hanging="360"/>
+      </w:pPr>
+      <w:rPr>
+        <w:rFonts w:ascii="Wingdings" w:hAnsi="Wingdings" w:hint="default"/>
+        <w:sz w:val="20"/>
+      </w:rPr>
+    </w:lvl>
+    <w:lvl w:ilvl="7" w:tentative="1">
+      <w:start w:val="1"/>
+      <w:numFmt w:val="bullet"/>
+      <w:lvlText w:val=""/>
+      <w:lvlJc w:val="left"/>
+      <w:pPr>
+        <w:tabs>
+          <w:tab w:val="num" w:pos="5760"/>
+        </w:tabs>
+        <w:ind w:left="5760" w:hanging="360"/>
+      </w:pPr>
+      <w:rPr>
+        <w:rFonts w:ascii="Wingdings" w:hAnsi="Wingdings" w:hint="default"/>
+        <w:sz w:val="20"/>
+      </w:rPr>
+    </w:lvl>
+    <w:lvl w:ilvl="8" w:tentative="1">
+      <w:start w:val="1"/>
+      <w:numFmt w:val="bullet"/>
+      <w:lvlText w:val=""/>
+      <w:lvlJc w:val="left"/>
+      <w:pPr>
+        <w:tabs>
+          <w:tab w:val="num" w:pos="6480"/>
+        </w:tabs>
+        <w:ind w:left="6480" w:hanging="360"/>
+      </w:pPr>
+      <w:rPr>
+        <w:rFonts w:ascii="Wingdings" w:hAnsi="Wingdings" w:hint="default"/>
+        <w:sz w:val="20"/>
+      </w:rPr>
+    </w:lvl>
+  </w:abstractNum>
+  <w:abstractNum w:abstractNumId="3" w15:restartNumberingAfterBreak="0">
+    <w:nsid w:val="591953FB"/>
+    <w:multiLevelType w:val="multilevel"/>
+    <w:tmpl w:val="128E4A9C"/>
+    <w:lvl w:ilvl="0">
+      <w:start w:val="1"/>
+      <w:numFmt w:val="bullet"/>
+      <w:lvlText w:val=""/>
+      <w:lvlJc w:val="left"/>
+      <w:pPr>
+        <w:tabs>
+          <w:tab w:val="num" w:pos="720"/>
+        </w:tabs>
+        <w:ind w:left="720" w:hanging="360"/>
+      </w:pPr>
+      <w:rPr>
+        <w:rFonts w:ascii="Symbol" w:hAnsi="Symbol" w:hint="default"/>
+        <w:sz w:val="20"/>
+      </w:rPr>
+    </w:lvl>
+    <w:lvl w:ilvl="1" w:tentative="1">
+      <w:start w:val="1"/>
+      <w:numFmt w:val="bullet"/>
+      <w:lvlText w:val="o"/>
+      <w:lvlJc w:val="left"/>
+      <w:pPr>
+        <w:tabs>
+          <w:tab w:val="num" w:pos="1440"/>
+        </w:tabs>
+        <w:ind w:left="1440" w:hanging="360"/>
+      </w:pPr>
+      <w:rPr>
+        <w:rFonts w:ascii="Courier New" w:hAnsi="Courier New" w:hint="default"/>
+        <w:sz w:val="20"/>
+      </w:rPr>
+    </w:lvl>
+    <w:lvl w:ilvl="2" w:tentative="1">
+      <w:start w:val="1"/>
+      <w:numFmt w:val="bullet"/>
+      <w:lvlText w:val=""/>
+      <w:lvlJc w:val="left"/>
+      <w:pPr>
+        <w:tabs>
+          <w:tab w:val="num" w:pos="2160"/>
+        </w:tabs>
+        <w:ind w:left="2160" w:hanging="360"/>
+      </w:pPr>
+      <w:rPr>
+        <w:rFonts w:ascii="Wingdings" w:hAnsi="Wingdings" w:hint="default"/>
+        <w:sz w:val="20"/>
+      </w:rPr>
+    </w:lvl>
+    <w:lvl w:ilvl="3" w:tentative="1">
+      <w:start w:val="1"/>
+      <w:numFmt w:val="bullet"/>
+      <w:lvlText w:val=""/>
+      <w:lvlJc w:val="left"/>
+      <w:pPr>
+        <w:tabs>
+          <w:tab w:val="num" w:pos="2880"/>
+        </w:tabs>
+        <w:ind w:left="2880" w:hanging="360"/>
+      </w:pPr>
+      <w:rPr>
+        <w:rFonts w:ascii="Wingdings" w:hAnsi="Wingdings" w:hint="default"/>
+        <w:sz w:val="20"/>
+      </w:rPr>
+    </w:lvl>
+    <w:lvl w:ilvl="4" w:tentative="1">
+      <w:start w:val="1"/>
+      <w:numFmt w:val="bullet"/>
+      <w:lvlText w:val=""/>
+      <w:lvlJc w:val="left"/>
+      <w:pPr>
+        <w:tabs>
+          <w:tab w:val="num" w:pos="3600"/>
+        </w:tabs>
+        <w:ind w:left="3600" w:hanging="360"/>
+      </w:pPr>
+      <w:rPr>
+        <w:rFonts w:ascii="Wingdings" w:hAnsi="Wingdings" w:hint="default"/>
+        <w:sz w:val="20"/>
+      </w:rPr>
+    </w:lvl>
+    <w:lvl w:ilvl="5" w:tentative="1">
+      <w:start w:val="1"/>
+      <w:numFmt w:val="bullet"/>
+      <w:lvlText w:val=""/>
+      <w:lvlJc w:val="left"/>
+      <w:pPr>
+        <w:tabs>
+          <w:tab w:val="num" w:pos="4320"/>
+        </w:tabs>
+        <w:ind w:left="4320" w:hanging="360"/>
+      </w:pPr>
+      <w:rPr>
+        <w:rFonts w:ascii="Wingdings" w:hAnsi="Wingdings" w:hint="default"/>
+        <w:sz w:val="20"/>
+      </w:rPr>
+    </w:lvl>
+    <w:lvl w:ilvl="6" w:tentative="1">
+      <w:start w:val="1"/>
+      <w:numFmt w:val="bullet"/>
+      <w:lvlText w:val=""/>
+      <w:lvlJc w:val="left"/>
+      <w:pPr>
+        <w:tabs>
+          <w:tab w:val="num" w:pos="5040"/>
+        </w:tabs>
+        <w:ind w:left="5040" w:hanging="360"/>
+      </w:pPr>
+      <w:rPr>
+        <w:rFonts w:ascii="Wingdings" w:hAnsi="Wingdings" w:hint="default"/>
+        <w:sz w:val="20"/>
+      </w:rPr>
+    </w:lvl>
+    <w:lvl w:ilvl="7" w:tentative="1">
+      <w:start w:val="1"/>
+      <w:numFmt w:val="bullet"/>
+      <w:lvlText w:val=""/>
+      <w:lvlJc w:val="left"/>
+      <w:pPr>
+        <w:tabs>
+          <w:tab w:val="num" w:pos="5760"/>
+        </w:tabs>
+        <w:ind w:left="5760" w:hanging="360"/>
+      </w:pPr>
+      <w:rPr>
+        <w:rFonts w:ascii="Wingdings" w:hAnsi="Wingdings" w:hint="default"/>
+        <w:sz w:val="20"/>
+      </w:rPr>
+    </w:lvl>
+    <w:lvl w:ilvl="8" w:tentative="1">
+      <w:start w:val="1"/>
+      <w:numFmt w:val="bullet"/>
+      <w:lvlText w:val=""/>
+      <w:lvlJc w:val="left"/>
+      <w:pPr>
+        <w:tabs>
+          <w:tab w:val="num" w:pos="6480"/>
+        </w:tabs>
+        <w:ind w:left="6480" w:hanging="360"/>
+      </w:pPr>
+      <w:rPr>
+        <w:rFonts w:ascii="Wingdings" w:hAnsi="Wingdings" w:hint="default"/>
+        <w:sz w:val="20"/>
+      </w:rPr>
+    </w:lvl>
+  </w:abstractNum>
+  <w:num w:numId="1" w16cid:durableId="504824613">
+    <w:abstractNumId w:val="0"/>
+  </w:num>
+  <w:num w:numId="2" w16cid:durableId="1234974238">
+    <w:abstractNumId w:val="3"/>
+  </w:num>
+  <w:num w:numId="3" w16cid:durableId="483400700">
+    <w:abstractNumId w:val="2"/>
+  </w:num>
+  <w:num w:numId="4" w16cid:durableId="1204252126">
+    <w:abstractNumId w:val="1"/>
+  </w:num>
+</w:numbering>
 </file>
 
 <file path=word/styles.xml><?xml version="1.0" encoding="utf-8"?>
@@ -460,7 +8650,6 @@
     <w:next w:val="Normal"/>
     <w:link w:val="Heading2Char"/>
     <w:uiPriority w:val="9"/>
-    <w:semiHidden/>
     <w:unhideWhenUsed/>
     <w:qFormat/>
     <w:rsid w:val="00D52F06"/>
@@ -483,7 +8672,6 @@
     <w:next w:val="Normal"/>
     <w:link w:val="Heading3Char"/>
     <w:uiPriority w:val="9"/>
-    <w:semiHidden/>
     <w:unhideWhenUsed/>
     <w:qFormat/>
     <w:rsid w:val="00D52F06"/>
@@ -677,7 +8865,6 @@
     <w:basedOn w:val="DefaultParagraphFont"/>
     <w:link w:val="Heading2"/>
     <w:uiPriority w:val="9"/>
-    <w:semiHidden/>
     <w:rsid w:val="00D52F06"/>
     <w:rPr>
       <w:rFonts w:asciiTheme="majorHAnsi" w:eastAsiaTheme="majorEastAsia" w:hAnsiTheme="majorHAnsi" w:cstheme="majorBidi"/>
@@ -691,7 +8878,6 @@
     <w:basedOn w:val="DefaultParagraphFont"/>
     <w:link w:val="Heading3"/>
     <w:uiPriority w:val="9"/>
-    <w:semiHidden/>
     <w:rsid w:val="00D52F06"/>
     <w:rPr>
       <w:rFonts w:eastAsiaTheme="majorEastAsia" w:cstheme="majorBidi"/>
@@ -947,6 +9133,106 @@
       <w:smallCaps/>
       <w:color w:val="0F4761" w:themeColor="accent1" w:themeShade="BF"/>
       <w:spacing w:val="5"/>
+    </w:rPr>
+  </w:style>
+  <w:style w:type="paragraph" w:styleId="NormalWeb">
+    <w:name w:val="Normal (Web)"/>
+    <w:basedOn w:val="Normal"/>
+    <w:uiPriority w:val="99"/>
+    <w:semiHidden/>
+    <w:unhideWhenUsed/>
+    <w:rsid w:val="00881379"/>
+    <w:pPr>
+      <w:spacing w:before="100" w:beforeAutospacing="1" w:after="100" w:afterAutospacing="1" w:line="240" w:lineRule="auto"/>
+    </w:pPr>
+    <w:rPr>
+      <w:rFonts w:ascii="Times New Roman" w:eastAsia="Times New Roman" w:hAnsi="Times New Roman" w:cs="Times New Roman"/>
+      <w:kern w:val="0"/>
+      <w:lang w:eastAsia="en-GB"/>
+      <w14:ligatures w14:val="none"/>
+    </w:rPr>
+  </w:style>
+  <w:style w:type="character" w:customStyle="1" w:styleId="apple-converted-space">
+    <w:name w:val="apple-converted-space"/>
+    <w:basedOn w:val="DefaultParagraphFont"/>
+    <w:rsid w:val="00881379"/>
+  </w:style>
+  <w:style w:type="character" w:styleId="Strong">
+    <w:name w:val="Strong"/>
+    <w:basedOn w:val="DefaultParagraphFont"/>
+    <w:uiPriority w:val="22"/>
+    <w:qFormat/>
+    <w:rsid w:val="00881379"/>
+    <w:rPr>
+      <w:b/>
+      <w:bCs/>
+    </w:rPr>
+  </w:style>
+  <w:style w:type="paragraph" w:styleId="HTMLPreformatted">
+    <w:name w:val="HTML Preformatted"/>
+    <w:basedOn w:val="Normal"/>
+    <w:link w:val="HTMLPreformattedChar"/>
+    <w:uiPriority w:val="99"/>
+    <w:semiHidden/>
+    <w:unhideWhenUsed/>
+    <w:rsid w:val="00881379"/>
+    <w:pPr>
+      <w:tabs>
+        <w:tab w:val="left" w:pos="916"/>
+        <w:tab w:val="left" w:pos="1832"/>
+        <w:tab w:val="left" w:pos="2748"/>
+        <w:tab w:val="left" w:pos="3664"/>
+        <w:tab w:val="left" w:pos="4580"/>
+        <w:tab w:val="left" w:pos="5496"/>
+        <w:tab w:val="left" w:pos="6412"/>
+        <w:tab w:val="left" w:pos="7328"/>
+        <w:tab w:val="left" w:pos="8244"/>
+        <w:tab w:val="left" w:pos="9160"/>
+        <w:tab w:val="left" w:pos="10076"/>
+        <w:tab w:val="left" w:pos="10992"/>
+        <w:tab w:val="left" w:pos="11908"/>
+        <w:tab w:val="left" w:pos="12824"/>
+        <w:tab w:val="left" w:pos="13740"/>
+        <w:tab w:val="left" w:pos="14656"/>
+      </w:tabs>
+      <w:spacing w:after="0" w:line="240" w:lineRule="auto"/>
+    </w:pPr>
+    <w:rPr>
+      <w:rFonts w:ascii="Courier New" w:eastAsia="Times New Roman" w:hAnsi="Courier New" w:cs="Courier New"/>
+      <w:kern w:val="0"/>
+      <w:sz w:val="20"/>
+      <w:szCs w:val="20"/>
+      <w:lang w:eastAsia="en-GB"/>
+      <w14:ligatures w14:val="none"/>
+    </w:rPr>
+  </w:style>
+  <w:style w:type="character" w:customStyle="1" w:styleId="HTMLPreformattedChar">
+    <w:name w:val="HTML Preformatted Char"/>
+    <w:basedOn w:val="DefaultParagraphFont"/>
+    <w:link w:val="HTMLPreformatted"/>
+    <w:uiPriority w:val="99"/>
+    <w:semiHidden/>
+    <w:rsid w:val="00881379"/>
+    <w:rPr>
+      <w:rFonts w:ascii="Courier New" w:eastAsia="Times New Roman" w:hAnsi="Courier New" w:cs="Courier New"/>
+      <w:kern w:val="0"/>
+      <w:sz w:val="20"/>
+      <w:szCs w:val="20"/>
+      <w:lang w:eastAsia="en-GB"/>
+      <w14:ligatures w14:val="none"/>
+    </w:rPr>
+  </w:style>
+  <w:style w:type="character" w:styleId="HTMLCode">
+    <w:name w:val="HTML Code"/>
+    <w:basedOn w:val="DefaultParagraphFont"/>
+    <w:uiPriority w:val="99"/>
+    <w:semiHidden/>
+    <w:unhideWhenUsed/>
+    <w:rsid w:val="00881379"/>
+    <w:rPr>
+      <w:rFonts w:ascii="Courier New" w:eastAsia="Times New Roman" w:hAnsi="Courier New" w:cs="Courier New"/>
+      <w:sz w:val="20"/>
+      <w:szCs w:val="20"/>
     </w:rPr>
   </w:style>
 </w:styles>
